--- a/MLE_Batch_Quality_Report.docx
+++ b/MLE_Batch_Quality_Report.docx
@@ -1,6 +1,6 @@
 
 <file path=word/document.xml><?xml version="1.0" encoding="utf-8"?>
-<w:document xmlns:wpc="http://schemas.microsoft.com/office/word/2010/wordprocessingCanvas" xmlns:mc="http://schemas.openxmlformats.org/markup-compatibility/2006" xmlns:o="urn:schemas-microsoft-com:office:office" xmlns:r="http://schemas.openxmlformats.org/officeDocument/2006/relationships" xmlns:m="http://schemas.openxmlformats.org/officeDocument/2006/math" xmlns:v="urn:schemas-microsoft-com:vml" xmlns:wp14="http://schemas.microsoft.com/office/word/2010/wordprocessingDrawing" xmlns:wp="http://schemas.openxmlformats.org/drawingml/2006/wordprocessingDrawing" xmlns:w10="urn:schemas-microsoft-com:office:word" xmlns:w="http://schemas.openxmlformats.org/wordprocessingml/2006/main" xmlns:w14="http://schemas.microsoft.com/office/word/2010/wordml" xmlns:w15="http://schemas.microsoft.com/office/word/2012/wordml" xmlns:wpg="http://schemas.microsoft.com/office/word/2010/wordprocessingGroup" xmlns:wpi="http://schemas.microsoft.com/office/word/2010/wordprocessingInk" xmlns:wne="http://schemas.microsoft.com/office/word/2006/wordml" xmlns:wps="http://schemas.microsoft.com/office/word/2010/wordprocessingShape" xmlns:cx="http://schemas.microsoft.com/office/drawing/2014/chartex" xmlns:cx1="http://schemas.microsoft.com/office/drawing/2015/9/8/chartex" xmlns:cx2="http://schemas.microsoft.com/office/drawing/2015/10/21/chartex" xmlns:cx3="http://schemas.microsoft.com/office/drawing/2016/5/9/chartex" xmlns:cx4="http://schemas.microsoft.com/office/drawing/2016/5/10/chartex" xmlns:cx5="http://schemas.microsoft.com/office/drawing/2016/5/11/chartex" xmlns:cx6="http://schemas.microsoft.com/office/drawing/2016/5/12/chartex" xmlns:cx7="http://schemas.microsoft.com/office/drawing/2016/5/13/chartex" xmlns:cx8="http://schemas.microsoft.com/office/drawing/2016/5/14/chartex" xmlns:aink="http://schemas.microsoft.com/office/drawing/2016/ink" xmlns:am3d="http://schemas.microsoft.com/office/drawing/2017/model3d" xmlns:w16cex="http://schemas.microsoft.com/office/word/2018/wordml/cex" xmlns:w16cid="http://schemas.microsoft.com/office/word/2016/wordml/cid" xmlns:w16="http://schemas.microsoft.com/office/word/2018/wordml" xmlns:w16sdtdh="http://schemas.microsoft.com/office/word/2020/wordml/sdtdatahash" xmlns:w16se="http://schemas.microsoft.com/office/word/2015/wordml/symex" mc:Ignorable="w14 w15 wp14">
+<w:document xmlns:wpc="http://schemas.microsoft.com/office/word/2010/wordprocessingCanvas" xmlns:cx="http://schemas.microsoft.com/office/drawing/2014/chartex" xmlns:mc="http://schemas.openxmlformats.org/markup-compatibility/2006" xmlns:o="urn:schemas-microsoft-com:office:office" xmlns:r="http://schemas.openxmlformats.org/officeDocument/2006/relationships" xmlns:m="http://schemas.openxmlformats.org/officeDocument/2006/math" xmlns:v="urn:schemas-microsoft-com:vml" xmlns:wp14="http://schemas.microsoft.com/office/word/2010/wordprocessingDrawing" xmlns:wp="http://schemas.openxmlformats.org/drawingml/2006/wordprocessingDrawing" xmlns:w10="urn:schemas-microsoft-com:office:word" xmlns:w="http://schemas.openxmlformats.org/wordprocessingml/2006/main" xmlns:w14="http://schemas.microsoft.com/office/word/2010/wordml" xmlns:w15="http://schemas.microsoft.com/office/word/2012/wordml" xmlns:w16se="http://schemas.microsoft.com/office/word/2015/wordml/symex" xmlns:wpg="http://schemas.microsoft.com/office/word/2010/wordprocessingGroup" xmlns:wpi="http://schemas.microsoft.com/office/word/2010/wordprocessingInk" xmlns:wne="http://schemas.microsoft.com/office/word/2006/wordml" xmlns:wps="http://schemas.microsoft.com/office/word/2010/wordprocessingShape" mc:Ignorable="w14 w15 w16se wp14">
   <w:body>
     <w:p>
       <w:pPr>
@@ -15,7 +15,7 @@
           <w:sz w:val="44"/>
           <w:szCs w:val="44"/>
         </w:rPr>
-        <w:t xml:space="preserve">MAXIMUM LIKELIHOOD ESTIMATION</w:t>
+        <w:t>MAXIMUM LIKELIHOOD ESTIMATION</w:t>
       </w:r>
     </w:p>
     <w:p>
@@ -31,12 +31,12 @@
           <w:sz w:val="30"/>
           <w:szCs w:val="30"/>
         </w:rPr>
-        <w:t xml:space="preserve">Estimating the Probability of Batch Quality Compliance</w:t>
-      </w:r>
-    </w:p>
-    <w:p>
-      <w:pPr>
-        <w:spacing w:after="800" w:before="100"/>
+        <w:t>Estimating the Probability of Batch Quality Compliance</w:t>
+      </w:r>
+    </w:p>
+    <w:p>
+      <w:pPr>
+        <w:spacing w:before="100" w:after="800"/>
         <w:jc w:val="center"/>
       </w:pPr>
       <w:r>
@@ -47,7 +47,7 @@
           <w:sz w:val="24"/>
           <w:szCs w:val="24"/>
         </w:rPr>
-        <w:t xml:space="preserve">A Case Study in Food-Processing Quality Control</w:t>
+        <w:t>A Case Study in Food-Processing Quality Control</w:t>
       </w:r>
     </w:p>
     <w:p>
@@ -60,7 +60,7 @@
           <w:sz w:val="22"/>
           <w:szCs w:val="22"/>
         </w:rPr>
-        <w:t xml:space="preserve">Submitted as part of the Applied Statistics / Machine Learning Coursework</w:t>
+        <w:t>Submitted as part of the Applied Statistics / Machine Learning Coursework</w:t>
       </w:r>
     </w:p>
     <w:p>
@@ -75,7 +75,7 @@
           <w:sz w:val="22"/>
           <w:szCs w:val="22"/>
         </w:rPr>
-        <w:t xml:space="preserve">Topic: Maximum Likelihood Estimation</w:t>
+        <w:t>Topic: Maximum Likelihood Estimation</w:t>
       </w:r>
     </w:p>
     <w:p>
@@ -90,7 +90,27 @@
           <w:sz w:val="22"/>
           <w:szCs w:val="22"/>
         </w:rPr>
-        <w:t xml:space="preserve">Submitted By:</w:t>
+        <w:t xml:space="preserve">Submitted </w:t>
+      </w:r>
+      <w:proofErr w:type="gramStart"/>
+      <w:r>
+        <w:rPr>
+          <w:b/>
+          <w:bCs/>
+          <w:sz w:val="22"/>
+          <w:szCs w:val="22"/>
+        </w:rPr>
+        <w:t>By</w:t>
+      </w:r>
+      <w:proofErr w:type="gramEnd"/>
+      <w:r>
+        <w:rPr>
+          <w:b/>
+          <w:bCs/>
+          <w:sz w:val="22"/>
+          <w:szCs w:val="22"/>
+        </w:rPr>
+        <w:t>:</w:t>
       </w:r>
     </w:p>
     <w:p>
@@ -98,12 +118,37 @@
         <w:spacing w:before="80"/>
         <w:jc w:val="center"/>
       </w:pPr>
-      <w:r>
-        <w:rPr>
-          <w:sz w:val="22"/>
-          <w:szCs w:val="22"/>
-        </w:rPr>
-        <w:t xml:space="preserve">[Student Name]</w:t>
+      <w:proofErr w:type="spellStart"/>
+      <w:r>
+        <w:rPr>
+          <w:sz w:val="22"/>
+          <w:szCs w:val="22"/>
+        </w:rPr>
+        <w:t>Dhanush</w:t>
+      </w:r>
+      <w:proofErr w:type="spellEnd"/>
+      <w:r>
+        <w:rPr>
+          <w:sz w:val="22"/>
+          <w:szCs w:val="22"/>
+        </w:rPr>
+        <w:t xml:space="preserve"> </w:t>
+      </w:r>
+      <w:proofErr w:type="spellStart"/>
+      <w:r>
+        <w:rPr>
+          <w:sz w:val="22"/>
+          <w:szCs w:val="22"/>
+        </w:rPr>
+        <w:t>Balaji</w:t>
+      </w:r>
+      <w:proofErr w:type="spellEnd"/>
+      <w:r>
+        <w:rPr>
+          <w:sz w:val="22"/>
+          <w:szCs w:val="22"/>
+        </w:rPr>
+        <w:t xml:space="preserve"> S</w:t>
       </w:r>
     </w:p>
     <w:p>
@@ -116,7 +161,7 @@
           <w:sz w:val="22"/>
           <w:szCs w:val="22"/>
         </w:rPr>
-        <w:t xml:space="preserve">[Roll No. / Student ID]</w:t>
+        <w:t>VH14111/113024148016</w:t>
       </w:r>
     </w:p>
     <w:p>
@@ -125,24 +170,7 @@
         <w:jc w:val="center"/>
       </w:pPr>
       <w:r>
-        <w:rPr>
-          <w:sz w:val="22"/>
-          <w:szCs w:val="22"/>
-        </w:rPr>
-        <w:t xml:space="preserve">[Course Name &amp; Code]</w:t>
-      </w:r>
-    </w:p>
-    <w:p>
-      <w:pPr>
-        <w:spacing w:before="40"/>
-        <w:jc w:val="center"/>
-      </w:pPr>
-      <w:r>
-        <w:rPr>
-          <w:sz w:val="22"/>
-          <w:szCs w:val="22"/>
-        </w:rPr>
-        <w:t xml:space="preserve">[Department, Institution Name]</w:t>
+        <w:t>21ML53T – DEEP LEARNING ESSENTIALS</w:t>
       </w:r>
     </w:p>
     <w:p>
@@ -155,7 +183,7 @@
           <w:sz w:val="22"/>
           <w:szCs w:val="22"/>
         </w:rPr>
-        <w:t xml:space="preserve">Date: 31 August 2026</w:t>
+        <w:t>Date: 31 August 2026</w:t>
       </w:r>
     </w:p>
     <w:p>
@@ -166,27 +194,41 @@
       <w:r>
         <w:rPr>
           <w:color w:val="0563C1"/>
-          <w:sz w:val="20"/>
-          <w:szCs w:val="20"/>
           <w:u w:val="single"/>
         </w:rPr>
-        <w:t xml:space="preserve">GitHub Repository: https://github.com/&lt;your-username&gt;/batch-quality-mle-project</w:t>
+        <w:t>GitHub Reposito</w:t>
+      </w:r>
+      <w:r>
+        <w:rPr>
+          <w:color w:val="0563C1"/>
+          <w:u w:val="single"/>
+        </w:rPr>
+        <w:t xml:space="preserve">ry: </w:t>
+      </w:r>
+      <w:r>
+        <w:rPr>
+          <w:color w:val="0563C1"/>
+          <w:u w:val="single"/>
+        </w:rPr>
+        <w:t>https://github.com/vh14111-gif/batch-quality-mle-project</w:t>
       </w:r>
     </w:p>
     <w:p>
       <w:pPr>
         <w:sectPr>
-          <w:pgSz w:w="12240" w:h="15840" w:orient="portrait"/>
+          <w:pgSz w:w="12240" w:h="15840"/>
           <w:pgMar w:top="1440" w:right="1440" w:bottom="1440" w:left="1440" w:header="708" w:footer="708" w:gutter="0"/>
-          <w:pgNumType/>
+          <w:cols w:space="720"/>
           <w:docGrid w:linePitch="360"/>
         </w:sectPr>
       </w:pPr>
+      <w:bookmarkStart w:id="0" w:name="_GoBack"/>
+      <w:bookmarkEnd w:id="0"/>
     </w:p>
     <w:p>
       <w:pPr>
         <w:pStyle w:val="Heading1"/>
-        <w:spacing w:after="200" w:before="300"/>
+        <w:spacing w:before="300" w:after="200"/>
       </w:pPr>
       <w:r>
         <w:rPr>
@@ -196,37 +238,40 @@
           <w:sz w:val="28"/>
           <w:szCs w:val="28"/>
         </w:rPr>
-        <w:t xml:space="preserve">2. Problem Statement</w:t>
-      </w:r>
-    </w:p>
-    <w:p>
-      <w:pPr>
-        <w:spacing w:after="160" w:line="300"/>
-      </w:pPr>
-      <w:r>
-        <w:rPr>
-          <w:sz w:val="22"/>
-          <w:szCs w:val="22"/>
-        </w:rPr>
-        <w:t xml:space="preserve">A food-processing laboratory routinely tests batches of manufactured product to verify whether each batch meets a defined quality standard. Every tested batch produces a binary outcome: it either “meets” the standard (Pass) or “fails” to meet it (Fail). The laboratory wants to estimate the true underlying probability, p, that a randomly produced batch meets the quality standard.</w:t>
-      </w:r>
-    </w:p>
-    <w:p>
-      <w:pPr>
-        <w:spacing w:after="160" w:line="300"/>
-      </w:pPr>
-      <w:r>
-        <w:rPr>
-          <w:sz w:val="22"/>
-          <w:szCs w:val="22"/>
-        </w:rPr>
-        <w:t xml:space="preserve">Three candidate probability estimates have been proposed for p, based on different assumptions or prior experience. The task is to use the observed batch-quality data to statistically evaluate these three candidates by computing their likelihood under the data, and to determine which candidate best explains what was actually observed. This is a classic application of Maximum Likelihood Estimation (MLE) to Bernoulli/Binomial data.</w:t>
+        <w:lastRenderedPageBreak/>
+        <w:t>2. Problem Statement</w:t>
+      </w:r>
+    </w:p>
+    <w:p>
+      <w:pPr>
+        <w:spacing w:after="160" w:line="300" w:lineRule="auto"/>
+        <w:jc w:val="both"/>
+      </w:pPr>
+      <w:r>
+        <w:rPr>
+          <w:sz w:val="22"/>
+          <w:szCs w:val="22"/>
+        </w:rPr>
+        <w:t>A food-processing laboratory routinely tests batches of manufactured product to verify whether each batch meets a defined quality standard. Every tested batch produces a binary outcome: it either “meets” the standard (Pass) or “fails” to meet it (Fail). The laboratory wants to estimate the true underlying probability, p, that a randomly produced batch meets the quality standard.</w:t>
+      </w:r>
+    </w:p>
+    <w:p>
+      <w:pPr>
+        <w:spacing w:after="160" w:line="300" w:lineRule="auto"/>
+        <w:jc w:val="both"/>
+      </w:pPr>
+      <w:r>
+        <w:rPr>
+          <w:sz w:val="22"/>
+          <w:szCs w:val="22"/>
+        </w:rPr>
+        <w:t>Three candidate probability estimates have been proposed for p, based on different assumptions or prior experience. The task is to use the observed batch-quality data to statistically evaluate these three candidates by computing their likelihood under the data, and to determine which candidate best explains what was actually observed. This is a classic application of Maximum Likelihood Estimation (MLE) to Bernoulli/Binomial data.</w:t>
       </w:r>
     </w:p>
     <w:p>
       <w:pPr>
         <w:pStyle w:val="Heading1"/>
-        <w:spacing w:after="200" w:before="300"/>
+        <w:spacing w:before="300" w:after="200"/>
       </w:pPr>
       <w:r>
         <w:rPr>
@@ -236,7 +281,7 @@
           <w:sz w:val="28"/>
           <w:szCs w:val="28"/>
         </w:rPr>
-        <w:t xml:space="preserve">3. Objective</w:t>
+        <w:t>3. Objective</w:t>
       </w:r>
     </w:p>
     <w:p>
@@ -247,13 +292,14 @@
           <w:numId w:val="2"/>
         </w:numPr>
         <w:spacing w:after="80"/>
-      </w:pPr>
-      <w:r>
-        <w:rPr>
-          <w:sz w:val="22"/>
-          <w:szCs w:val="22"/>
-        </w:rPr>
-        <w:t xml:space="preserve">To model the batch-quality outcomes as independent Bernoulli trials with an unknown probability of success p.</w:t>
+        <w:jc w:val="both"/>
+      </w:pPr>
+      <w:r>
+        <w:rPr>
+          <w:sz w:val="22"/>
+          <w:szCs w:val="22"/>
+        </w:rPr>
+        <w:t>To model the batch-quality outcomes as independent Bernoulli trials with an unknown probability of success p.</w:t>
       </w:r>
     </w:p>
     <w:p>
@@ -264,13 +310,14 @@
           <w:numId w:val="2"/>
         </w:numPr>
         <w:spacing w:after="80"/>
-      </w:pPr>
-      <w:r>
-        <w:rPr>
-          <w:sz w:val="22"/>
-          <w:szCs w:val="22"/>
-        </w:rPr>
-        <w:t xml:space="preserve">To implement the Maximum Likelihood Estimation technique on the observed batch-quality dataset.</w:t>
+        <w:jc w:val="both"/>
+      </w:pPr>
+      <w:r>
+        <w:rPr>
+          <w:sz w:val="22"/>
+          <w:szCs w:val="22"/>
+        </w:rPr>
+        <w:t>To implement the Maximum Likelihood Estimation technique on the observed batch-quality dataset.</w:t>
       </w:r>
     </w:p>
     <w:p>
@@ -281,13 +328,14 @@
           <w:numId w:val="2"/>
         </w:numPr>
         <w:spacing w:after="80"/>
-      </w:pPr>
-      <w:r>
-        <w:rPr>
-          <w:sz w:val="22"/>
-          <w:szCs w:val="22"/>
-        </w:rPr>
-        <w:t xml:space="preserve">To compute and compare the likelihood and log-likelihood of three candidate probability estimates.</w:t>
+        <w:jc w:val="both"/>
+      </w:pPr>
+      <w:r>
+        <w:rPr>
+          <w:sz w:val="22"/>
+          <w:szCs w:val="22"/>
+        </w:rPr>
+        <w:t>To compute and compare the likelihood and log-likelihood of three candidate probability estimates.</w:t>
       </w:r>
     </w:p>
     <w:p>
@@ -298,13 +346,14 @@
           <w:numId w:val="2"/>
         </w:numPr>
         <w:spacing w:after="80"/>
-      </w:pPr>
-      <w:r>
-        <w:rPr>
-          <w:sz w:val="22"/>
-          <w:szCs w:val="22"/>
-        </w:rPr>
-        <w:t xml:space="preserve">To identify, using likelihood comparison, which candidate estimate best represents the observed data.</w:t>
+        <w:jc w:val="both"/>
+      </w:pPr>
+      <w:r>
+        <w:rPr>
+          <w:sz w:val="22"/>
+          <w:szCs w:val="22"/>
+        </w:rPr>
+        <w:t>To identify, using likelihood comparison, which candidate estimate best represents the observed data.</w:t>
       </w:r>
     </w:p>
     <w:p>
@@ -315,19 +364,20 @@
           <w:numId w:val="2"/>
         </w:numPr>
         <w:spacing w:after="80"/>
-      </w:pPr>
-      <w:r>
-        <w:rPr>
-          <w:sz w:val="22"/>
-          <w:szCs w:val="22"/>
-        </w:rPr>
-        <w:t xml:space="preserve">To validate the result against the closed-form analytical MLE solution for Bernoulli data.</w:t>
+        <w:jc w:val="both"/>
+      </w:pPr>
+      <w:r>
+        <w:rPr>
+          <w:sz w:val="22"/>
+          <w:szCs w:val="22"/>
+        </w:rPr>
+        <w:t>To validate the result against the closed-form analytical MLE solution for Bernoulli data.</w:t>
       </w:r>
     </w:p>
     <w:p>
       <w:pPr>
         <w:pStyle w:val="Heading1"/>
-        <w:spacing w:after="200" w:before="300"/>
+        <w:spacing w:before="300" w:after="200"/>
       </w:pPr>
       <w:r>
         <w:rPr>
@@ -337,63 +387,111 @@
           <w:sz w:val="28"/>
           <w:szCs w:val="28"/>
         </w:rPr>
-        <w:t xml:space="preserve">4. Concept Used</w:t>
+        <w:t>4. Concept Used</w:t>
       </w:r>
     </w:p>
     <w:p>
       <w:pPr>
         <w:pStyle w:val="Heading2"/>
-        <w:spacing w:after="120" w:before="200"/>
+        <w:spacing w:before="200" w:after="120"/>
       </w:pPr>
       <w:r>
         <w:rPr>
           <w:b/>
           <w:bCs/>
-          <w:color w:val="2E74B5"/>
           <w:sz w:val="24"/>
           <w:szCs w:val="24"/>
         </w:rPr>
-        <w:t xml:space="preserve">4.1 Maximum Likelihood Estimation (MLE)</w:t>
-      </w:r>
-    </w:p>
-    <w:p>
-      <w:pPr>
-        <w:spacing w:after="160" w:line="300"/>
-      </w:pPr>
-      <w:r>
-        <w:rPr>
-          <w:sz w:val="22"/>
-          <w:szCs w:val="22"/>
-        </w:rPr>
-        <w:t xml:space="preserve">Maximum Likelihood Estimation is a method of estimating the parameters of a statistical model by finding the parameter value(s) that maximize the likelihood of observing the given data. Given a probability model with parameter θ and observed data X, the likelihood function L(θ) = P(X | θ) measures how probable the observed data is for a given value of θ. The MLE is the value θ̂ that maximizes L(θ).</w:t>
+        <w:t>4.1 Maximum Likelihood Estimation (MLE)</w:t>
+      </w:r>
+    </w:p>
+    <w:p>
+      <w:pPr>
+        <w:spacing w:after="160" w:line="300" w:lineRule="auto"/>
+        <w:jc w:val="both"/>
+      </w:pPr>
+      <w:r>
+        <w:rPr>
+          <w:sz w:val="22"/>
+          <w:szCs w:val="22"/>
+        </w:rPr>
+        <w:t xml:space="preserve">Maximum Likelihood Estimation is a method of estimating the parameters of a statistical model by finding the parameter value(s) that maximize the likelihood of observing the given data. Given a probability model with parameter θ and observed data X, the likelihood function L(θ) = </w:t>
+      </w:r>
+      <w:proofErr w:type="gramStart"/>
+      <w:r>
+        <w:rPr>
+          <w:sz w:val="22"/>
+          <w:szCs w:val="22"/>
+        </w:rPr>
+        <w:t>P(</w:t>
+      </w:r>
+      <w:proofErr w:type="gramEnd"/>
+      <w:r>
+        <w:rPr>
+          <w:sz w:val="22"/>
+          <w:szCs w:val="22"/>
+        </w:rPr>
+        <w:t>X | θ) measures how probable the observed data is for a given value of θ. The MLE is the value θ̂ that maximizes L(θ).</w:t>
       </w:r>
     </w:p>
     <w:p>
       <w:pPr>
         <w:pStyle w:val="Heading2"/>
-        <w:spacing w:after="120" w:before="200"/>
+        <w:spacing w:before="200" w:after="120"/>
       </w:pPr>
       <w:r>
         <w:rPr>
           <w:b/>
           <w:bCs/>
-          <w:color w:val="2E74B5"/>
           <w:sz w:val="24"/>
           <w:szCs w:val="24"/>
         </w:rPr>
-        <w:t xml:space="preserve">4.2 Bernoulli / Binomial Model</w:t>
-      </w:r>
-    </w:p>
-    <w:p>
-      <w:pPr>
-        <w:spacing w:after="160" w:line="300"/>
-      </w:pPr>
-      <w:r>
-        <w:rPr>
-          <w:sz w:val="22"/>
-          <w:szCs w:val="22"/>
-        </w:rPr>
-        <w:t xml:space="preserve">Each batch-quality test is modeled as a Bernoulli trial, taking the value 1 if the batch meets the standard (Pass) and 0 otherwise (Fail), with an unknown success probability p. For n independent batches with k observed passes, the number of passes follows a Binomial distribution, and the likelihood function is:</w:t>
+        <w:t>4.2 Bernoulli / Binomial Model</w:t>
+      </w:r>
+    </w:p>
+    <w:p>
+      <w:pPr>
+        <w:spacing w:after="160" w:line="300" w:lineRule="auto"/>
+        <w:jc w:val="both"/>
+      </w:pPr>
+      <w:r>
+        <w:rPr>
+          <w:sz w:val="22"/>
+          <w:szCs w:val="22"/>
+        </w:rPr>
+        <w:t xml:space="preserve">Each batch-quality test is </w:t>
+      </w:r>
+      <w:proofErr w:type="spellStart"/>
+      <w:r>
+        <w:rPr>
+          <w:sz w:val="22"/>
+          <w:szCs w:val="22"/>
+        </w:rPr>
+        <w:t>modeled</w:t>
+      </w:r>
+      <w:proofErr w:type="spellEnd"/>
+      <w:r>
+        <w:rPr>
+          <w:sz w:val="22"/>
+          <w:szCs w:val="22"/>
+        </w:rPr>
+        <w:t xml:space="preserve"> as a Bernoulli trial, taking the value 1 if the batch meets the standard (Pass) and 0 otherwise (Fail), with an unknown success probability p. For </w:t>
+      </w:r>
+      <w:proofErr w:type="spellStart"/>
+      <w:r>
+        <w:rPr>
+          <w:sz w:val="22"/>
+          <w:szCs w:val="22"/>
+        </w:rPr>
+        <w:t>n</w:t>
+      </w:r>
+      <w:proofErr w:type="spellEnd"/>
+      <w:r>
+        <w:rPr>
+          <w:sz w:val="22"/>
+          <w:szCs w:val="22"/>
+        </w:rPr>
+        <w:t xml:space="preserve"> independent batches with k observed passes, the number of passes follows a Binomial distribution, and the likelihood function is:</w:t>
       </w:r>
     </w:p>
     <w:p>
@@ -410,26 +508,9 @@
           <w:sz w:val="24"/>
           <w:szCs w:val="24"/>
         </w:rPr>
-        <w:t xml:space="preserve">L(p) = C(n, k) · pᵏ · (1 − p)ⁿ⁻ᵏ</w:t>
-      </w:r>
-    </w:p>
-    <w:p>
-      <w:pPr>
-        <w:spacing w:after="160" w:line="300"/>
-      </w:pPr>
-      <w:r>
-        <w:rPr>
-          <w:sz w:val="22"/>
-          <w:szCs w:val="22"/>
-        </w:rPr>
-        <w:t xml:space="preserve">Taking the natural logarithm gives the log-likelihood, which is easier to work with:</w:t>
-      </w:r>
-    </w:p>
-    <w:p>
-      <w:pPr>
-        <w:spacing w:after="160"/>
-        <w:jc w:val="center"/>
-      </w:pPr>
+        <w:t xml:space="preserve">L(p) = </w:t>
+      </w:r>
+      <w:proofErr w:type="gramStart"/>
       <w:r>
         <w:rPr>
           <w:b/>
@@ -439,25 +520,115 @@
           <w:sz w:val="24"/>
           <w:szCs w:val="24"/>
         </w:rPr>
-        <w:t xml:space="preserve">log L(p) = log C(n, k) + k·log(p) + (n − k)·log(1 − p)</w:t>
-      </w:r>
-    </w:p>
-    <w:p>
-      <w:pPr>
-        <w:spacing w:after="160" w:line="300"/>
-      </w:pPr>
-      <w:r>
-        <w:rPr>
-          <w:sz w:val="22"/>
-          <w:szCs w:val="22"/>
-        </w:rPr>
-        <w:t xml:space="preserve">Differentiating log L(p) with respect to p and setting the derivative to zero yields the closed-form analytical MLE: p̂ = k / n, the sample proportion of passing batches. This is the value of p that maximizes the likelihood among all possible values of p.</w:t>
+        <w:t>C(</w:t>
+      </w:r>
+      <w:proofErr w:type="gramEnd"/>
+      <w:r>
+        <w:rPr>
+          <w:b/>
+          <w:bCs/>
+          <w:i/>
+          <w:iCs/>
+          <w:sz w:val="24"/>
+          <w:szCs w:val="24"/>
+        </w:rPr>
+        <w:t>n, k) · pᵏ · (1 − p)ⁿ⁻ᵏ</w:t>
+      </w:r>
+    </w:p>
+    <w:p>
+      <w:pPr>
+        <w:spacing w:after="160" w:line="300" w:lineRule="auto"/>
+      </w:pPr>
+      <w:r>
+        <w:rPr>
+          <w:sz w:val="22"/>
+          <w:szCs w:val="22"/>
+        </w:rPr>
+        <w:t>Taking the natural logarithm gives the log-likelihood, which is easier to work with:</w:t>
+      </w:r>
+    </w:p>
+    <w:p>
+      <w:pPr>
+        <w:spacing w:after="160"/>
+        <w:jc w:val="center"/>
+      </w:pPr>
+      <w:r>
+        <w:rPr>
+          <w:b/>
+          <w:bCs/>
+          <w:i/>
+          <w:iCs/>
+          <w:sz w:val="24"/>
+          <w:szCs w:val="24"/>
+        </w:rPr>
+        <w:t xml:space="preserve">log L(p) = log </w:t>
+      </w:r>
+      <w:proofErr w:type="gramStart"/>
+      <w:r>
+        <w:rPr>
+          <w:b/>
+          <w:bCs/>
+          <w:i/>
+          <w:iCs/>
+          <w:sz w:val="24"/>
+          <w:szCs w:val="24"/>
+        </w:rPr>
+        <w:t>C(</w:t>
+      </w:r>
+      <w:proofErr w:type="gramEnd"/>
+      <w:r>
+        <w:rPr>
+          <w:b/>
+          <w:bCs/>
+          <w:i/>
+          <w:iCs/>
+          <w:sz w:val="24"/>
+          <w:szCs w:val="24"/>
+        </w:rPr>
+        <w:t xml:space="preserve">n, k) + </w:t>
+      </w:r>
+      <w:proofErr w:type="spellStart"/>
+      <w:r>
+        <w:rPr>
+          <w:b/>
+          <w:bCs/>
+          <w:i/>
+          <w:iCs/>
+          <w:sz w:val="24"/>
+          <w:szCs w:val="24"/>
+        </w:rPr>
+        <w:t>k·log</w:t>
+      </w:r>
+      <w:proofErr w:type="spellEnd"/>
+      <w:r>
+        <w:rPr>
+          <w:b/>
+          <w:bCs/>
+          <w:i/>
+          <w:iCs/>
+          <w:sz w:val="24"/>
+          <w:szCs w:val="24"/>
+        </w:rPr>
+        <w:t>(p) + (n − k)·log(1 − p)</w:t>
+      </w:r>
+    </w:p>
+    <w:p>
+      <w:pPr>
+        <w:spacing w:after="160" w:line="300" w:lineRule="auto"/>
+        <w:jc w:val="both"/>
+      </w:pPr>
+      <w:r>
+        <w:rPr>
+          <w:sz w:val="22"/>
+          <w:szCs w:val="22"/>
+        </w:rPr>
+        <w:t>Differentiating log L(p) with respect to p and setting the derivative to zero yields the closed-form analytical MLE: p̂ = k / n, the sample proportion of passing batches. This is the value of p that maximizes the likelihood among all possible values of p.</w:t>
       </w:r>
     </w:p>
     <w:p>
       <w:pPr>
         <w:pStyle w:val="Heading1"/>
-        <w:spacing w:after="200" w:before="300"/>
+        <w:spacing w:before="300" w:after="200"/>
       </w:pPr>
       <w:r>
         <w:rPr>
@@ -467,7 +638,8 @@
           <w:sz w:val="28"/>
           <w:szCs w:val="28"/>
         </w:rPr>
-        <w:t xml:space="preserve">5. Methodology / Working Steps</w:t>
+        <w:lastRenderedPageBreak/>
+        <w:t>5. Methodology / Working Steps</w:t>
       </w:r>
     </w:p>
     <w:p>
@@ -478,13 +650,14 @@
           <w:numId w:val="3"/>
         </w:numPr>
         <w:spacing w:after="80"/>
-      </w:pPr>
-      <w:r>
-        <w:rPr>
-          <w:sz w:val="22"/>
-          <w:szCs w:val="22"/>
-        </w:rPr>
-        <w:t xml:space="preserve">Data Collection: Record the Pass/Fail outcome of each tested batch (n = 40 batches; k = number that Pass).</w:t>
+        <w:jc w:val="both"/>
+      </w:pPr>
+      <w:r>
+        <w:rPr>
+          <w:sz w:val="22"/>
+          <w:szCs w:val="22"/>
+        </w:rPr>
+        <w:t>Data Collection: Record the Pass/Fail outcome of each tested batch (n = 40 batches; k = number that Pass).</w:t>
       </w:r>
     </w:p>
     <w:p>
@@ -495,13 +668,14 @@
           <w:numId w:val="3"/>
         </w:numPr>
         <w:spacing w:after="80"/>
-      </w:pPr>
-      <w:r>
-        <w:rPr>
-          <w:sz w:val="22"/>
-          <w:szCs w:val="22"/>
-        </w:rPr>
-        <w:t xml:space="preserve">Data Encoding: Represent each outcome as a binary value (1 = Pass, 0 = Fail) and store it in a CSV dataset.</w:t>
+        <w:jc w:val="both"/>
+      </w:pPr>
+      <w:r>
+        <w:rPr>
+          <w:sz w:val="22"/>
+          <w:szCs w:val="22"/>
+        </w:rPr>
+        <w:t>Data Encoding: Represent each outcome as a binary value (1 = Pass, 0 = Fail) and store it in a CSV dataset.</w:t>
       </w:r>
     </w:p>
     <w:p>
@@ -512,13 +686,32 @@
           <w:numId w:val="3"/>
         </w:numPr>
         <w:spacing w:after="80"/>
-      </w:pPr>
-      <w:r>
-        <w:rPr>
-          <w:sz w:val="22"/>
-          <w:szCs w:val="22"/>
-        </w:rPr>
-        <w:t xml:space="preserve">Define the Likelihood Function: Implement L(p) = C(n,k)·pᵏ·(1-p)ⁿ⁻ᵏ and its log form in Python.</w:t>
+        <w:jc w:val="both"/>
+      </w:pPr>
+      <w:r>
+        <w:rPr>
+          <w:sz w:val="22"/>
+          <w:szCs w:val="22"/>
+        </w:rPr>
+        <w:t>Define the Likelihood Function: Implement L(p) = C(</w:t>
+      </w:r>
+      <w:proofErr w:type="spellStart"/>
+      <w:proofErr w:type="gramStart"/>
+      <w:r>
+        <w:rPr>
+          <w:sz w:val="22"/>
+          <w:szCs w:val="22"/>
+        </w:rPr>
+        <w:t>n,k</w:t>
+      </w:r>
+      <w:proofErr w:type="spellEnd"/>
+      <w:proofErr w:type="gramEnd"/>
+      <w:r>
+        <w:rPr>
+          <w:sz w:val="22"/>
+          <w:szCs w:val="22"/>
+        </w:rPr>
+        <w:t>)·pᵏ·(1-p)ⁿ⁻ᵏ and its log form in Python.</w:t>
       </w:r>
     </w:p>
     <w:p>
@@ -529,13 +722,14 @@
           <w:numId w:val="3"/>
         </w:numPr>
         <w:spacing w:after="80"/>
-      </w:pPr>
-      <w:r>
-        <w:rPr>
-          <w:sz w:val="22"/>
-          <w:szCs w:val="22"/>
-        </w:rPr>
-        <w:t xml:space="preserve">Propose Candidate Estimates: Three candidate values of p are proposed — Candidate A (p = 0.50, a naive 50/50 guess), Candidate B (p = 0.60, a conservative estimate), and Candidate C (p = k/n, the sample proportion observed in the data).</w:t>
+        <w:jc w:val="both"/>
+      </w:pPr>
+      <w:r>
+        <w:rPr>
+          <w:sz w:val="22"/>
+          <w:szCs w:val="22"/>
+        </w:rPr>
+        <w:t>Propose Candidate Estimates: Three candidate values of p are proposed — Candidate A (p = 0.50, a naive 50/50 guess), Candidate B (p = 0.60, a conservative estimate), and Candidate C (p = k/n, the sample proportion observed in the data).</w:t>
       </w:r>
     </w:p>
     <w:p>
@@ -546,13 +740,14 @@
           <w:numId w:val="3"/>
         </w:numPr>
         <w:spacing w:after="80"/>
-      </w:pPr>
-      <w:r>
-        <w:rPr>
-          <w:sz w:val="22"/>
-          <w:szCs w:val="22"/>
-        </w:rPr>
-        <w:t xml:space="preserve">Compute Likelihood for Each Candidate: Evaluate L(p) and log L(p) at each candidate value of p using the observed n and k.</w:t>
+        <w:jc w:val="both"/>
+      </w:pPr>
+      <w:r>
+        <w:rPr>
+          <w:sz w:val="22"/>
+          <w:szCs w:val="22"/>
+        </w:rPr>
+        <w:t>Compute Likelihood for Each Candidate: Evaluate L(p) and log L(p) at each candidate value of p using the observed n and k.</w:t>
       </w:r>
     </w:p>
     <w:p>
@@ -563,13 +758,14 @@
           <w:numId w:val="3"/>
         </w:numPr>
         <w:spacing w:after="80"/>
-      </w:pPr>
-      <w:r>
-        <w:rPr>
-          <w:sz w:val="22"/>
-          <w:szCs w:val="22"/>
-        </w:rPr>
-        <w:t xml:space="preserve">Compute the Analytical MLE: Calculate p̂ = k/n directly and verify it produces the maximum likelihood value.</w:t>
+        <w:jc w:val="both"/>
+      </w:pPr>
+      <w:r>
+        <w:rPr>
+          <w:sz w:val="22"/>
+          <w:szCs w:val="22"/>
+        </w:rPr>
+        <w:t>Compute the Analytical MLE: Calculate p̂ = k/n directly and verify it produces the maximum likelihood value.</w:t>
       </w:r>
     </w:p>
     <w:p>
@@ -580,13 +776,14 @@
           <w:numId w:val="3"/>
         </w:numPr>
         <w:spacing w:after="80"/>
-      </w:pPr>
-      <w:r>
-        <w:rPr>
-          <w:sz w:val="22"/>
-          <w:szCs w:val="22"/>
-        </w:rPr>
-        <w:t xml:space="preserve">Compare and Visualize: Plot the full likelihood curve over p ∈ [0,1], mark each candidate and the MLE, and compare log-likelihood values using a bar chart.</w:t>
+        <w:jc w:val="both"/>
+      </w:pPr>
+      <w:r>
+        <w:rPr>
+          <w:sz w:val="22"/>
+          <w:szCs w:val="22"/>
+        </w:rPr>
+        <w:t>Compare and Visualize: Plot the full likelihood curve over p ∈ [0,1], mark each candidate and the MLE, and compare log-likelihood values using a bar chart.</w:t>
       </w:r>
     </w:p>
     <w:p>
@@ -597,19 +794,20 @@
           <w:numId w:val="3"/>
         </w:numPr>
         <w:spacing w:after="80"/>
-      </w:pPr>
-      <w:r>
-        <w:rPr>
-          <w:sz w:val="22"/>
-          <w:szCs w:val="22"/>
-        </w:rPr>
-        <w:t xml:space="preserve">Conclusion: Select the candidate with the highest likelihood as the one that best represents the observed data.</w:t>
+        <w:jc w:val="both"/>
+      </w:pPr>
+      <w:r>
+        <w:rPr>
+          <w:sz w:val="22"/>
+          <w:szCs w:val="22"/>
+        </w:rPr>
+        <w:t>Conclusion: Select the candidate with the highest likelihood as the one that best represents the observed data.</w:t>
       </w:r>
     </w:p>
     <w:p>
       <w:pPr>
         <w:pStyle w:val="Heading1"/>
-        <w:spacing w:after="200" w:before="300"/>
+        <w:spacing w:before="300" w:after="200"/>
       </w:pPr>
       <w:r>
         <w:rPr>
@@ -619,23 +817,22 @@
           <w:sz w:val="28"/>
           <w:szCs w:val="28"/>
         </w:rPr>
-        <w:t xml:space="preserve">6. Implementation</w:t>
+        <w:t>6. Implementation</w:t>
       </w:r>
     </w:p>
     <w:p>
       <w:pPr>
         <w:pStyle w:val="Heading2"/>
-        <w:spacing w:after="120" w:before="200"/>
+        <w:spacing w:before="200" w:after="120"/>
       </w:pPr>
       <w:r>
         <w:rPr>
           <w:b/>
           <w:bCs/>
-          <w:color w:val="2E74B5"/>
           <w:sz w:val="24"/>
           <w:szCs w:val="24"/>
         </w:rPr>
-        <w:t xml:space="preserve">6.1 Tools &amp; Libraries</w:t>
+        <w:t>6.1 Tools &amp; Libraries</w:t>
       </w:r>
     </w:p>
     <w:p>
@@ -652,7 +849,7 @@
           <w:sz w:val="22"/>
           <w:szCs w:val="22"/>
         </w:rPr>
-        <w:t xml:space="preserve">Python 3.12</w:t>
+        <w:t>Python 3.12</w:t>
       </w:r>
     </w:p>
     <w:p>
@@ -664,12 +861,21 @@
         </w:numPr>
         <w:spacing w:after="80"/>
       </w:pPr>
-      <w:r>
-        <w:rPr>
-          <w:sz w:val="22"/>
-          <w:szCs w:val="22"/>
-        </w:rPr>
-        <w:t xml:space="preserve">NumPy — numerical computation</w:t>
+      <w:proofErr w:type="spellStart"/>
+      <w:r>
+        <w:rPr>
+          <w:sz w:val="22"/>
+          <w:szCs w:val="22"/>
+        </w:rPr>
+        <w:t>NumPy</w:t>
+      </w:r>
+      <w:proofErr w:type="spellEnd"/>
+      <w:r>
+        <w:rPr>
+          <w:sz w:val="22"/>
+          <w:szCs w:val="22"/>
+        </w:rPr>
+        <w:t xml:space="preserve"> — numerical computation</w:t>
       </w:r>
     </w:p>
     <w:p>
@@ -686,7 +892,7 @@
           <w:sz w:val="22"/>
           <w:szCs w:val="22"/>
         </w:rPr>
-        <w:t xml:space="preserve">Pandas — data handling (CSV dataset)</w:t>
+        <w:t>Pandas — data handling (CSV dataset)</w:t>
       </w:r>
     </w:p>
     <w:p>
@@ -698,12 +904,21 @@
         </w:numPr>
         <w:spacing w:after="80"/>
       </w:pPr>
-      <w:r>
-        <w:rPr>
-          <w:sz w:val="22"/>
-          <w:szCs w:val="22"/>
-        </w:rPr>
-        <w:t xml:space="preserve">Matplotlib — visualization of likelihood curves and comparisons</w:t>
+      <w:proofErr w:type="spellStart"/>
+      <w:r>
+        <w:rPr>
+          <w:sz w:val="22"/>
+          <w:szCs w:val="22"/>
+        </w:rPr>
+        <w:t>Matplotlib</w:t>
+      </w:r>
+      <w:proofErr w:type="spellEnd"/>
+      <w:r>
+        <w:rPr>
+          <w:sz w:val="22"/>
+          <w:szCs w:val="22"/>
+        </w:rPr>
+        <w:t xml:space="preserve"> — visualization of likelihood curves and comparisons</w:t>
       </w:r>
     </w:p>
     <w:p>
@@ -715,12 +930,46 @@
         </w:numPr>
         <w:spacing w:after="80"/>
       </w:pPr>
-      <w:r>
-        <w:rPr>
-          <w:sz w:val="22"/>
-          <w:szCs w:val="22"/>
-        </w:rPr>
-        <w:t xml:space="preserve">SciPy (scipy.special.comb) — binomial coefficient computation</w:t>
+      <w:proofErr w:type="spellStart"/>
+      <w:r>
+        <w:rPr>
+          <w:sz w:val="22"/>
+          <w:szCs w:val="22"/>
+        </w:rPr>
+        <w:t>SciPy</w:t>
+      </w:r>
+      <w:proofErr w:type="spellEnd"/>
+      <w:r>
+        <w:rPr>
+          <w:sz w:val="22"/>
+          <w:szCs w:val="22"/>
+        </w:rPr>
+        <w:t xml:space="preserve"> (</w:t>
+      </w:r>
+      <w:proofErr w:type="spellStart"/>
+      <w:proofErr w:type="gramStart"/>
+      <w:r>
+        <w:rPr>
+          <w:sz w:val="22"/>
+          <w:szCs w:val="22"/>
+        </w:rPr>
+        <w:t>scipy.special</w:t>
+      </w:r>
+      <w:proofErr w:type="gramEnd"/>
+      <w:r>
+        <w:rPr>
+          <w:sz w:val="22"/>
+          <w:szCs w:val="22"/>
+        </w:rPr>
+        <w:t>.comb</w:t>
+      </w:r>
+      <w:proofErr w:type="spellEnd"/>
+      <w:r>
+        <w:rPr>
+          <w:sz w:val="22"/>
+          <w:szCs w:val="22"/>
+        </w:rPr>
+        <w:t>) — binomial coefficient computation</w:t>
       </w:r>
     </w:p>
     <w:p>
@@ -732,529 +981,749 @@
         </w:numPr>
         <w:spacing w:after="80"/>
       </w:pPr>
-      <w:r>
-        <w:rPr>
-          <w:sz w:val="22"/>
-          <w:szCs w:val="22"/>
-        </w:rPr>
-        <w:t xml:space="preserve">Jupyter Notebook — interactive analysis</w:t>
+      <w:proofErr w:type="spellStart"/>
+      <w:r>
+        <w:rPr>
+          <w:sz w:val="22"/>
+          <w:szCs w:val="22"/>
+        </w:rPr>
+        <w:t>Jupyter</w:t>
+      </w:r>
+      <w:proofErr w:type="spellEnd"/>
+      <w:r>
+        <w:rPr>
+          <w:sz w:val="22"/>
+          <w:szCs w:val="22"/>
+        </w:rPr>
+        <w:t xml:space="preserve"> Notebook — interactive analysis</w:t>
       </w:r>
     </w:p>
     <w:p>
       <w:pPr>
         <w:pStyle w:val="Heading2"/>
-        <w:spacing w:after="120" w:before="200"/>
+        <w:spacing w:before="200" w:after="120"/>
       </w:pPr>
       <w:r>
         <w:rPr>
           <w:b/>
           <w:bCs/>
-          <w:color w:val="2E74B5"/>
           <w:sz w:val="24"/>
           <w:szCs w:val="24"/>
         </w:rPr>
-        <w:t xml:space="preserve">6.2 Source Code / GitHub Repository</w:t>
-      </w:r>
-    </w:p>
-    <w:p>
-      <w:pPr>
-        <w:spacing w:after="160" w:line="300"/>
-      </w:pPr>
-      <w:r>
-        <w:rPr>
-          <w:sz w:val="22"/>
-          <w:szCs w:val="22"/>
-        </w:rPr>
-        <w:t xml:space="preserve">The complete, runnable project (dataset, source code, notebook, results and this report) is organized as a GitHub-style repository:</w:t>
-      </w:r>
-    </w:p>
-    <w:p>
-      <w:pPr>
-        <w:shd w:fill="F2F2F2" w:val="clear"/>
-        <w:spacing w:after="0"/>
-      </w:pPr>
-      <w:r>
-        <w:rPr>
-          <w:rFonts w:ascii="Consolas" w:cs="Consolas" w:eastAsia="Consolas" w:hAnsi="Consolas"/>
+        <w:t>6.2 Source Code / GitHub Repository</w:t>
+      </w:r>
+    </w:p>
+    <w:p>
+      <w:pPr>
+        <w:spacing w:after="160" w:line="300" w:lineRule="auto"/>
+      </w:pPr>
+      <w:r>
+        <w:rPr>
+          <w:sz w:val="22"/>
+          <w:szCs w:val="22"/>
+        </w:rPr>
+        <w:t>The complete, runnable project (dataset, source code, notebook, results and this report) is organized as a GitHub-style repository:</w:t>
+      </w:r>
+    </w:p>
+    <w:p>
+      <w:pPr>
+        <w:shd w:val="clear" w:color="auto" w:fill="F2F2F2"/>
+      </w:pPr>
+      <w:r>
+        <w:rPr>
+          <w:rFonts w:ascii="Consolas" w:eastAsia="Consolas" w:hAnsi="Consolas" w:cs="Consolas"/>
           <w:color w:val="1B1B1B"/>
           <w:sz w:val="18"/>
           <w:szCs w:val="18"/>
         </w:rPr>
-        <w:t xml:space="preserve">batch-quality-mle-project/</w:t>
-      </w:r>
-    </w:p>
-    <w:p>
-      <w:pPr>
-        <w:shd w:fill="F2F2F2" w:val="clear"/>
-        <w:spacing w:after="0"/>
-      </w:pPr>
-      <w:r>
-        <w:rPr>
-          <w:rFonts w:ascii="Consolas" w:cs="Consolas" w:eastAsia="Consolas" w:hAnsi="Consolas"/>
+        <w:t>batch-quality-</w:t>
+      </w:r>
+      <w:proofErr w:type="spellStart"/>
+      <w:r>
+        <w:rPr>
+          <w:rFonts w:ascii="Consolas" w:eastAsia="Consolas" w:hAnsi="Consolas" w:cs="Consolas"/>
           <w:color w:val="1B1B1B"/>
           <w:sz w:val="18"/>
           <w:szCs w:val="18"/>
         </w:rPr>
-        <w:t xml:space="preserve">├── README.md</w:t>
-      </w:r>
-    </w:p>
-    <w:p>
-      <w:pPr>
-        <w:shd w:fill="F2F2F2" w:val="clear"/>
-        <w:spacing w:after="0"/>
-      </w:pPr>
-      <w:r>
-        <w:rPr>
-          <w:rFonts w:ascii="Consolas" w:cs="Consolas" w:eastAsia="Consolas" w:hAnsi="Consolas"/>
+        <w:t>mle</w:t>
+      </w:r>
+      <w:proofErr w:type="spellEnd"/>
+      <w:r>
+        <w:rPr>
+          <w:rFonts w:ascii="Consolas" w:eastAsia="Consolas" w:hAnsi="Consolas" w:cs="Consolas"/>
           <w:color w:val="1B1B1B"/>
           <w:sz w:val="18"/>
           <w:szCs w:val="18"/>
         </w:rPr>
-        <w:t xml:space="preserve">├── requirements.txt</w:t>
-      </w:r>
-    </w:p>
-    <w:p>
-      <w:pPr>
-        <w:shd w:fill="F2F2F2" w:val="clear"/>
-        <w:spacing w:after="0"/>
-      </w:pPr>
-      <w:r>
-        <w:rPr>
-          <w:rFonts w:ascii="Consolas" w:cs="Consolas" w:eastAsia="Consolas" w:hAnsi="Consolas"/>
+        <w:t>-project/</w:t>
+      </w:r>
+    </w:p>
+    <w:p>
+      <w:pPr>
+        <w:shd w:val="clear" w:color="auto" w:fill="F2F2F2"/>
+      </w:pPr>
+      <w:r>
+        <w:rPr>
+          <w:rFonts w:ascii="Consolas" w:eastAsia="Consolas" w:hAnsi="Consolas" w:cs="Consolas"/>
           <w:color w:val="1B1B1B"/>
           <w:sz w:val="18"/>
           <w:szCs w:val="18"/>
         </w:rPr>
-        <w:t xml:space="preserve">├── dataset/</w:t>
-      </w:r>
-    </w:p>
-    <w:p>
-      <w:pPr>
-        <w:shd w:fill="F2F2F2" w:val="clear"/>
-        <w:spacing w:after="0"/>
-      </w:pPr>
-      <w:r>
-        <w:rPr>
-          <w:rFonts w:ascii="Consolas" w:cs="Consolas" w:eastAsia="Consolas" w:hAnsi="Consolas"/>
+        <w:t>├── README.md</w:t>
+      </w:r>
+    </w:p>
+    <w:p>
+      <w:pPr>
+        <w:shd w:val="clear" w:color="auto" w:fill="F2F2F2"/>
+      </w:pPr>
+      <w:r>
+        <w:rPr>
+          <w:rFonts w:ascii="Consolas" w:eastAsia="Consolas" w:hAnsi="Consolas" w:cs="Consolas"/>
           <w:color w:val="1B1B1B"/>
           <w:sz w:val="18"/>
           <w:szCs w:val="18"/>
         </w:rPr>
-        <w:t xml:space="preserve">│   └── batch_quality_data.csv</w:t>
-      </w:r>
-    </w:p>
-    <w:p>
-      <w:pPr>
-        <w:shd w:fill="F2F2F2" w:val="clear"/>
-        <w:spacing w:after="0"/>
-      </w:pPr>
-      <w:r>
-        <w:rPr>
-          <w:rFonts w:ascii="Consolas" w:cs="Consolas" w:eastAsia="Consolas" w:hAnsi="Consolas"/>
+        <w:t>├── requirements.txt</w:t>
+      </w:r>
+    </w:p>
+    <w:p>
+      <w:pPr>
+        <w:shd w:val="clear" w:color="auto" w:fill="F2F2F2"/>
+      </w:pPr>
+      <w:r>
+        <w:rPr>
+          <w:rFonts w:ascii="Consolas" w:eastAsia="Consolas" w:hAnsi="Consolas" w:cs="Consolas"/>
           <w:color w:val="1B1B1B"/>
           <w:sz w:val="18"/>
           <w:szCs w:val="18"/>
         </w:rPr>
-        <w:t xml:space="preserve">├── src/</w:t>
-      </w:r>
-    </w:p>
-    <w:p>
-      <w:pPr>
-        <w:shd w:fill="F2F2F2" w:val="clear"/>
-        <w:spacing w:after="0"/>
-      </w:pPr>
-      <w:r>
-        <w:rPr>
-          <w:rFonts w:ascii="Consolas" w:cs="Consolas" w:eastAsia="Consolas" w:hAnsi="Consolas"/>
+        <w:t>├── dataset/</w:t>
+      </w:r>
+    </w:p>
+    <w:p>
+      <w:pPr>
+        <w:shd w:val="clear" w:color="auto" w:fill="F2F2F2"/>
+      </w:pPr>
+      <w:r>
+        <w:rPr>
+          <w:rFonts w:ascii="Consolas" w:eastAsia="Consolas" w:hAnsi="Consolas" w:cs="Consolas"/>
           <w:color w:val="1B1B1B"/>
           <w:sz w:val="18"/>
           <w:szCs w:val="18"/>
         </w:rPr>
-        <w:t xml:space="preserve">│   ├── generate_dataset.py</w:t>
-      </w:r>
-    </w:p>
-    <w:p>
-      <w:pPr>
-        <w:shd w:fill="F2F2F2" w:val="clear"/>
-        <w:spacing w:after="0"/>
-      </w:pPr>
-      <w:r>
-        <w:rPr>
-          <w:rFonts w:ascii="Consolas" w:cs="Consolas" w:eastAsia="Consolas" w:hAnsi="Consolas"/>
+        <w:t>│   └── batch_quality_data.csv</w:t>
+      </w:r>
+    </w:p>
+    <w:p>
+      <w:pPr>
+        <w:shd w:val="clear" w:color="auto" w:fill="F2F2F2"/>
+      </w:pPr>
+      <w:r>
+        <w:rPr>
+          <w:rFonts w:ascii="Consolas" w:eastAsia="Consolas" w:hAnsi="Consolas" w:cs="Consolas"/>
           <w:color w:val="1B1B1B"/>
           <w:sz w:val="18"/>
           <w:szCs w:val="18"/>
         </w:rPr>
-        <w:t xml:space="preserve">│   └── mle_batch_quality.py</w:t>
-      </w:r>
-    </w:p>
-    <w:p>
-      <w:pPr>
-        <w:shd w:fill="F2F2F2" w:val="clear"/>
-        <w:spacing w:after="0"/>
-      </w:pPr>
-      <w:r>
-        <w:rPr>
-          <w:rFonts w:ascii="Consolas" w:cs="Consolas" w:eastAsia="Consolas" w:hAnsi="Consolas"/>
+        <w:t xml:space="preserve">├── </w:t>
+      </w:r>
+      <w:proofErr w:type="spellStart"/>
+      <w:r>
+        <w:rPr>
+          <w:rFonts w:ascii="Consolas" w:eastAsia="Consolas" w:hAnsi="Consolas" w:cs="Consolas"/>
           <w:color w:val="1B1B1B"/>
           <w:sz w:val="18"/>
           <w:szCs w:val="18"/>
         </w:rPr>
-        <w:t xml:space="preserve">├── notebooks/</w:t>
-      </w:r>
-    </w:p>
-    <w:p>
-      <w:pPr>
-        <w:shd w:fill="F2F2F2" w:val="clear"/>
-        <w:spacing w:after="0"/>
-      </w:pPr>
-      <w:r>
-        <w:rPr>
-          <w:rFonts w:ascii="Consolas" w:cs="Consolas" w:eastAsia="Consolas" w:hAnsi="Consolas"/>
+        <w:t>src</w:t>
+      </w:r>
+      <w:proofErr w:type="spellEnd"/>
+      <w:r>
+        <w:rPr>
+          <w:rFonts w:ascii="Consolas" w:eastAsia="Consolas" w:hAnsi="Consolas" w:cs="Consolas"/>
           <w:color w:val="1B1B1B"/>
           <w:sz w:val="18"/>
           <w:szCs w:val="18"/>
         </w:rPr>
-        <w:t xml:space="preserve">│   └── MLE_Analysis.ipynb</w:t>
-      </w:r>
-    </w:p>
-    <w:p>
-      <w:pPr>
-        <w:shd w:fill="F2F2F2" w:val="clear"/>
-        <w:spacing w:after="0"/>
-      </w:pPr>
-      <w:r>
-        <w:rPr>
-          <w:rFonts w:ascii="Consolas" w:cs="Consolas" w:eastAsia="Consolas" w:hAnsi="Consolas"/>
+        <w:t>/</w:t>
+      </w:r>
+    </w:p>
+    <w:p>
+      <w:pPr>
+        <w:shd w:val="clear" w:color="auto" w:fill="F2F2F2"/>
+      </w:pPr>
+      <w:r>
+        <w:rPr>
+          <w:rFonts w:ascii="Consolas" w:eastAsia="Consolas" w:hAnsi="Consolas" w:cs="Consolas"/>
           <w:color w:val="1B1B1B"/>
           <w:sz w:val="18"/>
           <w:szCs w:val="18"/>
         </w:rPr>
-        <w:t xml:space="preserve">├── results/</w:t>
-      </w:r>
-    </w:p>
-    <w:p>
-      <w:pPr>
-        <w:shd w:fill="F2F2F2" w:val="clear"/>
-        <w:spacing w:after="0"/>
-      </w:pPr>
-      <w:r>
-        <w:rPr>
-          <w:rFonts w:ascii="Consolas" w:cs="Consolas" w:eastAsia="Consolas" w:hAnsi="Consolas"/>
+        <w:t>│   ├── generate_dataset.py</w:t>
+      </w:r>
+    </w:p>
+    <w:p>
+      <w:pPr>
+        <w:shd w:val="clear" w:color="auto" w:fill="F2F2F2"/>
+      </w:pPr>
+      <w:r>
+        <w:rPr>
+          <w:rFonts w:ascii="Consolas" w:eastAsia="Consolas" w:hAnsi="Consolas" w:cs="Consolas"/>
           <w:color w:val="1B1B1B"/>
           <w:sz w:val="18"/>
           <w:szCs w:val="18"/>
         </w:rPr>
-        <w:t xml:space="preserve">│   ├── likelihood_curve.png</w:t>
-      </w:r>
-    </w:p>
-    <w:p>
-      <w:pPr>
-        <w:shd w:fill="F2F2F2" w:val="clear"/>
-        <w:spacing w:after="0"/>
-      </w:pPr>
-      <w:r>
-        <w:rPr>
-          <w:rFonts w:ascii="Consolas" w:cs="Consolas" w:eastAsia="Consolas" w:hAnsi="Consolas"/>
+        <w:t>│   └── mle_batch_quality.py</w:t>
+      </w:r>
+    </w:p>
+    <w:p>
+      <w:pPr>
+        <w:shd w:val="clear" w:color="auto" w:fill="F2F2F2"/>
+      </w:pPr>
+      <w:r>
+        <w:rPr>
+          <w:rFonts w:ascii="Consolas" w:eastAsia="Consolas" w:hAnsi="Consolas" w:cs="Consolas"/>
           <w:color w:val="1B1B1B"/>
           <w:sz w:val="18"/>
           <w:szCs w:val="18"/>
         </w:rPr>
-        <w:t xml:space="preserve">│   ├── loglikelihood_comparison.png</w:t>
-      </w:r>
-    </w:p>
-    <w:p>
-      <w:pPr>
-        <w:shd w:fill="F2F2F2" w:val="clear"/>
-        <w:spacing w:after="0"/>
-      </w:pPr>
-      <w:r>
-        <w:rPr>
-          <w:rFonts w:ascii="Consolas" w:cs="Consolas" w:eastAsia="Consolas" w:hAnsi="Consolas"/>
+        <w:t>├── notebooks/</w:t>
+      </w:r>
+    </w:p>
+    <w:p>
+      <w:pPr>
+        <w:shd w:val="clear" w:color="auto" w:fill="F2F2F2"/>
+      </w:pPr>
+      <w:r>
+        <w:rPr>
+          <w:rFonts w:ascii="Consolas" w:eastAsia="Consolas" w:hAnsi="Consolas" w:cs="Consolas"/>
           <w:color w:val="1B1B1B"/>
           <w:sz w:val="18"/>
           <w:szCs w:val="18"/>
         </w:rPr>
-        <w:t xml:space="preserve">│   └── mle_summary.csv</w:t>
-      </w:r>
-    </w:p>
-    <w:p>
-      <w:pPr>
-        <w:shd w:fill="F2F2F2" w:val="clear"/>
-        <w:spacing w:after="0"/>
-      </w:pPr>
-      <w:r>
-        <w:rPr>
-          <w:rFonts w:ascii="Consolas" w:cs="Consolas" w:eastAsia="Consolas" w:hAnsi="Consolas"/>
+        <w:t xml:space="preserve">│   └── </w:t>
+      </w:r>
+      <w:proofErr w:type="spellStart"/>
+      <w:r>
+        <w:rPr>
+          <w:rFonts w:ascii="Consolas" w:eastAsia="Consolas" w:hAnsi="Consolas" w:cs="Consolas"/>
           <w:color w:val="1B1B1B"/>
           <w:sz w:val="18"/>
           <w:szCs w:val="18"/>
         </w:rPr>
-        <w:t xml:space="preserve">└── screenshots/</w:t>
-      </w:r>
-    </w:p>
-    <w:p>
-      <w:pPr>
-        <w:shd w:fill="F2F2F2" w:val="clear"/>
-        <w:spacing w:after="0"/>
-      </w:pPr>
-      <w:r>
-        <w:rPr>
-          <w:rFonts w:ascii="Consolas" w:cs="Consolas" w:eastAsia="Consolas" w:hAnsi="Consolas"/>
+        <w:t>MLE_Analysis.ipynb</w:t>
+      </w:r>
+      <w:proofErr w:type="spellEnd"/>
+    </w:p>
+    <w:p>
+      <w:pPr>
+        <w:shd w:val="clear" w:color="auto" w:fill="F2F2F2"/>
+      </w:pPr>
+      <w:r>
+        <w:rPr>
+          <w:rFonts w:ascii="Consolas" w:eastAsia="Consolas" w:hAnsi="Consolas" w:cs="Consolas"/>
           <w:color w:val="1B1B1B"/>
           <w:sz w:val="18"/>
           <w:szCs w:val="18"/>
         </w:rPr>
-        <w:t xml:space="preserve">    └── output.png</w:t>
-      </w:r>
-    </w:p>
-    <w:p>
-      <w:pPr>
-        <w:spacing w:after="160" w:before="160"/>
-      </w:pPr>
-      <w:r>
-        <w:rPr>
-          <w:sz w:val="22"/>
-          <w:szCs w:val="22"/>
-        </w:rPr>
-        <w:t xml:space="preserve">Repository link: https://github.com/&lt;your-username&gt;/batch-quality-mle-project</w:t>
-      </w:r>
-    </w:p>
-    <w:p>
-      <w:pPr>
-        <w:spacing w:after="160" w:line="300"/>
-      </w:pPr>
-      <w:r>
-        <w:rPr>
-          <w:sz w:val="22"/>
-          <w:szCs w:val="22"/>
-        </w:rPr>
-        <w:t xml:space="preserve">Core likelihood function implemented in src/mle_batch_quality.py:</w:t>
-      </w:r>
-    </w:p>
-    <w:p>
-      <w:pPr>
-        <w:shd w:fill="F2F2F2" w:val="clear"/>
-        <w:spacing w:after="0"/>
-      </w:pPr>
-      <w:r>
-        <w:rPr>
-          <w:rFonts w:ascii="Consolas" w:cs="Consolas" w:eastAsia="Consolas" w:hAnsi="Consolas"/>
+        <w:t>├── results/</w:t>
+      </w:r>
+    </w:p>
+    <w:p>
+      <w:pPr>
+        <w:shd w:val="clear" w:color="auto" w:fill="F2F2F2"/>
+      </w:pPr>
+      <w:r>
+        <w:rPr>
+          <w:rFonts w:ascii="Consolas" w:eastAsia="Consolas" w:hAnsi="Consolas" w:cs="Consolas"/>
           <w:color w:val="1B1B1B"/>
           <w:sz w:val="18"/>
           <w:szCs w:val="18"/>
         </w:rPr>
-        <w:t xml:space="preserve">def likelihood(p, n, k):</w:t>
-      </w:r>
-    </w:p>
-    <w:p>
-      <w:pPr>
-        <w:shd w:fill="F2F2F2" w:val="clear"/>
-        <w:spacing w:after="0"/>
-      </w:pPr>
-      <w:r>
-        <w:rPr>
-          <w:rFonts w:ascii="Consolas" w:cs="Consolas" w:eastAsia="Consolas" w:hAnsi="Consolas"/>
+        <w:t>│   ├── likelihood_curve.png</w:t>
+      </w:r>
+    </w:p>
+    <w:p>
+      <w:pPr>
+        <w:shd w:val="clear" w:color="auto" w:fill="F2F2F2"/>
+      </w:pPr>
+      <w:r>
+        <w:rPr>
+          <w:rFonts w:ascii="Consolas" w:eastAsia="Consolas" w:hAnsi="Consolas" w:cs="Consolas"/>
           <w:color w:val="1B1B1B"/>
           <w:sz w:val="18"/>
           <w:szCs w:val="18"/>
         </w:rPr>
-        <w:t xml:space="preserve">    return comb(n, k) * (p ** k) * ((1 - p) ** (n - k))</w:t>
-      </w:r>
-    </w:p>
-    <w:p>
-      <w:pPr>
-        <w:shd w:fill="F2F2F2" w:val="clear"/>
-        <w:spacing w:after="0"/>
-      </w:pPr>
-      <w:r>
-        <w:rPr>
-          <w:rFonts w:ascii="Consolas" w:cs="Consolas" w:eastAsia="Consolas" w:hAnsi="Consolas"/>
+        <w:t>│   ├── loglikelihood_comparison.png</w:t>
+      </w:r>
+    </w:p>
+    <w:p>
+      <w:pPr>
+        <w:shd w:val="clear" w:color="auto" w:fill="F2F2F2"/>
+      </w:pPr>
+      <w:r>
+        <w:rPr>
+          <w:rFonts w:ascii="Consolas" w:eastAsia="Consolas" w:hAnsi="Consolas" w:cs="Consolas"/>
           <w:color w:val="1B1B1B"/>
           <w:sz w:val="18"/>
           <w:szCs w:val="18"/>
         </w:rPr>
-        <w:t xml:space="preserve"> </w:t>
-      </w:r>
-    </w:p>
-    <w:p>
-      <w:pPr>
-        <w:shd w:fill="F2F2F2" w:val="clear"/>
-        <w:spacing w:after="0"/>
-      </w:pPr>
-      <w:r>
-        <w:rPr>
-          <w:rFonts w:ascii="Consolas" w:cs="Consolas" w:eastAsia="Consolas" w:hAnsi="Consolas"/>
+        <w:t>│   └── mle_summary.csv</w:t>
+      </w:r>
+    </w:p>
+    <w:p>
+      <w:pPr>
+        <w:shd w:val="clear" w:color="auto" w:fill="F2F2F2"/>
+      </w:pPr>
+      <w:r>
+        <w:rPr>
+          <w:rFonts w:ascii="Consolas" w:eastAsia="Consolas" w:hAnsi="Consolas" w:cs="Consolas"/>
           <w:color w:val="1B1B1B"/>
           <w:sz w:val="18"/>
           <w:szCs w:val="18"/>
         </w:rPr>
-        <w:t xml:space="preserve">def log_likelihood(p, n, k):</w:t>
-      </w:r>
-    </w:p>
-    <w:p>
-      <w:pPr>
-        <w:shd w:fill="F2F2F2" w:val="clear"/>
-        <w:spacing w:after="0"/>
-      </w:pPr>
-      <w:r>
-        <w:rPr>
-          <w:rFonts w:ascii="Consolas" w:cs="Consolas" w:eastAsia="Consolas" w:hAnsi="Consolas"/>
+        <w:t>└── screenshots/</w:t>
+      </w:r>
+    </w:p>
+    <w:p>
+      <w:pPr>
+        <w:shd w:val="clear" w:color="auto" w:fill="F2F2F2"/>
+      </w:pPr>
+      <w:r>
+        <w:rPr>
+          <w:rFonts w:ascii="Consolas" w:eastAsia="Consolas" w:hAnsi="Consolas" w:cs="Consolas"/>
           <w:color w:val="1B1B1B"/>
           <w:sz w:val="18"/>
           <w:szCs w:val="18"/>
         </w:rPr>
-        <w:t xml:space="preserve">    eps = 1e-12</w:t>
-      </w:r>
-    </w:p>
-    <w:p>
-      <w:pPr>
-        <w:shd w:fill="F2F2F2" w:val="clear"/>
-        <w:spacing w:after="0"/>
-      </w:pPr>
-      <w:r>
-        <w:rPr>
-          <w:rFonts w:ascii="Consolas" w:cs="Consolas" w:eastAsia="Consolas" w:hAnsi="Consolas"/>
+        <w:lastRenderedPageBreak/>
+        <w:t xml:space="preserve">    └── output.png</w:t>
+      </w:r>
+    </w:p>
+    <w:p>
+      <w:pPr>
+        <w:spacing w:before="160" w:after="160"/>
+      </w:pPr>
+      <w:r>
+        <w:rPr>
+          <w:sz w:val="22"/>
+          <w:szCs w:val="22"/>
+        </w:rPr>
+        <w:t>Repository link: https://github.com/&lt;your-username&gt;/batch-quality-mle-project</w:t>
+      </w:r>
+    </w:p>
+    <w:p>
+      <w:pPr>
+        <w:spacing w:after="160" w:line="300" w:lineRule="auto"/>
+      </w:pPr>
+      <w:r>
+        <w:rPr>
+          <w:sz w:val="22"/>
+          <w:szCs w:val="22"/>
+        </w:rPr>
+        <w:t xml:space="preserve">Core likelihood function implemented in </w:t>
+      </w:r>
+      <w:proofErr w:type="spellStart"/>
+      <w:r>
+        <w:rPr>
+          <w:sz w:val="22"/>
+          <w:szCs w:val="22"/>
+        </w:rPr>
+        <w:t>src</w:t>
+      </w:r>
+      <w:proofErr w:type="spellEnd"/>
+      <w:r>
+        <w:rPr>
+          <w:sz w:val="22"/>
+          <w:szCs w:val="22"/>
+        </w:rPr>
+        <w:t>/mle_batch_quality.py:</w:t>
+      </w:r>
+    </w:p>
+    <w:p>
+      <w:pPr>
+        <w:shd w:val="clear" w:color="auto" w:fill="F2F2F2"/>
+      </w:pPr>
+      <w:proofErr w:type="spellStart"/>
+      <w:r>
+        <w:rPr>
+          <w:rFonts w:ascii="Consolas" w:eastAsia="Consolas" w:hAnsi="Consolas" w:cs="Consolas"/>
           <w:color w:val="1B1B1B"/>
           <w:sz w:val="18"/>
           <w:szCs w:val="18"/>
         </w:rPr>
-        <w:t xml:space="preserve">    p = np.clip(p, eps, 1 - eps)</w:t>
-      </w:r>
-    </w:p>
-    <w:p>
-      <w:pPr>
-        <w:shd w:fill="F2F2F2" w:val="clear"/>
-        <w:spacing w:after="0"/>
-      </w:pPr>
-      <w:r>
-        <w:rPr>
-          <w:rFonts w:ascii="Consolas" w:cs="Consolas" w:eastAsia="Consolas" w:hAnsi="Consolas"/>
+        <w:t>def</w:t>
+      </w:r>
+      <w:proofErr w:type="spellEnd"/>
+      <w:r>
+        <w:rPr>
+          <w:rFonts w:ascii="Consolas" w:eastAsia="Consolas" w:hAnsi="Consolas" w:cs="Consolas"/>
           <w:color w:val="1B1B1B"/>
           <w:sz w:val="18"/>
           <w:szCs w:val="18"/>
         </w:rPr>
-        <w:t xml:space="preserve">    return np.log(comb(n, k)) + k*np.log(p) + (n-k)*np.log(1-p)</w:t>
-      </w:r>
-    </w:p>
-    <w:p>
-      <w:pPr>
-        <w:shd w:fill="F2F2F2" w:val="clear"/>
-        <w:spacing w:after="0"/>
-      </w:pPr>
-      <w:r>
-        <w:rPr>
-          <w:rFonts w:ascii="Consolas" w:cs="Consolas" w:eastAsia="Consolas" w:hAnsi="Consolas"/>
+        <w:t xml:space="preserve"> </w:t>
+      </w:r>
+      <w:proofErr w:type="gramStart"/>
+      <w:r>
+        <w:rPr>
+          <w:rFonts w:ascii="Consolas" w:eastAsia="Consolas" w:hAnsi="Consolas" w:cs="Consolas"/>
           <w:color w:val="1B1B1B"/>
           <w:sz w:val="18"/>
           <w:szCs w:val="18"/>
         </w:rPr>
-        <w:t xml:space="preserve"> </w:t>
-      </w:r>
-    </w:p>
-    <w:p>
-      <w:pPr>
-        <w:shd w:fill="F2F2F2" w:val="clear"/>
-        <w:spacing w:after="0"/>
-      </w:pPr>
-      <w:r>
-        <w:rPr>
-          <w:rFonts w:ascii="Consolas" w:cs="Consolas" w:eastAsia="Consolas" w:hAnsi="Consolas"/>
+        <w:t>likelihood(</w:t>
+      </w:r>
+      <w:proofErr w:type="gramEnd"/>
+      <w:r>
+        <w:rPr>
+          <w:rFonts w:ascii="Consolas" w:eastAsia="Consolas" w:hAnsi="Consolas" w:cs="Consolas"/>
           <w:color w:val="1B1B1B"/>
           <w:sz w:val="18"/>
           <w:szCs w:val="18"/>
         </w:rPr>
-        <w:t xml:space="preserve">candidates = {</w:t>
-      </w:r>
-    </w:p>
-    <w:p>
-      <w:pPr>
-        <w:shd w:fill="F2F2F2" w:val="clear"/>
-        <w:spacing w:after="0"/>
-      </w:pPr>
-      <w:r>
-        <w:rPr>
-          <w:rFonts w:ascii="Consolas" w:cs="Consolas" w:eastAsia="Consolas" w:hAnsi="Consolas"/>
+        <w:t>p, n, k):</w:t>
+      </w:r>
+    </w:p>
+    <w:p>
+      <w:pPr>
+        <w:shd w:val="clear" w:color="auto" w:fill="F2F2F2"/>
+      </w:pPr>
+      <w:r>
+        <w:rPr>
+          <w:rFonts w:ascii="Consolas" w:eastAsia="Consolas" w:hAnsi="Consolas" w:cs="Consolas"/>
           <w:color w:val="1B1B1B"/>
           <w:sz w:val="18"/>
           <w:szCs w:val="18"/>
         </w:rPr>
-        <w:t xml:space="preserve">    'Candidate A (p=0.50)': 0.50,</w:t>
-      </w:r>
-    </w:p>
-    <w:p>
-      <w:pPr>
-        <w:shd w:fill="F2F2F2" w:val="clear"/>
-        <w:spacing w:after="0"/>
-      </w:pPr>
-      <w:r>
-        <w:rPr>
-          <w:rFonts w:ascii="Consolas" w:cs="Consolas" w:eastAsia="Consolas" w:hAnsi="Consolas"/>
+        <w:t xml:space="preserve">    return </w:t>
+      </w:r>
+      <w:proofErr w:type="gramStart"/>
+      <w:r>
+        <w:rPr>
+          <w:rFonts w:ascii="Consolas" w:eastAsia="Consolas" w:hAnsi="Consolas" w:cs="Consolas"/>
           <w:color w:val="1B1B1B"/>
           <w:sz w:val="18"/>
           <w:szCs w:val="18"/>
         </w:rPr>
-        <w:t xml:space="preserve">    'Candidate B (p=0.60)': 0.60,</w:t>
-      </w:r>
-    </w:p>
-    <w:p>
-      <w:pPr>
-        <w:shd w:fill="F2F2F2" w:val="clear"/>
-        <w:spacing w:after="0"/>
-      </w:pPr>
-      <w:r>
-        <w:rPr>
-          <w:rFonts w:ascii="Consolas" w:cs="Consolas" w:eastAsia="Consolas" w:hAnsi="Consolas"/>
+        <w:t>comb(</w:t>
+      </w:r>
+      <w:proofErr w:type="gramEnd"/>
+      <w:r>
+        <w:rPr>
+          <w:rFonts w:ascii="Consolas" w:eastAsia="Consolas" w:hAnsi="Consolas" w:cs="Consolas"/>
           <w:color w:val="1B1B1B"/>
           <w:sz w:val="18"/>
           <w:szCs w:val="18"/>
         </w:rPr>
-        <w:t xml:space="preserve">    'Candidate C (p=k/n)' : k / n,</w:t>
-      </w:r>
-    </w:p>
-    <w:p>
-      <w:pPr>
-        <w:shd w:fill="F2F2F2" w:val="clear"/>
-        <w:spacing w:after="0"/>
-      </w:pPr>
-      <w:r>
-        <w:rPr>
-          <w:rFonts w:ascii="Consolas" w:cs="Consolas" w:eastAsia="Consolas" w:hAnsi="Consolas"/>
+        <w:t>n, k) * (p ** k) * ((1 - p) ** (n - k))</w:t>
+      </w:r>
+    </w:p>
+    <w:p>
+      <w:pPr>
+        <w:shd w:val="clear" w:color="auto" w:fill="F2F2F2"/>
+      </w:pPr>
+      <w:r>
+        <w:rPr>
+          <w:rFonts w:ascii="Consolas" w:eastAsia="Consolas" w:hAnsi="Consolas" w:cs="Consolas"/>
           <w:color w:val="1B1B1B"/>
           <w:sz w:val="18"/>
           <w:szCs w:val="18"/>
         </w:rPr>
-        <w:t xml:space="preserve">}</w:t>
-      </w:r>
-    </w:p>
-    <w:p>
-      <w:pPr>
-        <w:shd w:fill="F2F2F2" w:val="clear"/>
-        <w:spacing w:after="0"/>
-      </w:pPr>
-      <w:r>
-        <w:rPr>
-          <w:rFonts w:ascii="Consolas" w:cs="Consolas" w:eastAsia="Consolas" w:hAnsi="Consolas"/>
+        <w:t xml:space="preserve"> </w:t>
+      </w:r>
+    </w:p>
+    <w:p>
+      <w:pPr>
+        <w:shd w:val="clear" w:color="auto" w:fill="F2F2F2"/>
+      </w:pPr>
+      <w:proofErr w:type="spellStart"/>
+      <w:r>
+        <w:rPr>
+          <w:rFonts w:ascii="Consolas" w:eastAsia="Consolas" w:hAnsi="Consolas" w:cs="Consolas"/>
           <w:color w:val="1B1B1B"/>
           <w:sz w:val="18"/>
           <w:szCs w:val="18"/>
         </w:rPr>
-        <w:t xml:space="preserve"> </w:t>
-      </w:r>
-    </w:p>
-    <w:p>
-      <w:pPr>
-        <w:shd w:fill="F2F2F2" w:val="clear"/>
-        <w:spacing w:after="0"/>
-      </w:pPr>
-      <w:r>
-        <w:rPr>
-          <w:rFonts w:ascii="Consolas" w:cs="Consolas" w:eastAsia="Consolas" w:hAnsi="Consolas"/>
+        <w:t>def</w:t>
+      </w:r>
+      <w:proofErr w:type="spellEnd"/>
+      <w:r>
+        <w:rPr>
+          <w:rFonts w:ascii="Consolas" w:eastAsia="Consolas" w:hAnsi="Consolas" w:cs="Consolas"/>
           <w:color w:val="1B1B1B"/>
           <w:sz w:val="18"/>
           <w:szCs w:val="18"/>
         </w:rPr>
-        <w:t xml:space="preserve">p_mle = k / n   # analytical MLE for Bernoulli/Binomial data</w:t>
+        <w:t xml:space="preserve"> </w:t>
+      </w:r>
+      <w:proofErr w:type="spellStart"/>
+      <w:r>
+        <w:rPr>
+          <w:rFonts w:ascii="Consolas" w:eastAsia="Consolas" w:hAnsi="Consolas" w:cs="Consolas"/>
+          <w:color w:val="1B1B1B"/>
+          <w:sz w:val="18"/>
+          <w:szCs w:val="18"/>
+        </w:rPr>
+        <w:t>log_</w:t>
+      </w:r>
+      <w:proofErr w:type="gramStart"/>
+      <w:r>
+        <w:rPr>
+          <w:rFonts w:ascii="Consolas" w:eastAsia="Consolas" w:hAnsi="Consolas" w:cs="Consolas"/>
+          <w:color w:val="1B1B1B"/>
+          <w:sz w:val="18"/>
+          <w:szCs w:val="18"/>
+        </w:rPr>
+        <w:t>likelihood</w:t>
+      </w:r>
+      <w:proofErr w:type="spellEnd"/>
+      <w:r>
+        <w:rPr>
+          <w:rFonts w:ascii="Consolas" w:eastAsia="Consolas" w:hAnsi="Consolas" w:cs="Consolas"/>
+          <w:color w:val="1B1B1B"/>
+          <w:sz w:val="18"/>
+          <w:szCs w:val="18"/>
+        </w:rPr>
+        <w:t>(</w:t>
+      </w:r>
+      <w:proofErr w:type="gramEnd"/>
+      <w:r>
+        <w:rPr>
+          <w:rFonts w:ascii="Consolas" w:eastAsia="Consolas" w:hAnsi="Consolas" w:cs="Consolas"/>
+          <w:color w:val="1B1B1B"/>
+          <w:sz w:val="18"/>
+          <w:szCs w:val="18"/>
+        </w:rPr>
+        <w:t>p, n, k):</w:t>
+      </w:r>
+    </w:p>
+    <w:p>
+      <w:pPr>
+        <w:shd w:val="clear" w:color="auto" w:fill="F2F2F2"/>
+      </w:pPr>
+      <w:r>
+        <w:rPr>
+          <w:rFonts w:ascii="Consolas" w:eastAsia="Consolas" w:hAnsi="Consolas" w:cs="Consolas"/>
+          <w:color w:val="1B1B1B"/>
+          <w:sz w:val="18"/>
+          <w:szCs w:val="18"/>
+        </w:rPr>
+        <w:t xml:space="preserve">    eps = 1e-12</w:t>
+      </w:r>
+    </w:p>
+    <w:p>
+      <w:pPr>
+        <w:shd w:val="clear" w:color="auto" w:fill="F2F2F2"/>
+      </w:pPr>
+      <w:r>
+        <w:rPr>
+          <w:rFonts w:ascii="Consolas" w:eastAsia="Consolas" w:hAnsi="Consolas" w:cs="Consolas"/>
+          <w:color w:val="1B1B1B"/>
+          <w:sz w:val="18"/>
+          <w:szCs w:val="18"/>
+        </w:rPr>
+        <w:t xml:space="preserve">    p = </w:t>
+      </w:r>
+      <w:proofErr w:type="spellStart"/>
+      <w:proofErr w:type="gramStart"/>
+      <w:r>
+        <w:rPr>
+          <w:rFonts w:ascii="Consolas" w:eastAsia="Consolas" w:hAnsi="Consolas" w:cs="Consolas"/>
+          <w:color w:val="1B1B1B"/>
+          <w:sz w:val="18"/>
+          <w:szCs w:val="18"/>
+        </w:rPr>
+        <w:t>np.clip</w:t>
+      </w:r>
+      <w:proofErr w:type="spellEnd"/>
+      <w:proofErr w:type="gramEnd"/>
+      <w:r>
+        <w:rPr>
+          <w:rFonts w:ascii="Consolas" w:eastAsia="Consolas" w:hAnsi="Consolas" w:cs="Consolas"/>
+          <w:color w:val="1B1B1B"/>
+          <w:sz w:val="18"/>
+          <w:szCs w:val="18"/>
+        </w:rPr>
+        <w:t>(p, eps, 1 - eps)</w:t>
+      </w:r>
+    </w:p>
+    <w:p>
+      <w:pPr>
+        <w:shd w:val="clear" w:color="auto" w:fill="F2F2F2"/>
+      </w:pPr>
+      <w:r>
+        <w:rPr>
+          <w:rFonts w:ascii="Consolas" w:eastAsia="Consolas" w:hAnsi="Consolas" w:cs="Consolas"/>
+          <w:color w:val="1B1B1B"/>
+          <w:sz w:val="18"/>
+          <w:szCs w:val="18"/>
+        </w:rPr>
+        <w:t xml:space="preserve">    return </w:t>
+      </w:r>
+      <w:proofErr w:type="gramStart"/>
+      <w:r>
+        <w:rPr>
+          <w:rFonts w:ascii="Consolas" w:eastAsia="Consolas" w:hAnsi="Consolas" w:cs="Consolas"/>
+          <w:color w:val="1B1B1B"/>
+          <w:sz w:val="18"/>
+          <w:szCs w:val="18"/>
+        </w:rPr>
+        <w:t>np.log(</w:t>
+      </w:r>
+      <w:proofErr w:type="gramEnd"/>
+      <w:r>
+        <w:rPr>
+          <w:rFonts w:ascii="Consolas" w:eastAsia="Consolas" w:hAnsi="Consolas" w:cs="Consolas"/>
+          <w:color w:val="1B1B1B"/>
+          <w:sz w:val="18"/>
+          <w:szCs w:val="18"/>
+        </w:rPr>
+        <w:t>comb(n, k)) + k*np.log(p) + (n-k)*np.log(1-p)</w:t>
+      </w:r>
+    </w:p>
+    <w:p>
+      <w:pPr>
+        <w:shd w:val="clear" w:color="auto" w:fill="F2F2F2"/>
+      </w:pPr>
+      <w:r>
+        <w:rPr>
+          <w:rFonts w:ascii="Consolas" w:eastAsia="Consolas" w:hAnsi="Consolas" w:cs="Consolas"/>
+          <w:color w:val="1B1B1B"/>
+          <w:sz w:val="18"/>
+          <w:szCs w:val="18"/>
+        </w:rPr>
+        <w:t xml:space="preserve"> </w:t>
+      </w:r>
+    </w:p>
+    <w:p>
+      <w:pPr>
+        <w:shd w:val="clear" w:color="auto" w:fill="F2F2F2"/>
+      </w:pPr>
+      <w:r>
+        <w:rPr>
+          <w:rFonts w:ascii="Consolas" w:eastAsia="Consolas" w:hAnsi="Consolas" w:cs="Consolas"/>
+          <w:color w:val="1B1B1B"/>
+          <w:sz w:val="18"/>
+          <w:szCs w:val="18"/>
+        </w:rPr>
+        <w:t>candidates = {</w:t>
+      </w:r>
+    </w:p>
+    <w:p>
+      <w:pPr>
+        <w:shd w:val="clear" w:color="auto" w:fill="F2F2F2"/>
+      </w:pPr>
+      <w:r>
+        <w:rPr>
+          <w:rFonts w:ascii="Consolas" w:eastAsia="Consolas" w:hAnsi="Consolas" w:cs="Consolas"/>
+          <w:color w:val="1B1B1B"/>
+          <w:sz w:val="18"/>
+          <w:szCs w:val="18"/>
+        </w:rPr>
+        <w:t xml:space="preserve">    'Candidate A (p=0.50)': 0.50,</w:t>
+      </w:r>
+    </w:p>
+    <w:p>
+      <w:pPr>
+        <w:shd w:val="clear" w:color="auto" w:fill="F2F2F2"/>
+      </w:pPr>
+      <w:r>
+        <w:rPr>
+          <w:rFonts w:ascii="Consolas" w:eastAsia="Consolas" w:hAnsi="Consolas" w:cs="Consolas"/>
+          <w:color w:val="1B1B1B"/>
+          <w:sz w:val="18"/>
+          <w:szCs w:val="18"/>
+        </w:rPr>
+        <w:t xml:space="preserve">    'Candidate B (p=0.60)': 0.60,</w:t>
+      </w:r>
+    </w:p>
+    <w:p>
+      <w:pPr>
+        <w:shd w:val="clear" w:color="auto" w:fill="F2F2F2"/>
+      </w:pPr>
+      <w:r>
+        <w:rPr>
+          <w:rFonts w:ascii="Consolas" w:eastAsia="Consolas" w:hAnsi="Consolas" w:cs="Consolas"/>
+          <w:color w:val="1B1B1B"/>
+          <w:sz w:val="18"/>
+          <w:szCs w:val="18"/>
+        </w:rPr>
+        <w:t xml:space="preserve">    'Candidate C (p=k/n)</w:t>
+      </w:r>
+      <w:proofErr w:type="gramStart"/>
+      <w:r>
+        <w:rPr>
+          <w:rFonts w:ascii="Consolas" w:eastAsia="Consolas" w:hAnsi="Consolas" w:cs="Consolas"/>
+          <w:color w:val="1B1B1B"/>
+          <w:sz w:val="18"/>
+          <w:szCs w:val="18"/>
+        </w:rPr>
+        <w:t>' :</w:t>
+      </w:r>
+      <w:proofErr w:type="gramEnd"/>
+      <w:r>
+        <w:rPr>
+          <w:rFonts w:ascii="Consolas" w:eastAsia="Consolas" w:hAnsi="Consolas" w:cs="Consolas"/>
+          <w:color w:val="1B1B1B"/>
+          <w:sz w:val="18"/>
+          <w:szCs w:val="18"/>
+        </w:rPr>
+        <w:t xml:space="preserve"> k / n,</w:t>
+      </w:r>
+    </w:p>
+    <w:p>
+      <w:pPr>
+        <w:shd w:val="clear" w:color="auto" w:fill="F2F2F2"/>
+      </w:pPr>
+      <w:r>
+        <w:rPr>
+          <w:rFonts w:ascii="Consolas" w:eastAsia="Consolas" w:hAnsi="Consolas" w:cs="Consolas"/>
+          <w:color w:val="1B1B1B"/>
+          <w:sz w:val="18"/>
+          <w:szCs w:val="18"/>
+        </w:rPr>
+        <w:t>}</w:t>
+      </w:r>
+    </w:p>
+    <w:p>
+      <w:pPr>
+        <w:shd w:val="clear" w:color="auto" w:fill="F2F2F2"/>
+      </w:pPr>
+      <w:r>
+        <w:rPr>
+          <w:rFonts w:ascii="Consolas" w:eastAsia="Consolas" w:hAnsi="Consolas" w:cs="Consolas"/>
+          <w:color w:val="1B1B1B"/>
+          <w:sz w:val="18"/>
+          <w:szCs w:val="18"/>
+        </w:rPr>
+        <w:t xml:space="preserve"> </w:t>
+      </w:r>
+    </w:p>
+    <w:p>
+      <w:pPr>
+        <w:shd w:val="clear" w:color="auto" w:fill="F2F2F2"/>
+      </w:pPr>
+      <w:proofErr w:type="spellStart"/>
+      <w:r>
+        <w:rPr>
+          <w:rFonts w:ascii="Consolas" w:eastAsia="Consolas" w:hAnsi="Consolas" w:cs="Consolas"/>
+          <w:color w:val="1B1B1B"/>
+          <w:sz w:val="18"/>
+          <w:szCs w:val="18"/>
+        </w:rPr>
+        <w:t>p_mle</w:t>
+      </w:r>
+      <w:proofErr w:type="spellEnd"/>
+      <w:r>
+        <w:rPr>
+          <w:rFonts w:ascii="Consolas" w:eastAsia="Consolas" w:hAnsi="Consolas" w:cs="Consolas"/>
+          <w:color w:val="1B1B1B"/>
+          <w:sz w:val="18"/>
+          <w:szCs w:val="18"/>
+        </w:rPr>
+        <w:t xml:space="preserve"> = k / n   # analytical MLE for Bernoulli/Binomial data</w:t>
       </w:r>
     </w:p>
     <w:p>
@@ -1265,7 +1734,7 @@
     <w:p>
       <w:pPr>
         <w:pStyle w:val="Heading1"/>
-        <w:spacing w:after="200" w:before="300"/>
+        <w:spacing w:before="300" w:after="200"/>
       </w:pPr>
       <w:r>
         <w:rPr>
@@ -1275,36 +1744,41 @@
           <w:sz w:val="28"/>
           <w:szCs w:val="28"/>
         </w:rPr>
-        <w:t xml:space="preserve">7. Results &amp; Output</w:t>
+        <w:lastRenderedPageBreak/>
+        <w:t>7. Results &amp; Output</w:t>
       </w:r>
     </w:p>
     <w:p>
       <w:pPr>
         <w:pStyle w:val="Heading2"/>
-        <w:spacing w:after="120" w:before="200"/>
+        <w:spacing w:before="200" w:after="120"/>
       </w:pPr>
       <w:r>
         <w:rPr>
           <w:b/>
           <w:bCs/>
-          <w:color w:val="2E74B5"/>
           <w:sz w:val="24"/>
           <w:szCs w:val="24"/>
         </w:rPr>
-        <w:t xml:space="preserve">7.1 Observed Data Summary</w:t>
+        <w:t>7.1 Observed Data Summary</w:t>
       </w:r>
     </w:p>
     <w:tbl>
       <w:tblPr>
-        <w:tblW w:type="dxa" w:w="6000"/>
+        <w:tblW w:w="6000" w:type="dxa"/>
         <w:tblBorders>
-          <w:top w:val="single" w:color="auto" w:sz="4"/>
-          <w:left w:val="single" w:color="auto" w:sz="4"/>
-          <w:bottom w:val="single" w:color="auto" w:sz="4"/>
-          <w:right w:val="single" w:color="auto" w:sz="4"/>
-          <w:insideH w:val="single" w:color="auto" w:sz="4"/>
-          <w:insideV w:val="single" w:color="auto" w:sz="4"/>
+          <w:top w:val="single" w:sz="4" w:space="0" w:color="auto"/>
+          <w:left w:val="single" w:sz="4" w:space="0" w:color="auto"/>
+          <w:bottom w:val="single" w:sz="4" w:space="0" w:color="auto"/>
+          <w:right w:val="single" w:sz="4" w:space="0" w:color="auto"/>
+          <w:insideH w:val="single" w:sz="4" w:space="0" w:color="auto"/>
+          <w:insideV w:val="single" w:sz="4" w:space="0" w:color="auto"/>
         </w:tblBorders>
+        <w:tblCellMar>
+          <w:left w:w="10" w:type="dxa"/>
+          <w:right w:w="10" w:type="dxa"/>
+        </w:tblCellMar>
+        <w:tblLook w:val="04A0" w:firstRow="1" w:lastRow="0" w:firstColumn="1" w:lastColumn="0" w:noHBand="0" w:noVBand="1"/>
       </w:tblPr>
       <w:tblGrid>
         <w:gridCol w:w="4000"/>
@@ -1313,40 +1787,35 @@
       <w:tr>
         <w:tc>
           <w:tcPr>
-            <w:tcW w:type="dxa" w:w="4000"/>
-            <w:shd w:fill="1F4E79" w:val="clear"/>
+            <w:tcW w:w="4000" w:type="dxa"/>
+            <w:shd w:val="clear" w:color="auto" w:fill="1F4E79"/>
             <w:tcMar>
-              <w:top w:type="dxa" w:w="80"/>
-              <w:left w:type="dxa" w:w="100"/>
-              <w:bottom w:type="dxa" w:w="80"/>
-              <w:right w:type="dxa" w:w="100"/>
+              <w:top w:w="80" w:type="dxa"/>
+              <w:left w:w="100" w:type="dxa"/>
+              <w:bottom w:w="80" w:type="dxa"/>
+              <w:right w:w="100" w:type="dxa"/>
             </w:tcMar>
           </w:tcPr>
           <w:p>
-            <w:pPr>
-              <w:jc w:val="left"/>
-            </w:pPr>
             <w:r>
               <w:rPr>
                 <w:b/>
                 <w:bCs/>
                 <w:color w:val="FFFFFF"/>
-                <w:sz w:val="20"/>
-                <w:szCs w:val="20"/>
               </w:rPr>
-              <w:t xml:space="preserve">Metric</w:t>
+              <w:t>Metric</w:t>
             </w:r>
           </w:p>
         </w:tc>
         <w:tc>
           <w:tcPr>
-            <w:tcW w:type="dxa" w:w="2000"/>
-            <w:shd w:fill="1F4E79" w:val="clear"/>
+            <w:tcW w:w="2000" w:type="dxa"/>
+            <w:shd w:val="clear" w:color="auto" w:fill="1F4E79"/>
             <w:tcMar>
-              <w:top w:type="dxa" w:w="80"/>
-              <w:left w:type="dxa" w:w="100"/>
-              <w:bottom w:type="dxa" w:w="80"/>
-              <w:right w:type="dxa" w:w="100"/>
+              <w:top w:w="80" w:type="dxa"/>
+              <w:left w:w="100" w:type="dxa"/>
+              <w:bottom w:w="80" w:type="dxa"/>
+              <w:right w:w="100" w:type="dxa"/>
             </w:tcMar>
           </w:tcPr>
           <w:p>
@@ -1358,10 +1827,8 @@
                 <w:b/>
                 <w:bCs/>
                 <w:color w:val="FFFFFF"/>
-                <w:sz w:val="20"/>
-                <w:szCs w:val="20"/>
               </w:rPr>
-              <w:t xml:space="preserve">Value</w:t>
+              <w:t>Value</w:t>
             </w:r>
           </w:p>
         </w:tc>
@@ -1369,38 +1836,31 @@
       <w:tr>
         <w:tc>
           <w:tcPr>
-            <w:tcW w:type="dxa" w:w="4000"/>
+            <w:tcW w:w="4000" w:type="dxa"/>
             <w:tcMar>
-              <w:top w:type="dxa" w:w="80"/>
-              <w:left w:type="dxa" w:w="100"/>
-              <w:bottom w:type="dxa" w:w="80"/>
-              <w:right w:type="dxa" w:w="100"/>
+              <w:top w:w="80" w:type="dxa"/>
+              <w:left w:w="100" w:type="dxa"/>
+              <w:bottom w:w="80" w:type="dxa"/>
+              <w:right w:w="100" w:type="dxa"/>
             </w:tcMar>
           </w:tcPr>
           <w:p>
-            <w:pPr>
-              <w:jc w:val="left"/>
-            </w:pPr>
             <w:r>
               <w:rPr>
-                <w:b w:val="false"/>
-                <w:bCs w:val="false"/>
                 <w:color w:val="000000"/>
-                <w:sz w:val="20"/>
-                <w:szCs w:val="20"/>
               </w:rPr>
-              <w:t xml:space="preserve">Total batches tested (n)</w:t>
+              <w:t>Total batches tested (n)</w:t>
             </w:r>
           </w:p>
         </w:tc>
         <w:tc>
           <w:tcPr>
-            <w:tcW w:type="dxa" w:w="2000"/>
+            <w:tcW w:w="2000" w:type="dxa"/>
             <w:tcMar>
-              <w:top w:type="dxa" w:w="80"/>
-              <w:left w:type="dxa" w:w="100"/>
-              <w:bottom w:type="dxa" w:w="80"/>
-              <w:right w:type="dxa" w:w="100"/>
+              <w:top w:w="80" w:type="dxa"/>
+              <w:left w:w="100" w:type="dxa"/>
+              <w:bottom w:w="80" w:type="dxa"/>
+              <w:right w:w="100" w:type="dxa"/>
             </w:tcMar>
           </w:tcPr>
           <w:p>
@@ -1409,13 +1869,9 @@
             </w:pPr>
             <w:r>
               <w:rPr>
-                <w:b w:val="false"/>
-                <w:bCs w:val="false"/>
                 <w:color w:val="000000"/>
-                <w:sz w:val="20"/>
-                <w:szCs w:val="20"/>
               </w:rPr>
-              <w:t xml:space="preserve">40</w:t>
+              <w:t>40</w:t>
             </w:r>
           </w:p>
         </w:tc>
@@ -1423,38 +1879,31 @@
       <w:tr>
         <w:tc>
           <w:tcPr>
-            <w:tcW w:type="dxa" w:w="4000"/>
+            <w:tcW w:w="4000" w:type="dxa"/>
             <w:tcMar>
-              <w:top w:type="dxa" w:w="80"/>
-              <w:left w:type="dxa" w:w="100"/>
-              <w:bottom w:type="dxa" w:w="80"/>
-              <w:right w:type="dxa" w:w="100"/>
+              <w:top w:w="80" w:type="dxa"/>
+              <w:left w:w="100" w:type="dxa"/>
+              <w:bottom w:w="80" w:type="dxa"/>
+              <w:right w:w="100" w:type="dxa"/>
             </w:tcMar>
           </w:tcPr>
           <w:p>
-            <w:pPr>
-              <w:jc w:val="left"/>
-            </w:pPr>
             <w:r>
               <w:rPr>
-                <w:b w:val="false"/>
-                <w:bCs w:val="false"/>
                 <w:color w:val="000000"/>
-                <w:sz w:val="20"/>
-                <w:szCs w:val="20"/>
               </w:rPr>
-              <w:t xml:space="preserve">Batches meeting standard (k)</w:t>
+              <w:t>Batches meeting standard (k)</w:t>
             </w:r>
           </w:p>
         </w:tc>
         <w:tc>
           <w:tcPr>
-            <w:tcW w:type="dxa" w:w="2000"/>
+            <w:tcW w:w="2000" w:type="dxa"/>
             <w:tcMar>
-              <w:top w:type="dxa" w:w="80"/>
-              <w:left w:type="dxa" w:w="100"/>
-              <w:bottom w:type="dxa" w:w="80"/>
-              <w:right w:type="dxa" w:w="100"/>
+              <w:top w:w="80" w:type="dxa"/>
+              <w:left w:w="100" w:type="dxa"/>
+              <w:bottom w:w="80" w:type="dxa"/>
+              <w:right w:w="100" w:type="dxa"/>
             </w:tcMar>
           </w:tcPr>
           <w:p>
@@ -1463,13 +1912,9 @@
             </w:pPr>
             <w:r>
               <w:rPr>
-                <w:b w:val="false"/>
-                <w:bCs w:val="false"/>
                 <w:color w:val="000000"/>
-                <w:sz w:val="20"/>
-                <w:szCs w:val="20"/>
               </w:rPr>
-              <w:t xml:space="preserve">29</w:t>
+              <w:t>29</w:t>
             </w:r>
           </w:p>
         </w:tc>
@@ -1477,38 +1922,31 @@
       <w:tr>
         <w:tc>
           <w:tcPr>
-            <w:tcW w:type="dxa" w:w="4000"/>
+            <w:tcW w:w="4000" w:type="dxa"/>
             <w:tcMar>
-              <w:top w:type="dxa" w:w="80"/>
-              <w:left w:type="dxa" w:w="100"/>
-              <w:bottom w:type="dxa" w:w="80"/>
-              <w:right w:type="dxa" w:w="100"/>
+              <w:top w:w="80" w:type="dxa"/>
+              <w:left w:w="100" w:type="dxa"/>
+              <w:bottom w:w="80" w:type="dxa"/>
+              <w:right w:w="100" w:type="dxa"/>
             </w:tcMar>
           </w:tcPr>
           <w:p>
-            <w:pPr>
-              <w:jc w:val="left"/>
-            </w:pPr>
             <w:r>
               <w:rPr>
-                <w:b w:val="false"/>
-                <w:bCs w:val="false"/>
                 <w:color w:val="000000"/>
-                <w:sz w:val="20"/>
-                <w:szCs w:val="20"/>
               </w:rPr>
-              <w:t xml:space="preserve">Batches failing standard (n-k)</w:t>
+              <w:t>Batches failing standard (n-k)</w:t>
             </w:r>
           </w:p>
         </w:tc>
         <w:tc>
           <w:tcPr>
-            <w:tcW w:type="dxa" w:w="2000"/>
+            <w:tcW w:w="2000" w:type="dxa"/>
             <w:tcMar>
-              <w:top w:type="dxa" w:w="80"/>
-              <w:left w:type="dxa" w:w="100"/>
-              <w:bottom w:type="dxa" w:w="80"/>
-              <w:right w:type="dxa" w:w="100"/>
+              <w:top w:w="80" w:type="dxa"/>
+              <w:left w:w="100" w:type="dxa"/>
+              <w:bottom w:w="80" w:type="dxa"/>
+              <w:right w:w="100" w:type="dxa"/>
             </w:tcMar>
           </w:tcPr>
           <w:p>
@@ -1517,13 +1955,9 @@
             </w:pPr>
             <w:r>
               <w:rPr>
-                <w:b w:val="false"/>
-                <w:bCs w:val="false"/>
                 <w:color w:val="000000"/>
-                <w:sz w:val="20"/>
-                <w:szCs w:val="20"/>
               </w:rPr>
-              <w:t xml:space="preserve">11</w:t>
+              <w:t>11</w:t>
             </w:r>
           </w:p>
         </w:tc>
@@ -1531,38 +1965,31 @@
       <w:tr>
         <w:tc>
           <w:tcPr>
-            <w:tcW w:type="dxa" w:w="4000"/>
+            <w:tcW w:w="4000" w:type="dxa"/>
             <w:tcMar>
-              <w:top w:type="dxa" w:w="80"/>
-              <w:left w:type="dxa" w:w="100"/>
-              <w:bottom w:type="dxa" w:w="80"/>
-              <w:right w:type="dxa" w:w="100"/>
+              <w:top w:w="80" w:type="dxa"/>
+              <w:left w:w="100" w:type="dxa"/>
+              <w:bottom w:w="80" w:type="dxa"/>
+              <w:right w:w="100" w:type="dxa"/>
             </w:tcMar>
           </w:tcPr>
           <w:p>
-            <w:pPr>
-              <w:jc w:val="left"/>
-            </w:pPr>
             <w:r>
               <w:rPr>
-                <w:b w:val="false"/>
-                <w:bCs w:val="false"/>
                 <w:color w:val="000000"/>
-                <w:sz w:val="20"/>
-                <w:szCs w:val="20"/>
               </w:rPr>
-              <w:t xml:space="preserve">Observed proportion (k/n)</w:t>
+              <w:t>Observed proportion (k/n)</w:t>
             </w:r>
           </w:p>
         </w:tc>
         <w:tc>
           <w:tcPr>
-            <w:tcW w:type="dxa" w:w="2000"/>
+            <w:tcW w:w="2000" w:type="dxa"/>
             <w:tcMar>
-              <w:top w:type="dxa" w:w="80"/>
-              <w:left w:type="dxa" w:w="100"/>
-              <w:bottom w:type="dxa" w:w="80"/>
-              <w:right w:type="dxa" w:w="100"/>
+              <w:top w:w="80" w:type="dxa"/>
+              <w:left w:w="100" w:type="dxa"/>
+              <w:bottom w:w="80" w:type="dxa"/>
+              <w:right w:w="100" w:type="dxa"/>
             </w:tcMar>
           </w:tcPr>
           <w:p>
@@ -1571,13 +1998,9 @@
             </w:pPr>
             <w:r>
               <w:rPr>
-                <w:b w:val="false"/>
-                <w:bCs w:val="false"/>
                 <w:color w:val="000000"/>
-                <w:sz w:val="20"/>
-                <w:szCs w:val="20"/>
               </w:rPr>
-              <w:t xml:space="preserve">0.7250</w:t>
+              <w:t>0.7250</w:t>
             </w:r>
           </w:p>
         </w:tc>
@@ -1586,30 +2009,34 @@
     <w:p>
       <w:pPr>
         <w:pStyle w:val="Heading2"/>
-        <w:spacing w:after="120" w:before="200"/>
+        <w:spacing w:before="200" w:after="120"/>
       </w:pPr>
       <w:r>
         <w:rPr>
           <w:b/>
           <w:bCs/>
-          <w:color w:val="2E74B5"/>
           <w:sz w:val="24"/>
           <w:szCs w:val="24"/>
         </w:rPr>
-        <w:t xml:space="preserve">7.2 Likelihood Comparison Table</w:t>
+        <w:t>7.2 Likelihood Comparison Table</w:t>
       </w:r>
     </w:p>
     <w:tbl>
       <w:tblPr>
-        <w:tblW w:type="dxa" w:w="9000"/>
+        <w:tblW w:w="9000" w:type="dxa"/>
         <w:tblBorders>
-          <w:top w:val="single" w:color="auto" w:sz="4"/>
-          <w:left w:val="single" w:color="auto" w:sz="4"/>
-          <w:bottom w:val="single" w:color="auto" w:sz="4"/>
-          <w:right w:val="single" w:color="auto" w:sz="4"/>
-          <w:insideH w:val="single" w:color="auto" w:sz="4"/>
-          <w:insideV w:val="single" w:color="auto" w:sz="4"/>
+          <w:top w:val="single" w:sz="4" w:space="0" w:color="auto"/>
+          <w:left w:val="single" w:sz="4" w:space="0" w:color="auto"/>
+          <w:bottom w:val="single" w:sz="4" w:space="0" w:color="auto"/>
+          <w:right w:val="single" w:sz="4" w:space="0" w:color="auto"/>
+          <w:insideH w:val="single" w:sz="4" w:space="0" w:color="auto"/>
+          <w:insideV w:val="single" w:sz="4" w:space="0" w:color="auto"/>
         </w:tblBorders>
+        <w:tblCellMar>
+          <w:left w:w="10" w:type="dxa"/>
+          <w:right w:w="10" w:type="dxa"/>
+        </w:tblCellMar>
+        <w:tblLook w:val="04A0" w:firstRow="1" w:lastRow="0" w:firstColumn="1" w:lastColumn="0" w:noHBand="0" w:noVBand="1"/>
       </w:tblPr>
       <w:tblGrid>
         <w:gridCol w:w="3200"/>
@@ -1620,40 +2047,35 @@
       <w:tr>
         <w:tc>
           <w:tcPr>
-            <w:tcW w:type="dxa" w:w="3200"/>
-            <w:shd w:fill="1F4E79" w:val="clear"/>
+            <w:tcW w:w="3200" w:type="dxa"/>
+            <w:shd w:val="clear" w:color="auto" w:fill="1F4E79"/>
             <w:tcMar>
-              <w:top w:type="dxa" w:w="80"/>
-              <w:left w:type="dxa" w:w="100"/>
-              <w:bottom w:type="dxa" w:w="80"/>
-              <w:right w:type="dxa" w:w="100"/>
+              <w:top w:w="80" w:type="dxa"/>
+              <w:left w:w="100" w:type="dxa"/>
+              <w:bottom w:w="80" w:type="dxa"/>
+              <w:right w:w="100" w:type="dxa"/>
             </w:tcMar>
           </w:tcPr>
           <w:p>
-            <w:pPr>
-              <w:jc w:val="left"/>
-            </w:pPr>
             <w:r>
               <w:rPr>
                 <w:b/>
                 <w:bCs/>
                 <w:color w:val="FFFFFF"/>
-                <w:sz w:val="20"/>
-                <w:szCs w:val="20"/>
               </w:rPr>
-              <w:t xml:space="preserve">Candidate</w:t>
+              <w:t>Candidate</w:t>
             </w:r>
           </w:p>
         </w:tc>
         <w:tc>
           <w:tcPr>
-            <w:tcW w:type="dxa" w:w="1400"/>
-            <w:shd w:fill="1F4E79" w:val="clear"/>
+            <w:tcW w:w="1400" w:type="dxa"/>
+            <w:shd w:val="clear" w:color="auto" w:fill="1F4E79"/>
             <w:tcMar>
-              <w:top w:type="dxa" w:w="80"/>
-              <w:left w:type="dxa" w:w="100"/>
-              <w:bottom w:type="dxa" w:w="80"/>
-              <w:right w:type="dxa" w:w="100"/>
+              <w:top w:w="80" w:type="dxa"/>
+              <w:left w:w="100" w:type="dxa"/>
+              <w:bottom w:w="80" w:type="dxa"/>
+              <w:right w:w="100" w:type="dxa"/>
             </w:tcMar>
           </w:tcPr>
           <w:p>
@@ -1665,22 +2087,20 @@
                 <w:b/>
                 <w:bCs/>
                 <w:color w:val="FFFFFF"/>
-                <w:sz w:val="20"/>
-                <w:szCs w:val="20"/>
               </w:rPr>
-              <w:t xml:space="preserve">p</w:t>
+              <w:t>p</w:t>
             </w:r>
           </w:p>
         </w:tc>
         <w:tc>
           <w:tcPr>
-            <w:tcW w:type="dxa" w:w="2200"/>
-            <w:shd w:fill="1F4E79" w:val="clear"/>
+            <w:tcW w:w="2200" w:type="dxa"/>
+            <w:shd w:val="clear" w:color="auto" w:fill="1F4E79"/>
             <w:tcMar>
-              <w:top w:type="dxa" w:w="80"/>
-              <w:left w:type="dxa" w:w="100"/>
-              <w:bottom w:type="dxa" w:w="80"/>
-              <w:right w:type="dxa" w:w="100"/>
+              <w:top w:w="80" w:type="dxa"/>
+              <w:left w:w="100" w:type="dxa"/>
+              <w:bottom w:w="80" w:type="dxa"/>
+              <w:right w:w="100" w:type="dxa"/>
             </w:tcMar>
           </w:tcPr>
           <w:p>
@@ -1692,22 +2112,20 @@
                 <w:b/>
                 <w:bCs/>
                 <w:color w:val="FFFFFF"/>
-                <w:sz w:val="20"/>
-                <w:szCs w:val="20"/>
               </w:rPr>
-              <w:t xml:space="preserve">Likelihood L(p)</w:t>
+              <w:t>Likelihood L(p)</w:t>
             </w:r>
           </w:p>
         </w:tc>
         <w:tc>
           <w:tcPr>
-            <w:tcW w:type="dxa" w:w="2200"/>
-            <w:shd w:fill="1F4E79" w:val="clear"/>
+            <w:tcW w:w="2200" w:type="dxa"/>
+            <w:shd w:val="clear" w:color="auto" w:fill="1F4E79"/>
             <w:tcMar>
-              <w:top w:type="dxa" w:w="80"/>
-              <w:left w:type="dxa" w:w="100"/>
-              <w:bottom w:type="dxa" w:w="80"/>
-              <w:right w:type="dxa" w:w="100"/>
+              <w:top w:w="80" w:type="dxa"/>
+              <w:left w:w="100" w:type="dxa"/>
+              <w:bottom w:w="80" w:type="dxa"/>
+              <w:right w:w="100" w:type="dxa"/>
             </w:tcMar>
           </w:tcPr>
           <w:p>
@@ -1719,10 +2137,8 @@
                 <w:b/>
                 <w:bCs/>
                 <w:color w:val="FFFFFF"/>
-                <w:sz w:val="20"/>
-                <w:szCs w:val="20"/>
               </w:rPr>
-              <w:t xml:space="preserve">Log-Likelihood</w:t>
+              <w:t>Log-Likelihood</w:t>
             </w:r>
           </w:p>
         </w:tc>
@@ -1730,38 +2146,31 @@
       <w:tr>
         <w:tc>
           <w:tcPr>
-            <w:tcW w:type="dxa" w:w="3200"/>
+            <w:tcW w:w="3200" w:type="dxa"/>
             <w:tcMar>
-              <w:top w:type="dxa" w:w="80"/>
-              <w:left w:type="dxa" w:w="100"/>
-              <w:bottom w:type="dxa" w:w="80"/>
-              <w:right w:type="dxa" w:w="100"/>
+              <w:top w:w="80" w:type="dxa"/>
+              <w:left w:w="100" w:type="dxa"/>
+              <w:bottom w:w="80" w:type="dxa"/>
+              <w:right w:w="100" w:type="dxa"/>
             </w:tcMar>
           </w:tcPr>
           <w:p>
-            <w:pPr>
-              <w:jc w:val="left"/>
-            </w:pPr>
             <w:r>
               <w:rPr>
-                <w:b w:val="false"/>
-                <w:bCs w:val="false"/>
                 <w:color w:val="000000"/>
-                <w:sz w:val="20"/>
-                <w:szCs w:val="20"/>
               </w:rPr>
-              <w:t xml:space="preserve">Candidate A — naive guess</w:t>
+              <w:t>Candidate A — naive guess</w:t>
             </w:r>
           </w:p>
         </w:tc>
         <w:tc>
           <w:tcPr>
-            <w:tcW w:type="dxa" w:w="1400"/>
+            <w:tcW w:w="1400" w:type="dxa"/>
             <w:tcMar>
-              <w:top w:type="dxa" w:w="80"/>
-              <w:left w:type="dxa" w:w="100"/>
-              <w:bottom w:type="dxa" w:w="80"/>
-              <w:right w:type="dxa" w:w="100"/>
+              <w:top w:w="80" w:type="dxa"/>
+              <w:left w:w="100" w:type="dxa"/>
+              <w:bottom w:w="80" w:type="dxa"/>
+              <w:right w:w="100" w:type="dxa"/>
             </w:tcMar>
           </w:tcPr>
           <w:p>
@@ -1770,24 +2179,20 @@
             </w:pPr>
             <w:r>
               <w:rPr>
-                <w:b w:val="false"/>
-                <w:bCs w:val="false"/>
                 <w:color w:val="000000"/>
-                <w:sz w:val="20"/>
-                <w:szCs w:val="20"/>
               </w:rPr>
-              <w:t xml:space="preserve">0.500</w:t>
+              <w:t>0.500</w:t>
             </w:r>
           </w:p>
         </w:tc>
         <w:tc>
           <w:tcPr>
-            <w:tcW w:type="dxa" w:w="2200"/>
+            <w:tcW w:w="2200" w:type="dxa"/>
             <w:tcMar>
-              <w:top w:type="dxa" w:w="80"/>
-              <w:left w:type="dxa" w:w="100"/>
-              <w:bottom w:type="dxa" w:w="80"/>
-              <w:right w:type="dxa" w:w="100"/>
+              <w:top w:w="80" w:type="dxa"/>
+              <w:left w:w="100" w:type="dxa"/>
+              <w:bottom w:w="80" w:type="dxa"/>
+              <w:right w:w="100" w:type="dxa"/>
             </w:tcMar>
           </w:tcPr>
           <w:p>
@@ -1796,24 +2201,20 @@
             </w:pPr>
             <w:r>
               <w:rPr>
-                <w:b w:val="false"/>
-                <w:bCs w:val="false"/>
                 <w:color w:val="000000"/>
-                <w:sz w:val="20"/>
-                <w:szCs w:val="20"/>
               </w:rPr>
-              <w:t xml:space="preserve">2.1026 × 10⁻³</w:t>
+              <w:t>2.1026 × 10⁻³</w:t>
             </w:r>
           </w:p>
         </w:tc>
         <w:tc>
           <w:tcPr>
-            <w:tcW w:type="dxa" w:w="2200"/>
+            <w:tcW w:w="2200" w:type="dxa"/>
             <w:tcMar>
-              <w:top w:type="dxa" w:w="80"/>
-              <w:left w:type="dxa" w:w="100"/>
-              <w:bottom w:type="dxa" w:w="80"/>
-              <w:right w:type="dxa" w:w="100"/>
+              <w:top w:w="80" w:type="dxa"/>
+              <w:left w:w="100" w:type="dxa"/>
+              <w:bottom w:w="80" w:type="dxa"/>
+              <w:right w:w="100" w:type="dxa"/>
             </w:tcMar>
           </w:tcPr>
           <w:p>
@@ -1822,13 +2223,9 @@
             </w:pPr>
             <w:r>
               <w:rPr>
-                <w:b w:val="false"/>
-                <w:bCs w:val="false"/>
                 <w:color w:val="000000"/>
-                <w:sz w:val="20"/>
-                <w:szCs w:val="20"/>
               </w:rPr>
-              <w:t xml:space="preserve">-6.1646</w:t>
+              <w:t>-6.1646</w:t>
             </w:r>
           </w:p>
         </w:tc>
@@ -1836,38 +2233,31 @@
       <w:tr>
         <w:tc>
           <w:tcPr>
-            <w:tcW w:type="dxa" w:w="3200"/>
+            <w:tcW w:w="3200" w:type="dxa"/>
             <w:tcMar>
-              <w:top w:type="dxa" w:w="80"/>
-              <w:left w:type="dxa" w:w="100"/>
-              <w:bottom w:type="dxa" w:w="80"/>
-              <w:right w:type="dxa" w:w="100"/>
+              <w:top w:w="80" w:type="dxa"/>
+              <w:left w:w="100" w:type="dxa"/>
+              <w:bottom w:w="80" w:type="dxa"/>
+              <w:right w:w="100" w:type="dxa"/>
             </w:tcMar>
           </w:tcPr>
           <w:p>
-            <w:pPr>
-              <w:jc w:val="left"/>
-            </w:pPr>
             <w:r>
               <w:rPr>
-                <w:b w:val="false"/>
-                <w:bCs w:val="false"/>
                 <w:color w:val="000000"/>
-                <w:sz w:val="20"/>
-                <w:szCs w:val="20"/>
               </w:rPr>
-              <w:t xml:space="preserve">Candidate B — conservative estimate</w:t>
+              <w:t>Candidate B — conservative estimate</w:t>
             </w:r>
           </w:p>
         </w:tc>
         <w:tc>
           <w:tcPr>
-            <w:tcW w:type="dxa" w:w="1400"/>
+            <w:tcW w:w="1400" w:type="dxa"/>
             <w:tcMar>
-              <w:top w:type="dxa" w:w="80"/>
-              <w:left w:type="dxa" w:w="100"/>
-              <w:bottom w:type="dxa" w:w="80"/>
-              <w:right w:type="dxa" w:w="100"/>
+              <w:top w:w="80" w:type="dxa"/>
+              <w:left w:w="100" w:type="dxa"/>
+              <w:bottom w:w="80" w:type="dxa"/>
+              <w:right w:w="100" w:type="dxa"/>
             </w:tcMar>
           </w:tcPr>
           <w:p>
@@ -1876,24 +2266,20 @@
             </w:pPr>
             <w:r>
               <w:rPr>
-                <w:b w:val="false"/>
-                <w:bCs w:val="false"/>
                 <w:color w:val="000000"/>
-                <w:sz w:val="20"/>
-                <w:szCs w:val="20"/>
               </w:rPr>
-              <w:t xml:space="preserve">0.600</w:t>
+              <w:t>0.600</w:t>
             </w:r>
           </w:p>
         </w:tc>
         <w:tc>
           <w:tcPr>
-            <w:tcW w:type="dxa" w:w="2200"/>
+            <w:tcW w:w="2200" w:type="dxa"/>
             <w:tcMar>
-              <w:top w:type="dxa" w:w="80"/>
-              <w:left w:type="dxa" w:w="100"/>
-              <w:bottom w:type="dxa" w:w="80"/>
-              <w:right w:type="dxa" w:w="100"/>
+              <w:top w:w="80" w:type="dxa"/>
+              <w:left w:w="100" w:type="dxa"/>
+              <w:bottom w:w="80" w:type="dxa"/>
+              <w:right w:w="100" w:type="dxa"/>
             </w:tcMar>
           </w:tcPr>
           <w:p>
@@ -1902,24 +2288,20 @@
             </w:pPr>
             <w:r>
               <w:rPr>
-                <w:b w:val="false"/>
-                <w:bCs w:val="false"/>
                 <w:color w:val="000000"/>
-                <w:sz w:val="20"/>
-                <w:szCs w:val="20"/>
               </w:rPr>
-              <w:t xml:space="preserve">3.5727 × 10⁻²</w:t>
+              <w:t>3.5727 × 10⁻²</w:t>
             </w:r>
           </w:p>
         </w:tc>
         <w:tc>
           <w:tcPr>
-            <w:tcW w:type="dxa" w:w="2200"/>
+            <w:tcW w:w="2200" w:type="dxa"/>
             <w:tcMar>
-              <w:top w:type="dxa" w:w="80"/>
-              <w:left w:type="dxa" w:w="100"/>
-              <w:bottom w:type="dxa" w:w="80"/>
-              <w:right w:type="dxa" w:w="100"/>
+              <w:top w:w="80" w:type="dxa"/>
+              <w:left w:w="100" w:type="dxa"/>
+              <w:bottom w:w="80" w:type="dxa"/>
+              <w:right w:w="100" w:type="dxa"/>
             </w:tcMar>
           </w:tcPr>
           <w:p>
@@ -1928,13 +2310,9 @@
             </w:pPr>
             <w:r>
               <w:rPr>
-                <w:b w:val="false"/>
-                <w:bCs w:val="false"/>
                 <w:color w:val="000000"/>
-                <w:sz w:val="20"/>
-                <w:szCs w:val="20"/>
               </w:rPr>
-              <w:t xml:space="preserve">-3.3318</w:t>
+              <w:t>-3.3318</w:t>
             </w:r>
           </w:p>
         </w:tc>
@@ -1942,38 +2320,31 @@
       <w:tr>
         <w:tc>
           <w:tcPr>
-            <w:tcW w:type="dxa" w:w="3200"/>
+            <w:tcW w:w="3200" w:type="dxa"/>
             <w:tcMar>
-              <w:top w:type="dxa" w:w="80"/>
-              <w:left w:type="dxa" w:w="100"/>
-              <w:bottom w:type="dxa" w:w="80"/>
-              <w:right w:type="dxa" w:w="100"/>
+              <w:top w:w="80" w:type="dxa"/>
+              <w:left w:w="100" w:type="dxa"/>
+              <w:bottom w:w="80" w:type="dxa"/>
+              <w:right w:w="100" w:type="dxa"/>
             </w:tcMar>
           </w:tcPr>
           <w:p>
-            <w:pPr>
-              <w:jc w:val="left"/>
-            </w:pPr>
             <w:r>
               <w:rPr>
-                <w:b w:val="false"/>
-                <w:bCs w:val="false"/>
                 <w:color w:val="000000"/>
-                <w:sz w:val="20"/>
-                <w:szCs w:val="20"/>
               </w:rPr>
-              <w:t xml:space="preserve">Candidate C — sample proportion (k/n)</w:t>
+              <w:t>Candidate C — sample proportion (k/n)</w:t>
             </w:r>
           </w:p>
         </w:tc>
         <w:tc>
           <w:tcPr>
-            <w:tcW w:type="dxa" w:w="1400"/>
+            <w:tcW w:w="1400" w:type="dxa"/>
             <w:tcMar>
-              <w:top w:type="dxa" w:w="80"/>
-              <w:left w:type="dxa" w:w="100"/>
-              <w:bottom w:type="dxa" w:w="80"/>
-              <w:right w:type="dxa" w:w="100"/>
+              <w:top w:w="80" w:type="dxa"/>
+              <w:left w:w="100" w:type="dxa"/>
+              <w:bottom w:w="80" w:type="dxa"/>
+              <w:right w:w="100" w:type="dxa"/>
             </w:tcMar>
           </w:tcPr>
           <w:p>
@@ -1982,24 +2353,20 @@
             </w:pPr>
             <w:r>
               <w:rPr>
-                <w:b w:val="false"/>
-                <w:bCs w:val="false"/>
                 <w:color w:val="000000"/>
-                <w:sz w:val="20"/>
-                <w:szCs w:val="20"/>
               </w:rPr>
-              <w:t xml:space="preserve">0.725</w:t>
+              <w:t>0.725</w:t>
             </w:r>
           </w:p>
         </w:tc>
         <w:tc>
           <w:tcPr>
-            <w:tcW w:type="dxa" w:w="2200"/>
+            <w:tcW w:w="2200" w:type="dxa"/>
             <w:tcMar>
-              <w:top w:type="dxa" w:w="80"/>
-              <w:left w:type="dxa" w:w="100"/>
-              <w:bottom w:type="dxa" w:w="80"/>
-              <w:right w:type="dxa" w:w="100"/>
+              <w:top w:w="80" w:type="dxa"/>
+              <w:left w:w="100" w:type="dxa"/>
+              <w:bottom w:w="80" w:type="dxa"/>
+              <w:right w:w="100" w:type="dxa"/>
             </w:tcMar>
           </w:tcPr>
           <w:p>
@@ -2008,24 +2375,20 @@
             </w:pPr>
             <w:r>
               <w:rPr>
-                <w:b w:val="false"/>
-                <w:bCs w:val="false"/>
                 <w:color w:val="000000"/>
-                <w:sz w:val="20"/>
-                <w:szCs w:val="20"/>
               </w:rPr>
-              <w:t xml:space="preserve">1.4009 × 10⁻¹</w:t>
+              <w:t>1.4009 × 10⁻¹</w:t>
             </w:r>
           </w:p>
         </w:tc>
         <w:tc>
           <w:tcPr>
-            <w:tcW w:type="dxa" w:w="2200"/>
+            <w:tcW w:w="2200" w:type="dxa"/>
             <w:tcMar>
-              <w:top w:type="dxa" w:w="80"/>
-              <w:left w:type="dxa" w:w="100"/>
-              <w:bottom w:type="dxa" w:w="80"/>
-              <w:right w:type="dxa" w:w="100"/>
+              <w:top w:w="80" w:type="dxa"/>
+              <w:left w:w="100" w:type="dxa"/>
+              <w:bottom w:w="80" w:type="dxa"/>
+              <w:right w:w="100" w:type="dxa"/>
             </w:tcMar>
           </w:tcPr>
           <w:p>
@@ -2034,13 +2397,9 @@
             </w:pPr>
             <w:r>
               <w:rPr>
-                <w:b w:val="false"/>
-                <w:bCs w:val="false"/>
                 <w:color w:val="000000"/>
-                <w:sz w:val="20"/>
-                <w:szCs w:val="20"/>
               </w:rPr>
-              <w:t xml:space="preserve">-1.9655</w:t>
+              <w:t>-1.9655</w:t>
             </w:r>
           </w:p>
         </w:tc>
@@ -2048,38 +2407,31 @@
       <w:tr>
         <w:tc>
           <w:tcPr>
-            <w:tcW w:type="dxa" w:w="3200"/>
+            <w:tcW w:w="3200" w:type="dxa"/>
             <w:tcMar>
-              <w:top w:type="dxa" w:w="80"/>
-              <w:left w:type="dxa" w:w="100"/>
-              <w:bottom w:type="dxa" w:w="80"/>
-              <w:right w:type="dxa" w:w="100"/>
+              <w:top w:w="80" w:type="dxa"/>
+              <w:left w:w="100" w:type="dxa"/>
+              <w:bottom w:w="80" w:type="dxa"/>
+              <w:right w:w="100" w:type="dxa"/>
             </w:tcMar>
           </w:tcPr>
           <w:p>
-            <w:pPr>
-              <w:jc w:val="left"/>
-            </w:pPr>
             <w:r>
               <w:rPr>
-                <w:b w:val="false"/>
-                <w:bCs w:val="false"/>
                 <w:color w:val="000000"/>
-                <w:sz w:val="20"/>
-                <w:szCs w:val="20"/>
               </w:rPr>
-              <w:t xml:space="preserve">MLE (analytical, p̂ = k/n)</w:t>
+              <w:t>MLE (analytical, p̂ = k/n)</w:t>
             </w:r>
           </w:p>
         </w:tc>
         <w:tc>
           <w:tcPr>
-            <w:tcW w:type="dxa" w:w="1400"/>
+            <w:tcW w:w="1400" w:type="dxa"/>
             <w:tcMar>
-              <w:top w:type="dxa" w:w="80"/>
-              <w:left w:type="dxa" w:w="100"/>
-              <w:bottom w:type="dxa" w:w="80"/>
-              <w:right w:type="dxa" w:w="100"/>
+              <w:top w:w="80" w:type="dxa"/>
+              <w:left w:w="100" w:type="dxa"/>
+              <w:bottom w:w="80" w:type="dxa"/>
+              <w:right w:w="100" w:type="dxa"/>
             </w:tcMar>
           </w:tcPr>
           <w:p>
@@ -2088,24 +2440,20 @@
             </w:pPr>
             <w:r>
               <w:rPr>
-                <w:b w:val="false"/>
-                <w:bCs w:val="false"/>
                 <w:color w:val="000000"/>
-                <w:sz w:val="20"/>
-                <w:szCs w:val="20"/>
               </w:rPr>
-              <w:t xml:space="preserve">0.725</w:t>
+              <w:t>0.725</w:t>
             </w:r>
           </w:p>
         </w:tc>
         <w:tc>
           <w:tcPr>
-            <w:tcW w:type="dxa" w:w="2200"/>
+            <w:tcW w:w="2200" w:type="dxa"/>
             <w:tcMar>
-              <w:top w:type="dxa" w:w="80"/>
-              <w:left w:type="dxa" w:w="100"/>
-              <w:bottom w:type="dxa" w:w="80"/>
-              <w:right w:type="dxa" w:w="100"/>
+              <w:top w:w="80" w:type="dxa"/>
+              <w:left w:w="100" w:type="dxa"/>
+              <w:bottom w:w="80" w:type="dxa"/>
+              <w:right w:w="100" w:type="dxa"/>
             </w:tcMar>
           </w:tcPr>
           <w:p>
@@ -2114,24 +2462,20 @@
             </w:pPr>
             <w:r>
               <w:rPr>
-                <w:b w:val="false"/>
-                <w:bCs w:val="false"/>
                 <w:color w:val="000000"/>
-                <w:sz w:val="20"/>
-                <w:szCs w:val="20"/>
               </w:rPr>
-              <w:t xml:space="preserve">1.4009 × 10⁻¹</w:t>
+              <w:t>1.4009 × 10⁻¹</w:t>
             </w:r>
           </w:p>
         </w:tc>
         <w:tc>
           <w:tcPr>
-            <w:tcW w:type="dxa" w:w="2200"/>
+            <w:tcW w:w="2200" w:type="dxa"/>
             <w:tcMar>
-              <w:top w:type="dxa" w:w="80"/>
-              <w:left w:type="dxa" w:w="100"/>
-              <w:bottom w:type="dxa" w:w="80"/>
-              <w:right w:type="dxa" w:w="100"/>
+              <w:top w:w="80" w:type="dxa"/>
+              <w:left w:w="100" w:type="dxa"/>
+              <w:bottom w:w="80" w:type="dxa"/>
+              <w:right w:w="100" w:type="dxa"/>
             </w:tcMar>
           </w:tcPr>
           <w:p>
@@ -2140,13 +2484,9 @@
             </w:pPr>
             <w:r>
               <w:rPr>
-                <w:b w:val="false"/>
-                <w:bCs w:val="false"/>
                 <w:color w:val="000000"/>
-                <w:sz w:val="20"/>
-                <w:szCs w:val="20"/>
               </w:rPr>
-              <w:t xml:space="preserve">-1.9655</w:t>
+              <w:t>-1.9655</w:t>
             </w:r>
           </w:p>
         </w:tc>
@@ -2155,30 +2495,32 @@
     <w:p>
       <w:pPr>
         <w:pStyle w:val="Heading2"/>
-        <w:spacing w:after="120" w:before="200"/>
+        <w:spacing w:before="200" w:after="120"/>
       </w:pPr>
       <w:r>
         <w:rPr>
           <w:b/>
           <w:bCs/>
-          <w:color w:val="2E74B5"/>
           <w:sz w:val="24"/>
           <w:szCs w:val="24"/>
         </w:rPr>
-        <w:t xml:space="preserve">7.3 Likelihood Curve</w:t>
-      </w:r>
-    </w:p>
-    <w:p>
-      <w:pPr>
-        <w:spacing w:after="100" w:before="200"/>
+        <w:t>7.3 Likelihood Curve</w:t>
+      </w:r>
+    </w:p>
+    <w:p>
+      <w:pPr>
+        <w:spacing w:before="200" w:after="100"/>
         <w:jc w:val="center"/>
       </w:pPr>
       <w:r>
+        <w:rPr>
+          <w:noProof/>
+        </w:rPr>
         <w:drawing>
           <wp:inline distT="0" distB="0" distL="0" distR="0">
             <wp:extent cx="4572000" cy="3143250"/>
-            <wp:effectExtent t="0" r="0" b="0" l="0"/>
-            <wp:docPr id="1" name="" descr="" title=""/>
+            <wp:effectExtent l="0" t="0" r="0" b="0"/>
+            <wp:docPr id="1" name="Picture 1"/>
             <wp:cNvGraphicFramePr>
               <a:graphicFrameLocks xmlns:a="http://schemas.openxmlformats.org/drawingml/2006/main" noChangeAspect="1"/>
             </wp:cNvGraphicFramePr>
@@ -2186,13 +2528,13 @@
               <a:graphicData uri="http://schemas.openxmlformats.org/drawingml/2006/picture">
                 <pic:pic xmlns:pic="http://schemas.openxmlformats.org/drawingml/2006/picture">
                   <pic:nvPicPr>
-                    <pic:cNvPr id="0" name="" descr=""/>
+                    <pic:cNvPr id="0" name=""/>
                     <pic:cNvPicPr>
                       <a:picLocks noChangeAspect="1" noChangeArrowheads="1"/>
                     </pic:cNvPicPr>
                   </pic:nvPicPr>
                   <pic:blipFill>
-                    <a:blip r:embed="rId9" cstate="none"/>
+                    <a:blip r:embed="rId7"/>
                     <a:srcRect/>
                     <a:stretch>
                       <a:fillRect/>
@@ -2227,36 +2569,39 @@
           <w:sz w:val="18"/>
           <w:szCs w:val="18"/>
         </w:rPr>
-        <w:t xml:space="preserve">Figure 1: Likelihood function L(p) over the range of p, with Candidates A, B, C and the MLE marked.</w:t>
+        <w:t>Figure 1: Likelihood function L(p) over the range of p, with Candidates A, B, C and the MLE marked.</w:t>
       </w:r>
     </w:p>
     <w:p>
       <w:pPr>
         <w:pStyle w:val="Heading2"/>
-        <w:spacing w:after="120" w:before="200"/>
+        <w:spacing w:before="200" w:after="120"/>
       </w:pPr>
       <w:r>
         <w:rPr>
           <w:b/>
           <w:bCs/>
-          <w:color w:val="2E74B5"/>
           <w:sz w:val="24"/>
           <w:szCs w:val="24"/>
         </w:rPr>
-        <w:t xml:space="preserve">7.4 Log-Likelihood Comparison</w:t>
-      </w:r>
-    </w:p>
-    <w:p>
-      <w:pPr>
-        <w:spacing w:after="100" w:before="200"/>
+        <w:t>7.4 Log-Likelihood Comparison</w:t>
+      </w:r>
+    </w:p>
+    <w:p>
+      <w:pPr>
+        <w:spacing w:before="200" w:after="100"/>
         <w:jc w:val="center"/>
       </w:pPr>
       <w:r>
+        <w:rPr>
+          <w:noProof/>
+        </w:rPr>
+        <w:lastRenderedPageBreak/>
         <w:drawing>
           <wp:inline distT="0" distB="0" distL="0" distR="0">
             <wp:extent cx="4572000" cy="3143250"/>
-            <wp:effectExtent t="0" r="0" b="0" l="0"/>
-            <wp:docPr id="1" name="" descr="" title=""/>
+            <wp:effectExtent l="0" t="0" r="0" b="0"/>
+            <wp:docPr id="2" name="Picture 2"/>
             <wp:cNvGraphicFramePr>
               <a:graphicFrameLocks xmlns:a="http://schemas.openxmlformats.org/drawingml/2006/main" noChangeAspect="1"/>
             </wp:cNvGraphicFramePr>
@@ -2264,13 +2609,13 @@
               <a:graphicData uri="http://schemas.openxmlformats.org/drawingml/2006/picture">
                 <pic:pic xmlns:pic="http://schemas.openxmlformats.org/drawingml/2006/picture">
                   <pic:nvPicPr>
-                    <pic:cNvPr id="0" name="" descr=""/>
+                    <pic:cNvPr id="0" name=""/>
                     <pic:cNvPicPr>
                       <a:picLocks noChangeAspect="1" noChangeArrowheads="1"/>
                     </pic:cNvPicPr>
                   </pic:nvPicPr>
                   <pic:blipFill>
-                    <a:blip r:embed="rId10" cstate="none"/>
+                    <a:blip r:embed="rId8"/>
                     <a:srcRect/>
                     <a:stretch>
                       <a:fillRect/>
@@ -2305,36 +2650,38 @@
           <w:sz w:val="18"/>
           <w:szCs w:val="18"/>
         </w:rPr>
-        <w:t xml:space="preserve">Figure 2: Bar chart comparing log-likelihood values of the three candidates against the MLE.</w:t>
+        <w:t>Figure 2: Bar chart comparing log-likelihood values of the three candidates against the MLE.</w:t>
       </w:r>
     </w:p>
     <w:p>
       <w:pPr>
         <w:pStyle w:val="Heading2"/>
-        <w:spacing w:after="120" w:before="200"/>
+        <w:spacing w:before="200" w:after="120"/>
       </w:pPr>
       <w:r>
         <w:rPr>
           <w:b/>
           <w:bCs/>
-          <w:color w:val="2E74B5"/>
           <w:sz w:val="24"/>
           <w:szCs w:val="24"/>
         </w:rPr>
-        <w:t xml:space="preserve">7.5 Program Output</w:t>
-      </w:r>
-    </w:p>
-    <w:p>
-      <w:pPr>
-        <w:spacing w:after="100" w:before="200"/>
+        <w:t>7.5 Program Output</w:t>
+      </w:r>
+    </w:p>
+    <w:p>
+      <w:pPr>
+        <w:spacing w:before="200" w:after="100"/>
         <w:jc w:val="center"/>
       </w:pPr>
       <w:r>
+        <w:rPr>
+          <w:noProof/>
+        </w:rPr>
         <w:drawing>
           <wp:inline distT="0" distB="0" distL="0" distR="0">
             <wp:extent cx="4572000" cy="2857500"/>
-            <wp:effectExtent t="0" r="0" b="0" l="0"/>
-            <wp:docPr id="1" name="" descr="" title=""/>
+            <wp:effectExtent l="0" t="0" r="0" b="0"/>
+            <wp:docPr id="3" name="Picture 3"/>
             <wp:cNvGraphicFramePr>
               <a:graphicFrameLocks xmlns:a="http://schemas.openxmlformats.org/drawingml/2006/main" noChangeAspect="1"/>
             </wp:cNvGraphicFramePr>
@@ -2342,13 +2689,13 @@
               <a:graphicData uri="http://schemas.openxmlformats.org/drawingml/2006/picture">
                 <pic:pic xmlns:pic="http://schemas.openxmlformats.org/drawingml/2006/picture">
                   <pic:nvPicPr>
-                    <pic:cNvPr id="0" name="" descr=""/>
+                    <pic:cNvPr id="0" name=""/>
                     <pic:cNvPicPr>
                       <a:picLocks noChangeAspect="1" noChangeArrowheads="1"/>
                     </pic:cNvPicPr>
                   </pic:nvPicPr>
                   <pic:blipFill>
-                    <a:blip r:embed="rId11" cstate="none"/>
+                    <a:blip r:embed="rId9"/>
                     <a:srcRect/>
                     <a:stretch>
                       <a:fillRect/>
@@ -2383,13 +2730,13 @@
           <w:sz w:val="18"/>
           <w:szCs w:val="18"/>
         </w:rPr>
-        <w:t xml:space="preserve">Figure 3: Console output of mle_batch_quality.py showing the computed summary.</w:t>
+        <w:t>Figure 3: Console output of mle_batch_quality.py showing the computed summary.</w:t>
       </w:r>
     </w:p>
     <w:p>
       <w:pPr>
         <w:pStyle w:val="Heading1"/>
-        <w:spacing w:after="200" w:before="300"/>
+        <w:spacing w:before="300" w:after="200"/>
       </w:pPr>
       <w:r>
         <w:rPr>
@@ -2399,97 +2746,928 @@
           <w:sz w:val="28"/>
           <w:szCs w:val="28"/>
         </w:rPr>
-        <w:t xml:space="preserve">8. Analysis</w:t>
-      </w:r>
-    </w:p>
-    <w:p>
-      <w:pPr>
-        <w:spacing w:after="160" w:line="300"/>
-      </w:pPr>
-      <w:r>
-        <w:rPr>
-          <w:sz w:val="22"/>
-          <w:szCs w:val="22"/>
-        </w:rPr>
-        <w:t xml:space="preserve">The observed data consists of n = 40 batches, of which k = 29 met the quality standard, giving an observed sample proportion of 0.7250.</w:t>
-      </w:r>
-    </w:p>
-    <w:p>
-      <w:pPr>
-        <w:spacing w:after="160" w:line="300"/>
-      </w:pPr>
-      <w:r>
-        <w:rPr>
-          <w:sz w:val="22"/>
-          <w:szCs w:val="22"/>
-        </w:rPr>
-        <w:t xml:space="preserve">Candidate A (p = 0.50) produced the lowest likelihood (2.10 × 10⁻³) and the lowest (most negative) log-likelihood (-6.1646). This indicates that a probability of 0.50 is a poor explanation of the data — under this assumption, observing 29 out of 40 passes would be relatively unlikely.</w:t>
-      </w:r>
-    </w:p>
-    <w:p>
-      <w:pPr>
-        <w:spacing w:after="160" w:line="300"/>
-      </w:pPr>
-      <w:r>
-        <w:rPr>
-          <w:sz w:val="22"/>
-          <w:szCs w:val="22"/>
-        </w:rPr>
-        <w:t xml:space="preserve">Candidate B (p = 0.60) performed better, with a higher likelihood (3.57 × 10⁻²) and log-likelihood of -3.3318, but still noticeably lower than the best candidate.</w:t>
-      </w:r>
-    </w:p>
-    <w:p>
-      <w:pPr>
-        <w:spacing w:after="160" w:line="300"/>
-      </w:pPr>
-      <w:r>
-        <w:rPr>
-          <w:sz w:val="22"/>
-          <w:szCs w:val="22"/>
-        </w:rPr>
-        <w:t xml:space="preserve">Candidate C (p = 0.725, the sample proportion k/n) achieved the highest likelihood (1.40 × 10⁻¹) and the highest log-likelihood (-1.9655) among all three candidates. This value coincides exactly with the analytically derived MLE, p̂ = k/n = 0.7250, confirming that this candidate maximizes the probability of observing the data actually collected.</w:t>
-      </w:r>
-    </w:p>
-    <w:p>
-      <w:pPr>
-        <w:spacing w:after="160" w:line="300"/>
-      </w:pPr>
-      <w:r>
-        <w:rPr>
-          <w:sz w:val="22"/>
-          <w:szCs w:val="22"/>
-        </w:rPr>
-        <w:t xml:space="preserve">The likelihood curve (Figure 1) visually confirms this: the curve rises steadily as p increases from 0 toward approximately 0.725, peaks at p = 0.725, and then declines toward p = 1. Candidates A and B lie on the rising/lower-value side of the curve, well below the peak, while Candidate C sits exactly at the peak, coinciding with the MLE marker.</w:t>
-      </w:r>
-    </w:p>
-    <w:p>
-      <w:pPr>
-        <w:spacing w:after="160" w:line="300"/>
-      </w:pPr>
-      <w:r>
-        <w:rPr>
-          <w:sz w:val="22"/>
-          <w:szCs w:val="22"/>
-        </w:rPr>
-        <w:t xml:space="preserve">The bar chart of log-likelihoods (Figure 2) reinforces this ranking: Candidate C and the MLE produce identical, highest bars, while Candidate A produces the shortest (most negative) bar, making the ordering of “goodness of fit” unambiguous: Candidate C &gt; Candidate B &gt; Candidate A.</w:t>
-      </w:r>
-    </w:p>
-    <w:p>
-      <w:pPr>
-        <w:spacing w:after="160" w:line="300"/>
-      </w:pPr>
-      <w:r>
-        <w:rPr>
-          <w:sz w:val="22"/>
-          <w:szCs w:val="22"/>
-        </w:rPr>
-        <w:t xml:space="preserve">Statistically, this result is expected because for Bernoulli/Binomial data, the sample proportion k/n is provably the value of p that maximizes the likelihood function — no other value of p (including 0.50 or 0.60) can produce a higher probability of observing exactly 29 passes out of 40 trials.</w:t>
+        <w:t>8. Analysis</w:t>
+      </w:r>
+    </w:p>
+    <w:p>
+      <w:pPr>
+        <w:pStyle w:val="Heading2"/>
+        <w:rPr>
+          <w:sz w:val="24"/>
+          <w:szCs w:val="24"/>
+        </w:rPr>
+      </w:pPr>
+      <w:r>
+        <w:rPr>
+          <w:sz w:val="24"/>
+          <w:szCs w:val="24"/>
+        </w:rPr>
+        <w:t>8.1 Executive Summary</w:t>
+      </w:r>
+    </w:p>
+    <w:p>
+      <w:pPr>
+        <w:numPr>
+          <w:ilvl w:val="0"/>
+          <w:numId w:val="5"/>
+        </w:numPr>
+        <w:spacing w:before="100" w:beforeAutospacing="1" w:after="100" w:afterAutospacing="1"/>
+        <w:rPr>
+          <w:sz w:val="24"/>
+          <w:szCs w:val="24"/>
+        </w:rPr>
+      </w:pPr>
+      <w:r>
+        <w:rPr>
+          <w:b/>
+          <w:bCs/>
+        </w:rPr>
+        <w:t>Total Batches ($n$):</w:t>
+      </w:r>
+      <w:r>
+        <w:t xml:space="preserve"> 40</w:t>
+      </w:r>
+    </w:p>
+    <w:p>
+      <w:pPr>
+        <w:numPr>
+          <w:ilvl w:val="0"/>
+          <w:numId w:val="5"/>
+        </w:numPr>
+        <w:spacing w:before="100" w:beforeAutospacing="1" w:after="100" w:afterAutospacing="1"/>
+      </w:pPr>
+      <w:r>
+        <w:rPr>
+          <w:b/>
+          <w:bCs/>
+        </w:rPr>
+        <w:t>Passed Batches ($k$):</w:t>
+      </w:r>
+      <w:r>
+        <w:t xml:space="preserve"> 29</w:t>
+      </w:r>
+    </w:p>
+    <w:p>
+      <w:pPr>
+        <w:numPr>
+          <w:ilvl w:val="0"/>
+          <w:numId w:val="5"/>
+        </w:numPr>
+        <w:spacing w:before="100" w:beforeAutospacing="1" w:after="100" w:afterAutospacing="1"/>
+      </w:pPr>
+      <w:r>
+        <w:rPr>
+          <w:b/>
+          <w:bCs/>
+        </w:rPr>
+        <w:t>Observed Sample Proportion ($\hat{p}$):</w:t>
+      </w:r>
+      <w:r>
+        <w:t xml:space="preserve"> 0.7250 (72.5%)</w:t>
+      </w:r>
+    </w:p>
+    <w:p>
+      <w:pPr>
+        <w:numPr>
+          <w:ilvl w:val="0"/>
+          <w:numId w:val="5"/>
+        </w:numPr>
+        <w:spacing w:before="100" w:beforeAutospacing="1" w:after="100" w:afterAutospacing="1"/>
+      </w:pPr>
+      <w:r>
+        <w:rPr>
+          <w:b/>
+          <w:bCs/>
+        </w:rPr>
+        <w:lastRenderedPageBreak/>
+        <w:t>Analytical Maximum Likelihood Estimator (MLE):</w:t>
+      </w:r>
+      <w:r>
+        <w:t xml:space="preserve"> $\hat{p} = k/n = 0.7250$</w:t>
+      </w:r>
+    </w:p>
+    <w:p>
+      <w:r>
+        <w:pict>
+          <v:rect id="_x0000_i1025" style="width:0;height:.75pt" o:hralign="center" o:hrstd="t" o:hr="t" fillcolor="#a0a0a0" stroked="f"/>
+        </w:pict>
+      </w:r>
+    </w:p>
+    <w:p>
+      <w:pPr>
+        <w:pStyle w:val="Heading2"/>
+        <w:rPr>
+          <w:sz w:val="24"/>
+          <w:szCs w:val="24"/>
+        </w:rPr>
+      </w:pPr>
+      <w:r>
+        <w:rPr>
+          <w:sz w:val="24"/>
+          <w:szCs w:val="24"/>
+        </w:rPr>
+        <w:t>8.2 Candidate Performance Comparison</w:t>
+      </w:r>
+    </w:p>
+    <w:tbl>
+      <w:tblPr>
+        <w:tblW w:w="5000" w:type="pct"/>
+        <w:tblCellMar>
+          <w:top w:w="15" w:type="dxa"/>
+          <w:left w:w="15" w:type="dxa"/>
+          <w:bottom w:w="15" w:type="dxa"/>
+          <w:right w:w="15" w:type="dxa"/>
+        </w:tblCellMar>
+        <w:tblLook w:val="04A0" w:firstRow="1" w:lastRow="0" w:firstColumn="1" w:lastColumn="0" w:noHBand="0" w:noVBand="1"/>
+      </w:tblPr>
+      <w:tblGrid>
+        <w:gridCol w:w="1433"/>
+        <w:gridCol w:w="1371"/>
+        <w:gridCol w:w="1481"/>
+        <w:gridCol w:w="1288"/>
+        <w:gridCol w:w="3767"/>
+      </w:tblGrid>
+      <w:tr>
+        <w:tc>
+          <w:tcPr>
+            <w:tcW w:w="0" w:type="auto"/>
+            <w:tcBorders>
+              <w:top w:val="single" w:sz="8" w:space="0" w:color="000000"/>
+              <w:left w:val="single" w:sz="8" w:space="0" w:color="000000"/>
+              <w:bottom w:val="single" w:sz="8" w:space="0" w:color="000000"/>
+              <w:right w:val="single" w:sz="8" w:space="0" w:color="000000"/>
+            </w:tcBorders>
+            <w:tcMar>
+              <w:top w:w="100" w:type="dxa"/>
+              <w:left w:w="100" w:type="dxa"/>
+              <w:bottom w:w="100" w:type="dxa"/>
+              <w:right w:w="100" w:type="dxa"/>
+            </w:tcMar>
+            <w:hideMark/>
+          </w:tcPr>
+          <w:p>
+            <w:pPr>
+              <w:rPr>
+                <w:b/>
+                <w:bCs/>
+                <w:sz w:val="24"/>
+                <w:szCs w:val="24"/>
+              </w:rPr>
+            </w:pPr>
+            <w:r>
+              <w:rPr>
+                <w:b/>
+                <w:bCs/>
+              </w:rPr>
+              <w:t>Candidate</w:t>
+            </w:r>
+          </w:p>
+        </w:tc>
+        <w:tc>
+          <w:tcPr>
+            <w:tcW w:w="0" w:type="auto"/>
+            <w:tcBorders>
+              <w:top w:val="single" w:sz="8" w:space="0" w:color="000000"/>
+              <w:left w:val="single" w:sz="8" w:space="0" w:color="000000"/>
+              <w:bottom w:val="single" w:sz="8" w:space="0" w:color="000000"/>
+              <w:right w:val="single" w:sz="8" w:space="0" w:color="000000"/>
+            </w:tcBorders>
+            <w:tcMar>
+              <w:top w:w="100" w:type="dxa"/>
+              <w:left w:w="100" w:type="dxa"/>
+              <w:bottom w:w="100" w:type="dxa"/>
+              <w:right w:w="100" w:type="dxa"/>
+            </w:tcMar>
+            <w:hideMark/>
+          </w:tcPr>
+          <w:p>
+            <w:pPr>
+              <w:rPr>
+                <w:b/>
+                <w:bCs/>
+              </w:rPr>
+            </w:pPr>
+            <w:r>
+              <w:rPr>
+                <w:b/>
+                <w:bCs/>
+              </w:rPr>
+              <w:t>Probability ($p$)</w:t>
+            </w:r>
+          </w:p>
+        </w:tc>
+        <w:tc>
+          <w:tcPr>
+            <w:tcW w:w="0" w:type="auto"/>
+            <w:tcBorders>
+              <w:top w:val="single" w:sz="8" w:space="0" w:color="000000"/>
+              <w:left w:val="single" w:sz="8" w:space="0" w:color="000000"/>
+              <w:bottom w:val="single" w:sz="8" w:space="0" w:color="000000"/>
+              <w:right w:val="single" w:sz="8" w:space="0" w:color="000000"/>
+            </w:tcBorders>
+            <w:tcMar>
+              <w:top w:w="100" w:type="dxa"/>
+              <w:left w:w="100" w:type="dxa"/>
+              <w:bottom w:w="100" w:type="dxa"/>
+              <w:right w:w="100" w:type="dxa"/>
+            </w:tcMar>
+            <w:hideMark/>
+          </w:tcPr>
+          <w:p>
+            <w:pPr>
+              <w:rPr>
+                <w:b/>
+                <w:bCs/>
+              </w:rPr>
+            </w:pPr>
+            <w:r>
+              <w:rPr>
+                <w:b/>
+                <w:bCs/>
+              </w:rPr>
+              <w:t>Likelihood</w:t>
+            </w:r>
+          </w:p>
+        </w:tc>
+        <w:tc>
+          <w:tcPr>
+            <w:tcW w:w="0" w:type="auto"/>
+            <w:tcBorders>
+              <w:top w:val="single" w:sz="8" w:space="0" w:color="000000"/>
+              <w:left w:val="single" w:sz="8" w:space="0" w:color="000000"/>
+              <w:bottom w:val="single" w:sz="8" w:space="0" w:color="000000"/>
+              <w:right w:val="single" w:sz="8" w:space="0" w:color="000000"/>
+            </w:tcBorders>
+            <w:tcMar>
+              <w:top w:w="100" w:type="dxa"/>
+              <w:left w:w="100" w:type="dxa"/>
+              <w:bottom w:w="100" w:type="dxa"/>
+              <w:right w:w="100" w:type="dxa"/>
+            </w:tcMar>
+            <w:hideMark/>
+          </w:tcPr>
+          <w:p>
+            <w:pPr>
+              <w:rPr>
+                <w:b/>
+                <w:bCs/>
+              </w:rPr>
+            </w:pPr>
+            <w:r>
+              <w:rPr>
+                <w:b/>
+                <w:bCs/>
+              </w:rPr>
+              <w:t>Log-Likelihood</w:t>
+            </w:r>
+          </w:p>
+        </w:tc>
+        <w:tc>
+          <w:tcPr>
+            <w:tcW w:w="0" w:type="auto"/>
+            <w:tcBorders>
+              <w:top w:val="single" w:sz="8" w:space="0" w:color="000000"/>
+              <w:left w:val="single" w:sz="8" w:space="0" w:color="000000"/>
+              <w:bottom w:val="single" w:sz="8" w:space="0" w:color="000000"/>
+              <w:right w:val="single" w:sz="8" w:space="0" w:color="000000"/>
+            </w:tcBorders>
+            <w:tcMar>
+              <w:top w:w="100" w:type="dxa"/>
+              <w:left w:w="100" w:type="dxa"/>
+              <w:bottom w:w="100" w:type="dxa"/>
+              <w:right w:w="100" w:type="dxa"/>
+            </w:tcMar>
+            <w:hideMark/>
+          </w:tcPr>
+          <w:p>
+            <w:pPr>
+              <w:rPr>
+                <w:b/>
+                <w:bCs/>
+              </w:rPr>
+            </w:pPr>
+            <w:r>
+              <w:rPr>
+                <w:b/>
+                <w:bCs/>
+              </w:rPr>
+              <w:t>Performance Assessment</w:t>
+            </w:r>
+          </w:p>
+        </w:tc>
+      </w:tr>
+      <w:tr>
+        <w:tc>
+          <w:tcPr>
+            <w:tcW w:w="0" w:type="auto"/>
+            <w:tcBorders>
+              <w:top w:val="single" w:sz="8" w:space="0" w:color="000000"/>
+              <w:left w:val="single" w:sz="8" w:space="0" w:color="000000"/>
+              <w:bottom w:val="single" w:sz="8" w:space="0" w:color="000000"/>
+              <w:right w:val="single" w:sz="8" w:space="0" w:color="000000"/>
+            </w:tcBorders>
+            <w:tcMar>
+              <w:top w:w="100" w:type="dxa"/>
+              <w:left w:w="100" w:type="dxa"/>
+              <w:bottom w:w="100" w:type="dxa"/>
+              <w:right w:w="100" w:type="dxa"/>
+            </w:tcMar>
+            <w:hideMark/>
+          </w:tcPr>
+          <w:p>
+            <w:r>
+              <w:rPr>
+                <w:b/>
+                <w:bCs/>
+              </w:rPr>
+              <w:t>Candidate A</w:t>
+            </w:r>
+          </w:p>
+        </w:tc>
+        <w:tc>
+          <w:tcPr>
+            <w:tcW w:w="0" w:type="auto"/>
+            <w:tcBorders>
+              <w:top w:val="single" w:sz="8" w:space="0" w:color="000000"/>
+              <w:left w:val="single" w:sz="8" w:space="0" w:color="000000"/>
+              <w:bottom w:val="single" w:sz="8" w:space="0" w:color="000000"/>
+              <w:right w:val="single" w:sz="8" w:space="0" w:color="000000"/>
+            </w:tcBorders>
+            <w:tcMar>
+              <w:top w:w="100" w:type="dxa"/>
+              <w:left w:w="100" w:type="dxa"/>
+              <w:bottom w:w="100" w:type="dxa"/>
+              <w:right w:w="100" w:type="dxa"/>
+            </w:tcMar>
+            <w:hideMark/>
+          </w:tcPr>
+          <w:p>
+            <w:r>
+              <w:t>0.50</w:t>
+            </w:r>
+          </w:p>
+        </w:tc>
+        <w:tc>
+          <w:tcPr>
+            <w:tcW w:w="0" w:type="auto"/>
+            <w:tcBorders>
+              <w:top w:val="single" w:sz="8" w:space="0" w:color="000000"/>
+              <w:left w:val="single" w:sz="8" w:space="0" w:color="000000"/>
+              <w:bottom w:val="single" w:sz="8" w:space="0" w:color="000000"/>
+              <w:right w:val="single" w:sz="8" w:space="0" w:color="000000"/>
+            </w:tcBorders>
+            <w:tcMar>
+              <w:top w:w="100" w:type="dxa"/>
+              <w:left w:w="100" w:type="dxa"/>
+              <w:bottom w:w="100" w:type="dxa"/>
+              <w:right w:w="100" w:type="dxa"/>
+            </w:tcMar>
+            <w:hideMark/>
+          </w:tcPr>
+          <w:p>
+            <w:r>
+              <w:t>$2.10 \times 10^{-3}$</w:t>
+            </w:r>
+          </w:p>
+        </w:tc>
+        <w:tc>
+          <w:tcPr>
+            <w:tcW w:w="0" w:type="auto"/>
+            <w:tcBorders>
+              <w:top w:val="single" w:sz="8" w:space="0" w:color="000000"/>
+              <w:left w:val="single" w:sz="8" w:space="0" w:color="000000"/>
+              <w:bottom w:val="single" w:sz="8" w:space="0" w:color="000000"/>
+              <w:right w:val="single" w:sz="8" w:space="0" w:color="000000"/>
+            </w:tcBorders>
+            <w:tcMar>
+              <w:top w:w="100" w:type="dxa"/>
+              <w:left w:w="100" w:type="dxa"/>
+              <w:bottom w:w="100" w:type="dxa"/>
+              <w:right w:w="100" w:type="dxa"/>
+            </w:tcMar>
+            <w:hideMark/>
+          </w:tcPr>
+          <w:p>
+            <w:r>
+              <w:t>-6.1646</w:t>
+            </w:r>
+          </w:p>
+        </w:tc>
+        <w:tc>
+          <w:tcPr>
+            <w:tcW w:w="0" w:type="auto"/>
+            <w:tcBorders>
+              <w:top w:val="single" w:sz="8" w:space="0" w:color="000000"/>
+              <w:left w:val="single" w:sz="8" w:space="0" w:color="000000"/>
+              <w:bottom w:val="single" w:sz="8" w:space="0" w:color="000000"/>
+              <w:right w:val="single" w:sz="8" w:space="0" w:color="000000"/>
+            </w:tcBorders>
+            <w:tcMar>
+              <w:top w:w="100" w:type="dxa"/>
+              <w:left w:w="100" w:type="dxa"/>
+              <w:bottom w:w="100" w:type="dxa"/>
+              <w:right w:w="100" w:type="dxa"/>
+            </w:tcMar>
+            <w:hideMark/>
+          </w:tcPr>
+          <w:p>
+            <w:r>
+              <w:rPr>
+                <w:b/>
+                <w:bCs/>
+              </w:rPr>
+              <w:t>Poor fit:</w:t>
+            </w:r>
+            <w:r>
+              <w:t xml:space="preserve"> Lowest likelihood; observing 29/40 passes is highly unlikely under this model.</w:t>
+            </w:r>
+          </w:p>
+        </w:tc>
+      </w:tr>
+      <w:tr>
+        <w:tc>
+          <w:tcPr>
+            <w:tcW w:w="0" w:type="auto"/>
+            <w:tcBorders>
+              <w:top w:val="single" w:sz="8" w:space="0" w:color="000000"/>
+              <w:left w:val="single" w:sz="8" w:space="0" w:color="000000"/>
+              <w:bottom w:val="single" w:sz="8" w:space="0" w:color="000000"/>
+              <w:right w:val="single" w:sz="8" w:space="0" w:color="000000"/>
+            </w:tcBorders>
+            <w:tcMar>
+              <w:top w:w="100" w:type="dxa"/>
+              <w:left w:w="100" w:type="dxa"/>
+              <w:bottom w:w="100" w:type="dxa"/>
+              <w:right w:w="100" w:type="dxa"/>
+            </w:tcMar>
+            <w:hideMark/>
+          </w:tcPr>
+          <w:p>
+            <w:r>
+              <w:rPr>
+                <w:b/>
+                <w:bCs/>
+              </w:rPr>
+              <w:t>Candidate B</w:t>
+            </w:r>
+          </w:p>
+        </w:tc>
+        <w:tc>
+          <w:tcPr>
+            <w:tcW w:w="0" w:type="auto"/>
+            <w:tcBorders>
+              <w:top w:val="single" w:sz="8" w:space="0" w:color="000000"/>
+              <w:left w:val="single" w:sz="8" w:space="0" w:color="000000"/>
+              <w:bottom w:val="single" w:sz="8" w:space="0" w:color="000000"/>
+              <w:right w:val="single" w:sz="8" w:space="0" w:color="000000"/>
+            </w:tcBorders>
+            <w:tcMar>
+              <w:top w:w="100" w:type="dxa"/>
+              <w:left w:w="100" w:type="dxa"/>
+              <w:bottom w:w="100" w:type="dxa"/>
+              <w:right w:w="100" w:type="dxa"/>
+            </w:tcMar>
+            <w:hideMark/>
+          </w:tcPr>
+          <w:p>
+            <w:r>
+              <w:t>0.60</w:t>
+            </w:r>
+          </w:p>
+        </w:tc>
+        <w:tc>
+          <w:tcPr>
+            <w:tcW w:w="0" w:type="auto"/>
+            <w:tcBorders>
+              <w:top w:val="single" w:sz="8" w:space="0" w:color="000000"/>
+              <w:left w:val="single" w:sz="8" w:space="0" w:color="000000"/>
+              <w:bottom w:val="single" w:sz="8" w:space="0" w:color="000000"/>
+              <w:right w:val="single" w:sz="8" w:space="0" w:color="000000"/>
+            </w:tcBorders>
+            <w:tcMar>
+              <w:top w:w="100" w:type="dxa"/>
+              <w:left w:w="100" w:type="dxa"/>
+              <w:bottom w:w="100" w:type="dxa"/>
+              <w:right w:w="100" w:type="dxa"/>
+            </w:tcMar>
+            <w:hideMark/>
+          </w:tcPr>
+          <w:p>
+            <w:r>
+              <w:t>$3.57 \times 10^{-2}$</w:t>
+            </w:r>
+          </w:p>
+        </w:tc>
+        <w:tc>
+          <w:tcPr>
+            <w:tcW w:w="0" w:type="auto"/>
+            <w:tcBorders>
+              <w:top w:val="single" w:sz="8" w:space="0" w:color="000000"/>
+              <w:left w:val="single" w:sz="8" w:space="0" w:color="000000"/>
+              <w:bottom w:val="single" w:sz="8" w:space="0" w:color="000000"/>
+              <w:right w:val="single" w:sz="8" w:space="0" w:color="000000"/>
+            </w:tcBorders>
+            <w:tcMar>
+              <w:top w:w="100" w:type="dxa"/>
+              <w:left w:w="100" w:type="dxa"/>
+              <w:bottom w:w="100" w:type="dxa"/>
+              <w:right w:w="100" w:type="dxa"/>
+            </w:tcMar>
+            <w:hideMark/>
+          </w:tcPr>
+          <w:p>
+            <w:r>
+              <w:t>-3.3318</w:t>
+            </w:r>
+          </w:p>
+        </w:tc>
+        <w:tc>
+          <w:tcPr>
+            <w:tcW w:w="0" w:type="auto"/>
+            <w:tcBorders>
+              <w:top w:val="single" w:sz="8" w:space="0" w:color="000000"/>
+              <w:left w:val="single" w:sz="8" w:space="0" w:color="000000"/>
+              <w:bottom w:val="single" w:sz="8" w:space="0" w:color="000000"/>
+              <w:right w:val="single" w:sz="8" w:space="0" w:color="000000"/>
+            </w:tcBorders>
+            <w:tcMar>
+              <w:top w:w="100" w:type="dxa"/>
+              <w:left w:w="100" w:type="dxa"/>
+              <w:bottom w:w="100" w:type="dxa"/>
+              <w:right w:w="100" w:type="dxa"/>
+            </w:tcMar>
+            <w:hideMark/>
+          </w:tcPr>
+          <w:p>
+            <w:r>
+              <w:rPr>
+                <w:b/>
+                <w:bCs/>
+              </w:rPr>
+              <w:t>Moderate fit:</w:t>
+            </w:r>
+            <w:r>
+              <w:t xml:space="preserve"> Improved performance, but significantly below the optimal peak.</w:t>
+            </w:r>
+          </w:p>
+        </w:tc>
+      </w:tr>
+      <w:tr>
+        <w:tc>
+          <w:tcPr>
+            <w:tcW w:w="0" w:type="auto"/>
+            <w:tcBorders>
+              <w:top w:val="single" w:sz="8" w:space="0" w:color="000000"/>
+              <w:left w:val="single" w:sz="8" w:space="0" w:color="000000"/>
+              <w:bottom w:val="single" w:sz="8" w:space="0" w:color="000000"/>
+              <w:right w:val="single" w:sz="8" w:space="0" w:color="000000"/>
+            </w:tcBorders>
+            <w:tcMar>
+              <w:top w:w="100" w:type="dxa"/>
+              <w:left w:w="100" w:type="dxa"/>
+              <w:bottom w:w="100" w:type="dxa"/>
+              <w:right w:w="100" w:type="dxa"/>
+            </w:tcMar>
+            <w:hideMark/>
+          </w:tcPr>
+          <w:p>
+            <w:r>
+              <w:rPr>
+                <w:b/>
+                <w:bCs/>
+              </w:rPr>
+              <w:t>Candidate C (MLE)</w:t>
+            </w:r>
+          </w:p>
+        </w:tc>
+        <w:tc>
+          <w:tcPr>
+            <w:tcW w:w="0" w:type="auto"/>
+            <w:tcBorders>
+              <w:top w:val="single" w:sz="8" w:space="0" w:color="000000"/>
+              <w:left w:val="single" w:sz="8" w:space="0" w:color="000000"/>
+              <w:bottom w:val="single" w:sz="8" w:space="0" w:color="000000"/>
+              <w:right w:val="single" w:sz="8" w:space="0" w:color="000000"/>
+            </w:tcBorders>
+            <w:tcMar>
+              <w:top w:w="100" w:type="dxa"/>
+              <w:left w:w="100" w:type="dxa"/>
+              <w:bottom w:w="100" w:type="dxa"/>
+              <w:right w:w="100" w:type="dxa"/>
+            </w:tcMar>
+            <w:hideMark/>
+          </w:tcPr>
+          <w:p>
+            <w:r>
+              <w:t>0.725</w:t>
+            </w:r>
+          </w:p>
+        </w:tc>
+        <w:tc>
+          <w:tcPr>
+            <w:tcW w:w="0" w:type="auto"/>
+            <w:tcBorders>
+              <w:top w:val="single" w:sz="8" w:space="0" w:color="000000"/>
+              <w:left w:val="single" w:sz="8" w:space="0" w:color="000000"/>
+              <w:bottom w:val="single" w:sz="8" w:space="0" w:color="000000"/>
+              <w:right w:val="single" w:sz="8" w:space="0" w:color="000000"/>
+            </w:tcBorders>
+            <w:tcMar>
+              <w:top w:w="100" w:type="dxa"/>
+              <w:left w:w="100" w:type="dxa"/>
+              <w:bottom w:w="100" w:type="dxa"/>
+              <w:right w:w="100" w:type="dxa"/>
+            </w:tcMar>
+            <w:hideMark/>
+          </w:tcPr>
+          <w:p>
+            <w:r>
+              <w:t>$1.40 \times 10^{-1}$</w:t>
+            </w:r>
+          </w:p>
+        </w:tc>
+        <w:tc>
+          <w:tcPr>
+            <w:tcW w:w="0" w:type="auto"/>
+            <w:tcBorders>
+              <w:top w:val="single" w:sz="8" w:space="0" w:color="000000"/>
+              <w:left w:val="single" w:sz="8" w:space="0" w:color="000000"/>
+              <w:bottom w:val="single" w:sz="8" w:space="0" w:color="000000"/>
+              <w:right w:val="single" w:sz="8" w:space="0" w:color="000000"/>
+            </w:tcBorders>
+            <w:tcMar>
+              <w:top w:w="100" w:type="dxa"/>
+              <w:left w:w="100" w:type="dxa"/>
+              <w:bottom w:w="100" w:type="dxa"/>
+              <w:right w:w="100" w:type="dxa"/>
+            </w:tcMar>
+            <w:hideMark/>
+          </w:tcPr>
+          <w:p>
+            <w:r>
+              <w:t>-1.9655</w:t>
+            </w:r>
+          </w:p>
+        </w:tc>
+        <w:tc>
+          <w:tcPr>
+            <w:tcW w:w="0" w:type="auto"/>
+            <w:tcBorders>
+              <w:top w:val="single" w:sz="8" w:space="0" w:color="000000"/>
+              <w:left w:val="single" w:sz="8" w:space="0" w:color="000000"/>
+              <w:bottom w:val="single" w:sz="8" w:space="0" w:color="000000"/>
+              <w:right w:val="single" w:sz="8" w:space="0" w:color="000000"/>
+            </w:tcBorders>
+            <w:tcMar>
+              <w:top w:w="100" w:type="dxa"/>
+              <w:left w:w="100" w:type="dxa"/>
+              <w:bottom w:w="100" w:type="dxa"/>
+              <w:right w:w="100" w:type="dxa"/>
+            </w:tcMar>
+            <w:hideMark/>
+          </w:tcPr>
+          <w:p>
+            <w:r>
+              <w:rPr>
+                <w:b/>
+                <w:bCs/>
+              </w:rPr>
+              <w:t>Best fit:</w:t>
+            </w:r>
+            <w:r>
+              <w:t xml:space="preserve"> Highest likelihood; matches the analytically derived MLE exactly.</w:t>
+            </w:r>
+          </w:p>
+        </w:tc>
+      </w:tr>
+    </w:tbl>
+    <w:p>
+      <w:r>
+        <w:pict>
+          <v:rect id="_x0000_i1026" style="width:0;height:.75pt" o:hralign="center" o:hrstd="t" o:hr="t" fillcolor="#a0a0a0" stroked="f"/>
+        </w:pict>
+      </w:r>
+    </w:p>
+    <w:p>
+      <w:pPr>
+        <w:pStyle w:val="Heading2"/>
+        <w:rPr>
+          <w:sz w:val="24"/>
+          <w:szCs w:val="24"/>
+        </w:rPr>
+      </w:pPr>
+      <w:r>
+        <w:rPr>
+          <w:sz w:val="24"/>
+          <w:szCs w:val="24"/>
+        </w:rPr>
+        <w:t>8.3 Key Findings &amp; Visual Interpretation</w:t>
+      </w:r>
+    </w:p>
+    <w:p>
+      <w:pPr>
+        <w:numPr>
+          <w:ilvl w:val="0"/>
+          <w:numId w:val="6"/>
+        </w:numPr>
+        <w:spacing w:before="100" w:beforeAutospacing="1" w:after="100" w:afterAutospacing="1"/>
+        <w:rPr>
+          <w:sz w:val="24"/>
+          <w:szCs w:val="24"/>
+        </w:rPr>
+      </w:pPr>
+      <w:r>
+        <w:rPr>
+          <w:b/>
+          <w:bCs/>
+        </w:rPr>
+        <w:t>The Likelihood Curve (Figure 1):</w:t>
+      </w:r>
+      <w:r>
+        <w:t xml:space="preserve"> The curve rises steadily from $p = 0$, peaks precisely at $p = 0.725$, and declines toward $p = 1$. Candidates A and B sit on the lower, rising slope, while Candidate C sits exactly at the peak.</w:t>
+      </w:r>
+    </w:p>
+    <w:p>
+      <w:pPr>
+        <w:numPr>
+          <w:ilvl w:val="0"/>
+          <w:numId w:val="6"/>
+        </w:numPr>
+        <w:spacing w:before="100" w:beforeAutospacing="1" w:after="100" w:afterAutospacing="1"/>
+      </w:pPr>
+      <w:r>
+        <w:rPr>
+          <w:b/>
+          <w:bCs/>
+        </w:rPr>
+        <w:t>The Log-Likelihood Bar Chart (Figure 2):</w:t>
+      </w:r>
+      <w:r>
+        <w:t xml:space="preserve"> Reinforces the ranking clearly. Candidate C shows the highest (least negative) bar, while Candidate A displays the shortest (most negative) bar.</w:t>
+      </w:r>
+    </w:p>
+    <w:p>
+      <w:pPr>
+        <w:numPr>
+          <w:ilvl w:val="0"/>
+          <w:numId w:val="6"/>
+        </w:numPr>
+        <w:spacing w:before="100" w:beforeAutospacing="1" w:after="100" w:afterAutospacing="1"/>
+      </w:pPr>
+      <w:r>
+        <w:rPr>
+          <w:b/>
+          <w:bCs/>
+        </w:rPr>
+        <w:t>Unambiguous Ranking:</w:t>
+      </w:r>
+      <w:r>
+        <w:t xml:space="preserve"> $\</w:t>
+      </w:r>
+      <w:proofErr w:type="gramStart"/>
+      <w:r>
+        <w:t>text{</w:t>
+      </w:r>
+      <w:proofErr w:type="gramEnd"/>
+      <w:r>
+        <w:t>Candidate C (MLE)} &gt; \text{Candidate B} &gt; \text{Candidate A}$.</w:t>
+      </w:r>
+    </w:p>
+    <w:p>
+      <w:r>
+        <w:pict>
+          <v:rect id="_x0000_i1027" style="width:0;height:.75pt" o:hralign="center" o:hrstd="t" o:hr="t" fillcolor="#a0a0a0" stroked="f"/>
+        </w:pict>
+      </w:r>
+    </w:p>
+    <w:p>
+      <w:pPr>
+        <w:pStyle w:val="Heading2"/>
+        <w:rPr>
+          <w:sz w:val="24"/>
+          <w:szCs w:val="24"/>
+        </w:rPr>
+      </w:pPr>
+      <w:r>
+        <w:rPr>
+          <w:sz w:val="24"/>
+          <w:szCs w:val="24"/>
+        </w:rPr>
+        <w:t>8.4 Statistical Conclusion</w:t>
+      </w:r>
+    </w:p>
+    <w:p>
+      <w:pPr>
+        <w:rPr>
+          <w:sz w:val="24"/>
+          <w:szCs w:val="24"/>
+        </w:rPr>
+      </w:pPr>
+      <w:r>
+        <w:t>For Binomial data, the sample proportion ($k/n$) is mathematically proven to maximize the likelihood function. No other probability value can yield a higher probability of observing exactly 29 passes out of 40 trials.</w:t>
+      </w:r>
+    </w:p>
+    <w:p>
+      <w:r>
+        <w:pict>
+          <v:rect id="_x0000_i1028" style="width:0;height:.75pt" o:hralign="center" o:hrstd="t" o:hr="t" fillcolor="#a0a0a0" stroked="f"/>
+        </w:pict>
+      </w:r>
+    </w:p>
+    <w:p>
+      <w:r>
+        <w:t>If you need to present this data further, let me know if you would like me to:</w:t>
+      </w:r>
+    </w:p>
+    <w:p>
+      <w:pPr>
+        <w:numPr>
+          <w:ilvl w:val="0"/>
+          <w:numId w:val="7"/>
+        </w:numPr>
+        <w:spacing w:before="100" w:beforeAutospacing="1" w:after="100" w:afterAutospacing="1"/>
+      </w:pPr>
+      <w:r>
+        <w:t xml:space="preserve">Generate the </w:t>
+      </w:r>
+      <w:r>
+        <w:rPr>
+          <w:b/>
+          <w:bCs/>
+        </w:rPr>
+        <w:t>Python code</w:t>
+      </w:r>
+      <w:r>
+        <w:t xml:space="preserve"> to recreate Figure 1 and Figure 2.</w:t>
+      </w:r>
+    </w:p>
+    <w:p>
+      <w:pPr>
+        <w:numPr>
+          <w:ilvl w:val="0"/>
+          <w:numId w:val="7"/>
+        </w:numPr>
+        <w:spacing w:before="100" w:beforeAutospacing="1" w:after="100" w:afterAutospacing="1"/>
+      </w:pPr>
+      <w:r>
+        <w:t xml:space="preserve">Expand the </w:t>
+      </w:r>
+      <w:r>
+        <w:rPr>
+          <w:b/>
+          <w:bCs/>
+        </w:rPr>
+        <w:t>mathematical proof</w:t>
+      </w:r>
+      <w:r>
+        <w:t xml:space="preserve"> for why $k/n$ is the absolute MLE.</w:t>
+      </w:r>
+    </w:p>
+    <w:p>
+      <w:pPr>
+        <w:numPr>
+          <w:ilvl w:val="0"/>
+          <w:numId w:val="7"/>
+        </w:numPr>
+        <w:spacing w:before="100" w:beforeAutospacing="1" w:after="160" w:afterAutospacing="1" w:line="300" w:lineRule="auto"/>
+      </w:pPr>
+      <w:r>
+        <w:t xml:space="preserve">Format this into a specific file type like a </w:t>
+      </w:r>
+      <w:r>
+        <w:rPr>
+          <w:b/>
+          <w:bCs/>
+        </w:rPr>
+        <w:t>Markdown table</w:t>
+      </w:r>
+      <w:r>
+        <w:t xml:space="preserve"> or a </w:t>
+      </w:r>
+      <w:proofErr w:type="spellStart"/>
+      <w:r>
+        <w:rPr>
+          <w:b/>
+          <w:bCs/>
+        </w:rPr>
+        <w:t>LaTeX</w:t>
+      </w:r>
+      <w:proofErr w:type="spellEnd"/>
+      <w:r>
+        <w:rPr>
+          <w:b/>
+          <w:bCs/>
+        </w:rPr>
+        <w:t xml:space="preserve"> block</w:t>
+      </w:r>
+      <w:r>
+        <w:t>.</w:t>
       </w:r>
     </w:p>
     <w:p>
       <w:pPr>
         <w:pStyle w:val="Heading1"/>
-        <w:spacing w:after="200" w:before="300"/>
+        <w:spacing w:before="300" w:after="200"/>
       </w:pPr>
       <w:r>
         <w:rPr>
@@ -2499,38 +3677,8 @@
           <w:sz w:val="28"/>
           <w:szCs w:val="28"/>
         </w:rPr>
-        <w:t xml:space="preserve">9. Conclusion</w:t>
-      </w:r>
-    </w:p>
-    <w:p>
-      <w:pPr>
-        <w:spacing w:after="160" w:line="300"/>
-      </w:pPr>
-      <w:r>
-        <w:rPr>
-          <w:sz w:val="22"/>
-          <w:szCs w:val="22"/>
-        </w:rPr>
-        <w:t xml:space="preserve">Maximum Likelihood Estimation was successfully implemented on the food-processing batch-quality dataset. By computing and comparing the likelihood of three candidate probability estimates (p = 0.50, p = 0.60, and p = k/n = 0.725), it was determined that Candidate C (p = 0.725, the sample proportion) best represents the observed data, since it produces the highest likelihood and log-likelihood values.</w:t>
-      </w:r>
-    </w:p>
-    <w:p>
-      <w:pPr>
-        <w:spacing w:after="160" w:line="300"/>
-      </w:pPr>
-      <w:r>
-        <w:rPr>
-          <w:sz w:val="22"/>
-          <w:szCs w:val="22"/>
-        </w:rPr>
-        <w:t xml:space="preserve">This result matches the closed-form analytical MLE for Bernoulli/Binomial data, p̂ = k/n, confirming both the theoretical correctness of the method and the practical conclusion that approximately 72.5% of batches are expected to meet the quality standard based on the evidence collected. This estimate should be preferred over the other two candidates for any downstream decision-making, such as setting quality-control thresholds or predicting future batch performance.</w:t>
-      </w:r>
-    </w:p>
-    <w:p>
-      <w:pPr>
-        <w:pStyle w:val="Heading1"/>
-        <w:spacing w:after="200" w:before="300"/>
-      </w:pPr>
+        <w:t>9</w:t>
+      </w:r>
       <w:r>
         <w:rPr>
           <w:b/>
@@ -2539,7 +3687,7 @@
           <w:sz w:val="28"/>
           <w:szCs w:val="28"/>
         </w:rPr>
-        <w:t xml:space="preserve">10. References</w:t>
+        <w:t>. References</w:t>
       </w:r>
     </w:p>
     <w:p>
@@ -2556,7 +3704,7 @@
           <w:sz w:val="22"/>
           <w:szCs w:val="22"/>
         </w:rPr>
-        <w:t xml:space="preserve">Casella, G., &amp; Berger, R. L. (2002). Statistical Inference (2nd ed.). Duxbury Press.</w:t>
+        <w:t>Casella, G., &amp; Berger, R. L. (2002). Statistical Inference (2nd ed.). Duxbury Press.</w:t>
       </w:r>
     </w:p>
     <w:p>
@@ -2573,7 +3721,7 @@
           <w:sz w:val="22"/>
           <w:szCs w:val="22"/>
         </w:rPr>
-        <w:t xml:space="preserve">Wasserman, L. (2004). All of Statistics: A Concise Course in Statistical Inference. Springer.</w:t>
+        <w:t>Wasserman, L. (2004). All of Statistics: A Concise Course in Statistical Inference. Springer.</w:t>
       </w:r>
     </w:p>
     <w:p>
@@ -2590,7 +3738,7 @@
           <w:sz w:val="22"/>
           <w:szCs w:val="22"/>
         </w:rPr>
-        <w:t xml:space="preserve">Bishop, C. M. (2006). Pattern Recognition and Machine Learning. Springer, Chapter 2: Probability Distributions.</w:t>
+        <w:t>Bishop, C. M. (2006). Pattern Recognition and Machine Learning. Springer, Chapter 2: Probability Distributions.</w:t>
       </w:r>
     </w:p>
     <w:p>
@@ -2602,12 +3750,46 @@
         </w:numPr>
         <w:spacing w:after="80"/>
       </w:pPr>
-      <w:r>
-        <w:rPr>
-          <w:sz w:val="22"/>
-          <w:szCs w:val="22"/>
-        </w:rPr>
-        <w:t xml:space="preserve">SciPy Documentation — scipy.special.comb: https://docs.scipy.org/doc/scipy/reference/generated/scipy.special.comb.html</w:t>
+      <w:proofErr w:type="spellStart"/>
+      <w:r>
+        <w:rPr>
+          <w:sz w:val="22"/>
+          <w:szCs w:val="22"/>
+        </w:rPr>
+        <w:t>SciPy</w:t>
+      </w:r>
+      <w:proofErr w:type="spellEnd"/>
+      <w:r>
+        <w:rPr>
+          <w:sz w:val="22"/>
+          <w:szCs w:val="22"/>
+        </w:rPr>
+        <w:t xml:space="preserve"> Documentation — </w:t>
+      </w:r>
+      <w:proofErr w:type="spellStart"/>
+      <w:proofErr w:type="gramStart"/>
+      <w:r>
+        <w:rPr>
+          <w:sz w:val="22"/>
+          <w:szCs w:val="22"/>
+        </w:rPr>
+        <w:t>scipy.special</w:t>
+      </w:r>
+      <w:proofErr w:type="gramEnd"/>
+      <w:r>
+        <w:rPr>
+          <w:sz w:val="22"/>
+          <w:szCs w:val="22"/>
+        </w:rPr>
+        <w:t>.comb</w:t>
+      </w:r>
+      <w:proofErr w:type="spellEnd"/>
+      <w:r>
+        <w:rPr>
+          <w:sz w:val="22"/>
+          <w:szCs w:val="22"/>
+        </w:rPr>
+        <w:t>: https://docs.scipy.org/doc/scipy/reference/generated/scipy.special.comb.html</w:t>
       </w:r>
     </w:p>
     <w:p>
@@ -2619,12 +3801,21 @@
         </w:numPr>
         <w:spacing w:after="80"/>
       </w:pPr>
-      <w:r>
-        <w:rPr>
-          <w:sz w:val="22"/>
-          <w:szCs w:val="22"/>
-        </w:rPr>
-        <w:t xml:space="preserve">NumPy Documentation: https://numpy.org/doc/</w:t>
+      <w:proofErr w:type="spellStart"/>
+      <w:r>
+        <w:rPr>
+          <w:sz w:val="22"/>
+          <w:szCs w:val="22"/>
+        </w:rPr>
+        <w:t>NumPy</w:t>
+      </w:r>
+      <w:proofErr w:type="spellEnd"/>
+      <w:r>
+        <w:rPr>
+          <w:sz w:val="22"/>
+          <w:szCs w:val="22"/>
+        </w:rPr>
+        <w:t xml:space="preserve"> Documentation: https://numpy.org/doc/</w:t>
       </w:r>
     </w:p>
     <w:p>
@@ -2636,12 +3827,21 @@
         </w:numPr>
         <w:spacing w:after="80"/>
       </w:pPr>
-      <w:r>
-        <w:rPr>
-          <w:sz w:val="22"/>
-          <w:szCs w:val="22"/>
-        </w:rPr>
-        <w:t xml:space="preserve">Matplotlib Documentation: https://matplotlib.org/stable/contents.html</w:t>
+      <w:proofErr w:type="spellStart"/>
+      <w:r>
+        <w:rPr>
+          <w:sz w:val="22"/>
+          <w:szCs w:val="22"/>
+        </w:rPr>
+        <w:t>Matplotlib</w:t>
+      </w:r>
+      <w:proofErr w:type="spellEnd"/>
+      <w:r>
+        <w:rPr>
+          <w:sz w:val="22"/>
+          <w:szCs w:val="22"/>
+        </w:rPr>
+        <w:t xml:space="preserve"> Documentation: https://matplotlib.org/stable/contents.html</w:t>
       </w:r>
     </w:p>
     <w:p>
@@ -2658,38 +3858,25 @@
           <w:sz w:val="22"/>
           <w:szCs w:val="22"/>
         </w:rPr>
-        <w:t xml:space="preserve">Pandas Documentation: https://pandas.pydata.org/docs/</w:t>
+        <w:t>Pandas Documentation: https://pandas.pydata.org/docs/</w:t>
       </w:r>
     </w:p>
     <w:sectPr>
-      <w:headerReference w:type="default" r:id="rId7"/>
-      <w:footerReference w:type="default" r:id="rId8"/>
-      <w:pgSz w:w="12240" w:h="15840" w:orient="portrait"/>
+      <w:headerReference w:type="default" r:id="rId10"/>
+      <w:footerReference w:type="default" r:id="rId11"/>
+      <w:pgSz w:w="12240" w:h="15840"/>
       <w:pgMar w:top="1440" w:right="1440" w:bottom="1440" w:left="1440" w:header="708" w:footer="708" w:gutter="0"/>
-      <w:pgNumType/>
+      <w:cols w:space="720"/>
       <w:docGrid w:linePitch="360"/>
     </w:sectPr>
   </w:body>
 </w:document>
 </file>
 
-<file path=word/comments.xml><?xml version="1.0" encoding="utf-8"?>
-<w:comments xmlns:cx="http://schemas.microsoft.com/office/drawing/2014/chartex" xmlns:cx1="http://schemas.microsoft.com/office/drawing/2015/9/8/chartex" xmlns:cx2="http://schemas.microsoft.com/office/drawing/2015/10/21/chartex" xmlns:cx3="http://schemas.microsoft.com/office/drawing/2016/5/9/chartex" xmlns:cx4="http://schemas.microsoft.com/office/drawing/2016/5/10/chartex" xmlns:cx5="http://schemas.microsoft.com/office/drawing/2016/5/11/chartex" xmlns:cx6="http://schemas.microsoft.com/office/drawing/2016/5/12/chartex" xmlns:cx7="http://schemas.microsoft.com/office/drawing/2016/5/13/chartex" xmlns:cx8="http://schemas.microsoft.com/office/drawing/2016/5/14/chartex" xmlns:mc="http://schemas.openxmlformats.org/markup-compatibility/2006" xmlns:aink="http://schemas.microsoft.com/office/drawing/2016/ink" xmlns:am3d="http://schemas.microsoft.com/office/drawing/2017/model3d" xmlns:o="urn:schemas-microsoft-com:office:office" xmlns:r="http://schemas.openxmlformats.org/officeDocument/2006/relationships" xmlns:m="http://schemas.openxmlformats.org/officeDocument/2006/math" xmlns:v="urn:schemas-microsoft-com:vml" xmlns:wp14="http://schemas.microsoft.com/office/word/2010/wordprocessingDrawing" xmlns:wp="http://schemas.openxmlformats.org/drawingml/2006/wordprocessingDrawing" xmlns:w10="urn:schemas-microsoft-com:office:word" xmlns:w="http://schemas.openxmlformats.org/wordprocessingml/2006/main" xmlns:w14="http://schemas.microsoft.com/office/word/2010/wordml" xmlns:w15="http://schemas.microsoft.com/office/word/2012/wordml" xmlns:w16cex="http://schemas.microsoft.com/office/word/2018/wordml/cex" xmlns:w16cid="http://schemas.microsoft.com/office/word/2016/wordml/cid" xmlns:w16="http://schemas.microsoft.com/office/word/2018/wordml" xmlns:w16sdtdh="http://schemas.microsoft.com/office/word/2020/wordml/sdtdatahash" xmlns:w16se="http://schemas.microsoft.com/office/word/2015/wordml/symex" xmlns:wpg="http://schemas.microsoft.com/office/word/2010/wordprocessingGroup" xmlns:wpi="http://schemas.microsoft.com/office/word/2010/wordprocessingInk" xmlns:wne="http://schemas.microsoft.com/office/word/2006/wordml" xmlns:wps="http://schemas.microsoft.com/office/word/2010/wordprocessingShape"/>
-</file>
-
 <file path=word/endnotes.xml><?xml version="1.0" encoding="utf-8"?>
-<w:endnotes xmlns:wpc="http://schemas.microsoft.com/office/word/2010/wordprocessingCanvas" xmlns:mc="http://schemas.openxmlformats.org/markup-compatibility/2006" xmlns:o="urn:schemas-microsoft-com:office:office" xmlns:r="http://schemas.openxmlformats.org/officeDocument/2006/relationships" xmlns:m="http://schemas.openxmlformats.org/officeDocument/2006/math" xmlns:v="urn:schemas-microsoft-com:vml" xmlns:wp14="http://schemas.microsoft.com/office/word/2010/wordprocessingDrawing" xmlns:wp="http://schemas.openxmlformats.org/drawingml/2006/wordprocessingDrawing" xmlns:w10="urn:schemas-microsoft-com:office:word" xmlns:w="http://schemas.openxmlformats.org/wordprocessingml/2006/main" xmlns:w14="http://schemas.microsoft.com/office/word/2010/wordml" xmlns:w15="http://schemas.microsoft.com/office/word/2012/wordml" xmlns:wpg="http://schemas.microsoft.com/office/word/2010/wordprocessingGroup" xmlns:wpi="http://schemas.microsoft.com/office/word/2010/wordprocessingInk" xmlns:wne="http://schemas.microsoft.com/office/word/2006/wordml" xmlns:wps="http://schemas.microsoft.com/office/word/2010/wordprocessingShape" mc:Ignorable="w14 w15 wp14">
+<w:endnotes xmlns:wpc="http://schemas.microsoft.com/office/word/2010/wordprocessingCanvas" xmlns:cx="http://schemas.microsoft.com/office/drawing/2014/chartex" xmlns:mc="http://schemas.openxmlformats.org/markup-compatibility/2006" xmlns:o="urn:schemas-microsoft-com:office:office" xmlns:r="http://schemas.openxmlformats.org/officeDocument/2006/relationships" xmlns:m="http://schemas.openxmlformats.org/officeDocument/2006/math" xmlns:v="urn:schemas-microsoft-com:vml" xmlns:wp14="http://schemas.microsoft.com/office/word/2010/wordprocessingDrawing" xmlns:wp="http://schemas.openxmlformats.org/drawingml/2006/wordprocessingDrawing" xmlns:w10="urn:schemas-microsoft-com:office:word" xmlns:w="http://schemas.openxmlformats.org/wordprocessingml/2006/main" xmlns:w14="http://schemas.microsoft.com/office/word/2010/wordml" xmlns:w15="http://schemas.microsoft.com/office/word/2012/wordml" xmlns:w16se="http://schemas.microsoft.com/office/word/2015/wordml/symex" xmlns:wpg="http://schemas.microsoft.com/office/word/2010/wordprocessingGroup" xmlns:wpi="http://schemas.microsoft.com/office/word/2010/wordprocessingInk" xmlns:wne="http://schemas.microsoft.com/office/word/2006/wordml" xmlns:wps="http://schemas.microsoft.com/office/word/2010/wordprocessingShape" mc:Ignorable="w14 w15 w16se wp14">
   <w:endnote w:type="separator" w:id="-1">
     <w:p>
-      <w:pPr>
-        <w:spacing w:after="0" w:line="240" w:lineRule="auto"/>
-      </w:pPr>
-      <w:r>
-        <w:rPr>
-          <w:rStyle w:val="EndnoteReference"/>
-        </w:rPr>
-        <w:endnoteRef/>
-      </w:r>
       <w:r>
         <w:separator/>
       </w:r>
@@ -2697,15 +3884,6 @@
   </w:endnote>
   <w:endnote w:type="continuationSeparator" w:id="0">
     <w:p>
-      <w:pPr>
-        <w:spacing w:after="0" w:line="240" w:lineRule="auto"/>
-      </w:pPr>
-      <w:r>
-        <w:rPr>
-          <w:rStyle w:val="EndnoteReference"/>
-        </w:rPr>
-        <w:endnoteRef/>
-      </w:r>
       <w:r>
         <w:continuationSeparator/>
       </w:r>
@@ -2715,7 +3893,7 @@
 </file>
 
 <file path=word/footer1.xml><?xml version="1.0" encoding="utf-8"?>
-<w:ftr xmlns:wpc="http://schemas.microsoft.com/office/word/2010/wordprocessingCanvas" xmlns:mc="http://schemas.openxmlformats.org/markup-compatibility/2006" xmlns:o="urn:schemas-microsoft-com:office:office" xmlns:r="http://schemas.openxmlformats.org/officeDocument/2006/relationships" xmlns:m="http://schemas.openxmlformats.org/officeDocument/2006/math" xmlns:v="urn:schemas-microsoft-com:vml" xmlns:wp14="http://schemas.microsoft.com/office/word/2010/wordprocessingDrawing" xmlns:wp="http://schemas.openxmlformats.org/drawingml/2006/wordprocessingDrawing" xmlns:w10="urn:schemas-microsoft-com:office:word" xmlns:w="http://schemas.openxmlformats.org/wordprocessingml/2006/main" xmlns:w14="http://schemas.microsoft.com/office/word/2010/wordml" xmlns:w15="http://schemas.microsoft.com/office/word/2012/wordml" xmlns:wpg="http://schemas.microsoft.com/office/word/2010/wordprocessingGroup" xmlns:wpi="http://schemas.microsoft.com/office/word/2010/wordprocessingInk" xmlns:wne="http://schemas.microsoft.com/office/word/2006/wordml" xmlns:wps="http://schemas.microsoft.com/office/word/2010/wordprocessingShape">
+<w:ftr xmlns:wpc="http://schemas.microsoft.com/office/word/2010/wordprocessingCanvas" xmlns:cx="http://schemas.microsoft.com/office/drawing/2014/chartex" xmlns:mc="http://schemas.openxmlformats.org/markup-compatibility/2006" xmlns:o="urn:schemas-microsoft-com:office:office" xmlns:r="http://schemas.openxmlformats.org/officeDocument/2006/relationships" xmlns:m="http://schemas.openxmlformats.org/officeDocument/2006/math" xmlns:v="urn:schemas-microsoft-com:vml" xmlns:wp14="http://schemas.microsoft.com/office/word/2010/wordprocessingDrawing" xmlns:wp="http://schemas.openxmlformats.org/drawingml/2006/wordprocessingDrawing" xmlns:w10="urn:schemas-microsoft-com:office:word" xmlns:w="http://schemas.openxmlformats.org/wordprocessingml/2006/main" xmlns:w14="http://schemas.microsoft.com/office/word/2010/wordml" xmlns:w15="http://schemas.microsoft.com/office/word/2012/wordml" xmlns:w16se="http://schemas.microsoft.com/office/word/2015/wordml/symex" xmlns:wpg="http://schemas.microsoft.com/office/word/2010/wordprocessingGroup" xmlns:wpi="http://schemas.microsoft.com/office/word/2010/wordprocessingInk" xmlns:wne="http://schemas.microsoft.com/office/word/2006/wordml" xmlns:wps="http://schemas.microsoft.com/office/word/2010/wordprocessingShape" mc:Ignorable="w14 w15 w16se wp14">
   <w:p>
     <w:pPr>
       <w:jc w:val="center"/>
@@ -2733,8 +3911,34 @@
         <w:szCs w:val="18"/>
       </w:rPr>
       <w:fldChar w:fldCharType="begin"/>
-      <w:instrText xml:space="preserve">PAGE</w:instrText>
+    </w:r>
+    <w:r>
+      <w:rPr>
+        <w:sz w:val="18"/>
+        <w:szCs w:val="18"/>
+      </w:rPr>
+      <w:instrText>PAGE</w:instrText>
+    </w:r>
+    <w:r>
+      <w:rPr>
+        <w:sz w:val="18"/>
+        <w:szCs w:val="18"/>
+      </w:rPr>
       <w:fldChar w:fldCharType="separate"/>
+    </w:r>
+    <w:r>
+      <w:rPr>
+        <w:noProof/>
+        <w:sz w:val="18"/>
+        <w:szCs w:val="18"/>
+      </w:rPr>
+      <w:t>6</w:t>
+    </w:r>
+    <w:r>
+      <w:rPr>
+        <w:sz w:val="18"/>
+        <w:szCs w:val="18"/>
+      </w:rPr>
       <w:fldChar w:fldCharType="end"/>
     </w:r>
     <w:r>
@@ -2750,8 +3954,34 @@
         <w:szCs w:val="18"/>
       </w:rPr>
       <w:fldChar w:fldCharType="begin"/>
-      <w:instrText xml:space="preserve">NUMPAGES</w:instrText>
+    </w:r>
+    <w:r>
+      <w:rPr>
+        <w:sz w:val="18"/>
+        <w:szCs w:val="18"/>
+      </w:rPr>
+      <w:instrText>NUMPAGES</w:instrText>
+    </w:r>
+    <w:r>
+      <w:rPr>
+        <w:sz w:val="18"/>
+        <w:szCs w:val="18"/>
+      </w:rPr>
       <w:fldChar w:fldCharType="separate"/>
+    </w:r>
+    <w:r>
+      <w:rPr>
+        <w:noProof/>
+        <w:sz w:val="18"/>
+        <w:szCs w:val="18"/>
+      </w:rPr>
+      <w:t>7</w:t>
+    </w:r>
+    <w:r>
+      <w:rPr>
+        <w:sz w:val="18"/>
+        <w:szCs w:val="18"/>
+      </w:rPr>
       <w:fldChar w:fldCharType="end"/>
     </w:r>
   </w:p>
@@ -2759,18 +3989,9 @@
 </file>
 
 <file path=word/footnotes.xml><?xml version="1.0" encoding="utf-8"?>
-<w:footnotes xmlns:wpc="http://schemas.microsoft.com/office/word/2010/wordprocessingCanvas" xmlns:mc="http://schemas.openxmlformats.org/markup-compatibility/2006" xmlns:o="urn:schemas-microsoft-com:office:office" xmlns:r="http://schemas.openxmlformats.org/officeDocument/2006/relationships" xmlns:m="http://schemas.openxmlformats.org/officeDocument/2006/math" xmlns:v="urn:schemas-microsoft-com:vml" xmlns:wp14="http://schemas.microsoft.com/office/word/2010/wordprocessingDrawing" xmlns:wp="http://schemas.openxmlformats.org/drawingml/2006/wordprocessingDrawing" xmlns:w10="urn:schemas-microsoft-com:office:word" xmlns:w="http://schemas.openxmlformats.org/wordprocessingml/2006/main" xmlns:w14="http://schemas.microsoft.com/office/word/2010/wordml" xmlns:w15="http://schemas.microsoft.com/office/word/2012/wordml" xmlns:wpg="http://schemas.microsoft.com/office/word/2010/wordprocessingGroup" xmlns:wpi="http://schemas.microsoft.com/office/word/2010/wordprocessingInk" xmlns:wne="http://schemas.microsoft.com/office/word/2006/wordml" xmlns:wps="http://schemas.microsoft.com/office/word/2010/wordprocessingShape" mc:Ignorable="w14 w15 wp14">
+<w:footnotes xmlns:wpc="http://schemas.microsoft.com/office/word/2010/wordprocessingCanvas" xmlns:cx="http://schemas.microsoft.com/office/drawing/2014/chartex" xmlns:mc="http://schemas.openxmlformats.org/markup-compatibility/2006" xmlns:o="urn:schemas-microsoft-com:office:office" xmlns:r="http://schemas.openxmlformats.org/officeDocument/2006/relationships" xmlns:m="http://schemas.openxmlformats.org/officeDocument/2006/math" xmlns:v="urn:schemas-microsoft-com:vml" xmlns:wp14="http://schemas.microsoft.com/office/word/2010/wordprocessingDrawing" xmlns:wp="http://schemas.openxmlformats.org/drawingml/2006/wordprocessingDrawing" xmlns:w10="urn:schemas-microsoft-com:office:word" xmlns:w="http://schemas.openxmlformats.org/wordprocessingml/2006/main" xmlns:w14="http://schemas.microsoft.com/office/word/2010/wordml" xmlns:w15="http://schemas.microsoft.com/office/word/2012/wordml" xmlns:w16se="http://schemas.microsoft.com/office/word/2015/wordml/symex" xmlns:wpg="http://schemas.microsoft.com/office/word/2010/wordprocessingGroup" xmlns:wpi="http://schemas.microsoft.com/office/word/2010/wordprocessingInk" xmlns:wne="http://schemas.microsoft.com/office/word/2006/wordml" xmlns:wps="http://schemas.microsoft.com/office/word/2010/wordprocessingShape" mc:Ignorable="w14 w15 w16se wp14">
   <w:footnote w:type="separator" w:id="-1">
     <w:p>
-      <w:pPr>
-        <w:spacing w:after="0" w:line="240" w:lineRule="auto"/>
-      </w:pPr>
-      <w:r>
-        <w:rPr>
-          <w:rStyle w:val="FootnoteReference"/>
-        </w:rPr>
-        <w:footnoteRef/>
-      </w:r>
       <w:r>
         <w:separator/>
       </w:r>
@@ -2778,15 +3999,6 @@
   </w:footnote>
   <w:footnote w:type="continuationSeparator" w:id="0">
     <w:p>
-      <w:pPr>
-        <w:spacing w:after="0" w:line="240" w:lineRule="auto"/>
-      </w:pPr>
-      <w:r>
-        <w:rPr>
-          <w:rStyle w:val="FootnoteReference"/>
-        </w:rPr>
-        <w:footnoteRef/>
-      </w:r>
       <w:r>
         <w:continuationSeparator/>
       </w:r>
@@ -2796,7 +4008,7 @@
 </file>
 
 <file path=word/header1.xml><?xml version="1.0" encoding="utf-8"?>
-<w:hdr xmlns:wpc="http://schemas.microsoft.com/office/word/2010/wordprocessingCanvas" xmlns:mc="http://schemas.openxmlformats.org/markup-compatibility/2006" xmlns:o="urn:schemas-microsoft-com:office:office" xmlns:r="http://schemas.openxmlformats.org/officeDocument/2006/relationships" xmlns:m="http://schemas.openxmlformats.org/officeDocument/2006/math" xmlns:v="urn:schemas-microsoft-com:vml" xmlns:wp14="http://schemas.microsoft.com/office/word/2010/wordprocessingDrawing" xmlns:wp="http://schemas.openxmlformats.org/drawingml/2006/wordprocessingDrawing" xmlns:w10="urn:schemas-microsoft-com:office:word" xmlns:w="http://schemas.openxmlformats.org/wordprocessingml/2006/main" xmlns:w14="http://schemas.microsoft.com/office/word/2010/wordml" xmlns:w15="http://schemas.microsoft.com/office/word/2012/wordml" xmlns:wpg="http://schemas.microsoft.com/office/word/2010/wordprocessingGroup" xmlns:wpi="http://schemas.microsoft.com/office/word/2010/wordprocessingInk" xmlns:wne="http://schemas.microsoft.com/office/word/2006/wordml" xmlns:wps="http://schemas.microsoft.com/office/word/2010/wordprocessingShape" xmlns:cx="http://schemas.microsoft.com/office/drawing/2014/chartex" xmlns:cx1="http://schemas.microsoft.com/office/drawing/2015/9/8/chartex" xmlns:cx2="http://schemas.microsoft.com/office/drawing/2015/10/21/chartex" xmlns:cx3="http://schemas.microsoft.com/office/drawing/2016/5/9/chartex" xmlns:cx4="http://schemas.microsoft.com/office/drawing/2016/5/10/chartex" xmlns:cx5="http://schemas.microsoft.com/office/drawing/2016/5/11/chartex" xmlns:cx6="http://schemas.microsoft.com/office/drawing/2016/5/12/chartex" xmlns:cx7="http://schemas.microsoft.com/office/drawing/2016/5/13/chartex" xmlns:cx8="http://schemas.microsoft.com/office/drawing/2016/5/14/chartex" xmlns:w16cid="http://schemas.microsoft.com/office/word/2016/wordml/cid" xmlns:w16se="http://schemas.microsoft.com/office/word/2015/wordml/symex">
+<w:hdr xmlns:wpc="http://schemas.microsoft.com/office/word/2010/wordprocessingCanvas" xmlns:cx="http://schemas.microsoft.com/office/drawing/2014/chartex" xmlns:mc="http://schemas.openxmlformats.org/markup-compatibility/2006" xmlns:o="urn:schemas-microsoft-com:office:office" xmlns:r="http://schemas.openxmlformats.org/officeDocument/2006/relationships" xmlns:m="http://schemas.openxmlformats.org/officeDocument/2006/math" xmlns:v="urn:schemas-microsoft-com:vml" xmlns:wp14="http://schemas.microsoft.com/office/word/2010/wordprocessingDrawing" xmlns:wp="http://schemas.openxmlformats.org/drawingml/2006/wordprocessingDrawing" xmlns:w10="urn:schemas-microsoft-com:office:word" xmlns:w="http://schemas.openxmlformats.org/wordprocessingml/2006/main" xmlns:w14="http://schemas.microsoft.com/office/word/2010/wordml" xmlns:w15="http://schemas.microsoft.com/office/word/2012/wordml" xmlns:w16se="http://schemas.microsoft.com/office/word/2015/wordml/symex" xmlns:wpg="http://schemas.microsoft.com/office/word/2010/wordprocessingGroup" xmlns:wpi="http://schemas.microsoft.com/office/word/2010/wordprocessingInk" xmlns:wne="http://schemas.microsoft.com/office/word/2006/wordml" xmlns:wps="http://schemas.microsoft.com/office/word/2010/wordprocessingShape" mc:Ignorable="w14 w15 w16se wp14">
   <w:p>
     <w:pPr>
       <w:jc w:val="right"/>
@@ -2807,17 +4019,222 @@
         <w:sz w:val="16"/>
         <w:szCs w:val="16"/>
       </w:rPr>
-      <w:t xml:space="preserve">MLE — Batch Quality Analysis</w:t>
+      <w:t>MLE — Batch Quality Analysis</w:t>
     </w:r>
   </w:p>
 </w:hdr>
 </file>
 
 <file path=word/numbering.xml><?xml version="1.0" encoding="utf-8"?>
-<w:numbering xmlns:wpc="http://schemas.microsoft.com/office/word/2010/wordprocessingCanvas" xmlns:mc="http://schemas.openxmlformats.org/markup-compatibility/2006" xmlns:o="urn:schemas-microsoft-com:office:office" xmlns:r="http://schemas.openxmlformats.org/officeDocument/2006/relationships" xmlns:m="http://schemas.openxmlformats.org/officeDocument/2006/math" xmlns:v="urn:schemas-microsoft-com:vml" xmlns:wp14="http://schemas.microsoft.com/office/word/2010/wordprocessingDrawing" xmlns:wp="http://schemas.openxmlformats.org/drawingml/2006/wordprocessingDrawing" xmlns:w10="urn:schemas-microsoft-com:office:word" xmlns:w="http://schemas.openxmlformats.org/wordprocessingml/2006/main" xmlns:w14="http://schemas.microsoft.com/office/word/2010/wordml" xmlns:w15="http://schemas.microsoft.com/office/word/2012/wordml" xmlns:wpg="http://schemas.microsoft.com/office/word/2010/wordprocessingGroup" xmlns:wpi="http://schemas.microsoft.com/office/word/2010/wordprocessingInk" xmlns:wne="http://schemas.microsoft.com/office/word/2006/wordml" xmlns:wps="http://schemas.microsoft.com/office/word/2010/wordprocessingShape" mc:Ignorable="w14 w15 wp14">
+<w:numbering xmlns:wpc="http://schemas.microsoft.com/office/word/2010/wordprocessingCanvas" xmlns:cx="http://schemas.microsoft.com/office/drawing/2014/chartex" xmlns:mc="http://schemas.openxmlformats.org/markup-compatibility/2006" xmlns:o="urn:schemas-microsoft-com:office:office" xmlns:r="http://schemas.openxmlformats.org/officeDocument/2006/relationships" xmlns:m="http://schemas.openxmlformats.org/officeDocument/2006/math" xmlns:v="urn:schemas-microsoft-com:vml" xmlns:wp14="http://schemas.microsoft.com/office/word/2010/wordprocessingDrawing" xmlns:wp="http://schemas.openxmlformats.org/drawingml/2006/wordprocessingDrawing" xmlns:w10="urn:schemas-microsoft-com:office:word" xmlns:w="http://schemas.openxmlformats.org/wordprocessingml/2006/main" xmlns:w14="http://schemas.microsoft.com/office/word/2010/wordml" xmlns:w15="http://schemas.microsoft.com/office/word/2012/wordml" xmlns:w16se="http://schemas.microsoft.com/office/word/2015/wordml/symex" xmlns:wpg="http://schemas.microsoft.com/office/word/2010/wordprocessingGroup" xmlns:wpi="http://schemas.microsoft.com/office/word/2010/wordprocessingInk" xmlns:wne="http://schemas.microsoft.com/office/word/2006/wordml" xmlns:wps="http://schemas.microsoft.com/office/word/2010/wordprocessingShape" mc:Ignorable="w14 w15 w16se wp14">
+  <w:abstractNum w:abstractNumId="0" w15:restartNumberingAfterBreak="0">
+    <w:nsid w:val="1A294179"/>
+    <w:multiLevelType w:val="multilevel"/>
+    <w:tmpl w:val="1062E216"/>
+    <w:lvl w:ilvl="0">
+      <w:start w:val="1"/>
+      <w:numFmt w:val="bullet"/>
+      <w:lvlText w:val=""/>
+      <w:lvlJc w:val="left"/>
+      <w:pPr>
+        <w:tabs>
+          <w:tab w:val="num" w:pos="720"/>
+        </w:tabs>
+        <w:ind w:left="720" w:hanging="360"/>
+      </w:pPr>
+      <w:rPr>
+        <w:rFonts w:ascii="Symbol" w:hAnsi="Symbol" w:hint="default"/>
+        <w:sz w:val="20"/>
+      </w:rPr>
+    </w:lvl>
+    <w:lvl w:ilvl="1" w:tentative="1">
+      <w:start w:val="1"/>
+      <w:numFmt w:val="bullet"/>
+      <w:lvlText w:val="o"/>
+      <w:lvlJc w:val="left"/>
+      <w:pPr>
+        <w:tabs>
+          <w:tab w:val="num" w:pos="1440"/>
+        </w:tabs>
+        <w:ind w:left="1440" w:hanging="360"/>
+      </w:pPr>
+      <w:rPr>
+        <w:rFonts w:ascii="Courier New" w:hAnsi="Courier New" w:hint="default"/>
+        <w:sz w:val="20"/>
+      </w:rPr>
+    </w:lvl>
+    <w:lvl w:ilvl="2" w:tentative="1">
+      <w:start w:val="1"/>
+      <w:numFmt w:val="bullet"/>
+      <w:lvlText w:val=""/>
+      <w:lvlJc w:val="left"/>
+      <w:pPr>
+        <w:tabs>
+          <w:tab w:val="num" w:pos="2160"/>
+        </w:tabs>
+        <w:ind w:left="2160" w:hanging="360"/>
+      </w:pPr>
+      <w:rPr>
+        <w:rFonts w:ascii="Wingdings" w:hAnsi="Wingdings" w:hint="default"/>
+        <w:sz w:val="20"/>
+      </w:rPr>
+    </w:lvl>
+    <w:lvl w:ilvl="3" w:tentative="1">
+      <w:start w:val="1"/>
+      <w:numFmt w:val="bullet"/>
+      <w:lvlText w:val=""/>
+      <w:lvlJc w:val="left"/>
+      <w:pPr>
+        <w:tabs>
+          <w:tab w:val="num" w:pos="2880"/>
+        </w:tabs>
+        <w:ind w:left="2880" w:hanging="360"/>
+      </w:pPr>
+      <w:rPr>
+        <w:rFonts w:ascii="Wingdings" w:hAnsi="Wingdings" w:hint="default"/>
+        <w:sz w:val="20"/>
+      </w:rPr>
+    </w:lvl>
+    <w:lvl w:ilvl="4" w:tentative="1">
+      <w:start w:val="1"/>
+      <w:numFmt w:val="bullet"/>
+      <w:lvlText w:val=""/>
+      <w:lvlJc w:val="left"/>
+      <w:pPr>
+        <w:tabs>
+          <w:tab w:val="num" w:pos="3600"/>
+        </w:tabs>
+        <w:ind w:left="3600" w:hanging="360"/>
+      </w:pPr>
+      <w:rPr>
+        <w:rFonts w:ascii="Wingdings" w:hAnsi="Wingdings" w:hint="default"/>
+        <w:sz w:val="20"/>
+      </w:rPr>
+    </w:lvl>
+    <w:lvl w:ilvl="5" w:tentative="1">
+      <w:start w:val="1"/>
+      <w:numFmt w:val="bullet"/>
+      <w:lvlText w:val=""/>
+      <w:lvlJc w:val="left"/>
+      <w:pPr>
+        <w:tabs>
+          <w:tab w:val="num" w:pos="4320"/>
+        </w:tabs>
+        <w:ind w:left="4320" w:hanging="360"/>
+      </w:pPr>
+      <w:rPr>
+        <w:rFonts w:ascii="Wingdings" w:hAnsi="Wingdings" w:hint="default"/>
+        <w:sz w:val="20"/>
+      </w:rPr>
+    </w:lvl>
+    <w:lvl w:ilvl="6" w:tentative="1">
+      <w:start w:val="1"/>
+      <w:numFmt w:val="bullet"/>
+      <w:lvlText w:val=""/>
+      <w:lvlJc w:val="left"/>
+      <w:pPr>
+        <w:tabs>
+          <w:tab w:val="num" w:pos="5040"/>
+        </w:tabs>
+        <w:ind w:left="5040" w:hanging="360"/>
+      </w:pPr>
+      <w:rPr>
+        <w:rFonts w:ascii="Wingdings" w:hAnsi="Wingdings" w:hint="default"/>
+        <w:sz w:val="20"/>
+      </w:rPr>
+    </w:lvl>
+    <w:lvl w:ilvl="7" w:tentative="1">
+      <w:start w:val="1"/>
+      <w:numFmt w:val="bullet"/>
+      <w:lvlText w:val=""/>
+      <w:lvlJc w:val="left"/>
+      <w:pPr>
+        <w:tabs>
+          <w:tab w:val="num" w:pos="5760"/>
+        </w:tabs>
+        <w:ind w:left="5760" w:hanging="360"/>
+      </w:pPr>
+      <w:rPr>
+        <w:rFonts w:ascii="Wingdings" w:hAnsi="Wingdings" w:hint="default"/>
+        <w:sz w:val="20"/>
+      </w:rPr>
+    </w:lvl>
+    <w:lvl w:ilvl="8" w:tentative="1">
+      <w:start w:val="1"/>
+      <w:numFmt w:val="bullet"/>
+      <w:lvlText w:val=""/>
+      <w:lvlJc w:val="left"/>
+      <w:pPr>
+        <w:tabs>
+          <w:tab w:val="num" w:pos="6480"/>
+        </w:tabs>
+        <w:ind w:left="6480" w:hanging="360"/>
+      </w:pPr>
+      <w:rPr>
+        <w:rFonts w:ascii="Wingdings" w:hAnsi="Wingdings" w:hint="default"/>
+        <w:sz w:val="20"/>
+      </w:rPr>
+    </w:lvl>
+  </w:abstractNum>
   <w:abstractNum w:abstractNumId="1" w15:restartNumberingAfterBreak="0">
+    <w:nsid w:val="29FB4D08"/>
     <w:multiLevelType w:val="hybridMultilevel"/>
-    <w:lvl w:ilvl="0" w15:tentative="1">
+    <w:tmpl w:val="D8CC8538"/>
+    <w:lvl w:ilvl="0" w:tplc="4CE67FAE">
+      <w:start w:val="1"/>
+      <w:numFmt w:val="decimal"/>
+      <w:lvlText w:val="%1."/>
+      <w:lvlJc w:val="left"/>
+      <w:pPr>
+        <w:ind w:left="480" w:hanging="260"/>
+      </w:pPr>
+    </w:lvl>
+    <w:lvl w:ilvl="1" w:tplc="AC221A96">
+      <w:numFmt w:val="decimal"/>
+      <w:lvlText w:val=""/>
+      <w:lvlJc w:val="left"/>
+    </w:lvl>
+    <w:lvl w:ilvl="2" w:tplc="419EE0D8">
+      <w:numFmt w:val="decimal"/>
+      <w:lvlText w:val=""/>
+      <w:lvlJc w:val="left"/>
+    </w:lvl>
+    <w:lvl w:ilvl="3" w:tplc="6908BF64">
+      <w:numFmt w:val="decimal"/>
+      <w:lvlText w:val=""/>
+      <w:lvlJc w:val="left"/>
+    </w:lvl>
+    <w:lvl w:ilvl="4" w:tplc="D5DE46E8">
+      <w:numFmt w:val="decimal"/>
+      <w:lvlText w:val=""/>
+      <w:lvlJc w:val="left"/>
+    </w:lvl>
+    <w:lvl w:ilvl="5" w:tplc="BA4EC690">
+      <w:numFmt w:val="decimal"/>
+      <w:lvlText w:val=""/>
+      <w:lvlJc w:val="left"/>
+    </w:lvl>
+    <w:lvl w:ilvl="6" w:tplc="30BC2518">
+      <w:numFmt w:val="decimal"/>
+      <w:lvlText w:val=""/>
+      <w:lvlJc w:val="left"/>
+    </w:lvl>
+    <w:lvl w:ilvl="7" w:tplc="8898C0A2">
+      <w:numFmt w:val="decimal"/>
+      <w:lvlText w:val=""/>
+      <w:lvlJc w:val="left"/>
+    </w:lvl>
+    <w:lvl w:ilvl="8" w:tplc="82F0C5AA">
+      <w:numFmt w:val="decimal"/>
+      <w:lvlText w:val=""/>
+      <w:lvlJc w:val="left"/>
+    </w:lvl>
+  </w:abstractNum>
+  <w:abstractNum w:abstractNumId="2" w15:restartNumberingAfterBreak="0">
+    <w:nsid w:val="33126DB4"/>
+    <w:multiLevelType w:val="hybridMultilevel"/>
+    <w:tmpl w:val="A80420BA"/>
+    <w:lvl w:ilvl="0" w:tplc="CFCC6300">
       <w:start w:val="1"/>
       <w:numFmt w:val="bullet"/>
       <w:lvlText w:val="●"/>
@@ -2826,7 +4243,7 @@
         <w:ind w:left="720" w:hanging="360"/>
       </w:pPr>
     </w:lvl>
-    <w:lvl w:ilvl="1" w15:tentative="1">
+    <w:lvl w:ilvl="1" w:tplc="8736CADC">
       <w:start w:val="1"/>
       <w:numFmt w:val="bullet"/>
       <w:lvlText w:val="○"/>
@@ -2835,7 +4252,7 @@
         <w:ind w:left="1440" w:hanging="360"/>
       </w:pPr>
     </w:lvl>
-    <w:lvl w:ilvl="2" w15:tentative="1">
+    <w:lvl w:ilvl="2" w:tplc="195C264E">
       <w:start w:val="1"/>
       <w:numFmt w:val="bullet"/>
       <w:lvlText w:val="■"/>
@@ -2844,7 +4261,7 @@
         <w:ind w:left="2160" w:hanging="360"/>
       </w:pPr>
     </w:lvl>
-    <w:lvl w:ilvl="3" w15:tentative="1">
+    <w:lvl w:ilvl="3" w:tplc="063A479E">
       <w:start w:val="1"/>
       <w:numFmt w:val="bullet"/>
       <w:lvlText w:val="●"/>
@@ -2853,7 +4270,7 @@
         <w:ind w:left="2880" w:hanging="360"/>
       </w:pPr>
     </w:lvl>
-    <w:lvl w:ilvl="4" w15:tentative="1">
+    <w:lvl w:ilvl="4" w:tplc="F4283BE8">
       <w:start w:val="1"/>
       <w:numFmt w:val="bullet"/>
       <w:lvlText w:val="○"/>
@@ -2862,7 +4279,7 @@
         <w:ind w:left="3600" w:hanging="360"/>
       </w:pPr>
     </w:lvl>
-    <w:lvl w:ilvl="5" w15:tentative="1">
+    <w:lvl w:ilvl="5" w:tplc="BF5222BA">
       <w:start w:val="1"/>
       <w:numFmt w:val="bullet"/>
       <w:lvlText w:val="■"/>
@@ -2871,7 +4288,7 @@
         <w:ind w:left="4320" w:hanging="360"/>
       </w:pPr>
     </w:lvl>
-    <w:lvl w:ilvl="6" w15:tentative="1">
+    <w:lvl w:ilvl="6" w:tplc="A78AF894">
       <w:start w:val="1"/>
       <w:numFmt w:val="bullet"/>
       <w:lvlText w:val="●"/>
@@ -2880,7 +4297,7 @@
         <w:ind w:left="5040" w:hanging="360"/>
       </w:pPr>
     </w:lvl>
-    <w:lvl w:ilvl="7" w15:tentative="1">
+    <w:lvl w:ilvl="7" w:tplc="0DAAACEA">
       <w:start w:val="1"/>
       <w:numFmt w:val="bullet"/>
       <w:lvlText w:val="●"/>
@@ -2889,7 +4306,7 @@
         <w:ind w:left="5760" w:hanging="360"/>
       </w:pPr>
     </w:lvl>
-    <w:lvl w:ilvl="8" w15:tentative="1">
+    <w:lvl w:ilvl="8" w:tplc="3A9A717E">
       <w:start w:val="1"/>
       <w:numFmt w:val="bullet"/>
       <w:lvlText w:val="●"/>
@@ -2899,9 +4316,65 @@
       </w:pPr>
     </w:lvl>
   </w:abstractNum>
-  <w:abstractNum w:abstractNumId="2" w15:restartNumberingAfterBreak="0">
+  <w:abstractNum w:abstractNumId="3" w15:restartNumberingAfterBreak="0">
+    <w:nsid w:val="3E1C6B5A"/>
     <w:multiLevelType w:val="hybridMultilevel"/>
-    <w:lvl w:ilvl="0" w15:tentative="1">
+    <w:tmpl w:val="33ACB836"/>
+    <w:lvl w:ilvl="0" w:tplc="774AE5D4">
+      <w:start w:val="1"/>
+      <w:numFmt w:val="decimal"/>
+      <w:lvlText w:val="%1."/>
+      <w:lvlJc w:val="left"/>
+      <w:pPr>
+        <w:ind w:left="480" w:hanging="260"/>
+      </w:pPr>
+    </w:lvl>
+    <w:lvl w:ilvl="1" w:tplc="B31A8F84">
+      <w:numFmt w:val="decimal"/>
+      <w:lvlText w:val=""/>
+      <w:lvlJc w:val="left"/>
+    </w:lvl>
+    <w:lvl w:ilvl="2" w:tplc="67325A88">
+      <w:numFmt w:val="decimal"/>
+      <w:lvlText w:val=""/>
+      <w:lvlJc w:val="left"/>
+    </w:lvl>
+    <w:lvl w:ilvl="3" w:tplc="6874C160">
+      <w:numFmt w:val="decimal"/>
+      <w:lvlText w:val=""/>
+      <w:lvlJc w:val="left"/>
+    </w:lvl>
+    <w:lvl w:ilvl="4" w:tplc="0D12E322">
+      <w:numFmt w:val="decimal"/>
+      <w:lvlText w:val=""/>
+      <w:lvlJc w:val="left"/>
+    </w:lvl>
+    <w:lvl w:ilvl="5" w:tplc="54D0152A">
+      <w:numFmt w:val="decimal"/>
+      <w:lvlText w:val=""/>
+      <w:lvlJc w:val="left"/>
+    </w:lvl>
+    <w:lvl w:ilvl="6" w:tplc="41722AA4">
+      <w:numFmt w:val="decimal"/>
+      <w:lvlText w:val=""/>
+      <w:lvlJc w:val="left"/>
+    </w:lvl>
+    <w:lvl w:ilvl="7" w:tplc="598A759A">
+      <w:numFmt w:val="decimal"/>
+      <w:lvlText w:val=""/>
+      <w:lvlJc w:val="left"/>
+    </w:lvl>
+    <w:lvl w:ilvl="8" w:tplc="336AEC42">
+      <w:numFmt w:val="decimal"/>
+      <w:lvlText w:val=""/>
+      <w:lvlJc w:val="left"/>
+    </w:lvl>
+  </w:abstractNum>
+  <w:abstractNum w:abstractNumId="4" w15:restartNumberingAfterBreak="0">
+    <w:nsid w:val="3ED119AE"/>
+    <w:multiLevelType w:val="hybridMultilevel"/>
+    <w:tmpl w:val="BD46BA16"/>
+    <w:lvl w:ilvl="0" w:tplc="7C461D88">
       <w:start w:val="1"/>
       <w:numFmt w:val="bullet"/>
       <w:lvlText w:val="•"/>
@@ -2910,79 +4383,775 @@
         <w:ind w:left="480" w:hanging="260"/>
       </w:pPr>
     </w:lvl>
+    <w:lvl w:ilvl="1" w:tplc="582E4758">
+      <w:numFmt w:val="decimal"/>
+      <w:lvlText w:val=""/>
+      <w:lvlJc w:val="left"/>
+    </w:lvl>
+    <w:lvl w:ilvl="2" w:tplc="867CE09E">
+      <w:numFmt w:val="decimal"/>
+      <w:lvlText w:val=""/>
+      <w:lvlJc w:val="left"/>
+    </w:lvl>
+    <w:lvl w:ilvl="3" w:tplc="D1AE9C86">
+      <w:numFmt w:val="decimal"/>
+      <w:lvlText w:val=""/>
+      <w:lvlJc w:val="left"/>
+    </w:lvl>
+    <w:lvl w:ilvl="4" w:tplc="6DB67466">
+      <w:numFmt w:val="decimal"/>
+      <w:lvlText w:val=""/>
+      <w:lvlJc w:val="left"/>
+    </w:lvl>
+    <w:lvl w:ilvl="5" w:tplc="DE38C568">
+      <w:numFmt w:val="decimal"/>
+      <w:lvlText w:val=""/>
+      <w:lvlJc w:val="left"/>
+    </w:lvl>
+    <w:lvl w:ilvl="6" w:tplc="A776EDA4">
+      <w:numFmt w:val="decimal"/>
+      <w:lvlText w:val=""/>
+      <w:lvlJc w:val="left"/>
+    </w:lvl>
+    <w:lvl w:ilvl="7" w:tplc="61964996">
+      <w:numFmt w:val="decimal"/>
+      <w:lvlText w:val=""/>
+      <w:lvlJc w:val="left"/>
+    </w:lvl>
+    <w:lvl w:ilvl="8" w:tplc="6D467412">
+      <w:numFmt w:val="decimal"/>
+      <w:lvlText w:val=""/>
+      <w:lvlJc w:val="left"/>
+    </w:lvl>
   </w:abstractNum>
-  <w:abstractNum w:abstractNumId="3" w15:restartNumberingAfterBreak="0">
-    <w:multiLevelType w:val="hybridMultilevel"/>
-    <w:lvl w:ilvl="0" w15:tentative="1">
+  <w:abstractNum w:abstractNumId="5" w15:restartNumberingAfterBreak="0">
+    <w:nsid w:val="44CC7675"/>
+    <w:multiLevelType w:val="multilevel"/>
+    <w:tmpl w:val="5658C994"/>
+    <w:lvl w:ilvl="0">
       <w:start w:val="1"/>
-      <w:numFmt w:val="decimal"/>
-      <w:lvlText w:val="%1."/>
-      <w:lvlJc w:val="left"/>
-      <w:pPr>
-        <w:ind w:left="480" w:hanging="260"/>
-      </w:pPr>
+      <w:numFmt w:val="bullet"/>
+      <w:lvlText w:val=""/>
+      <w:lvlJc w:val="left"/>
+      <w:pPr>
+        <w:tabs>
+          <w:tab w:val="num" w:pos="720"/>
+        </w:tabs>
+        <w:ind w:left="720" w:hanging="360"/>
+      </w:pPr>
+      <w:rPr>
+        <w:rFonts w:ascii="Symbol" w:hAnsi="Symbol" w:hint="default"/>
+        <w:sz w:val="20"/>
+      </w:rPr>
+    </w:lvl>
+    <w:lvl w:ilvl="1" w:tentative="1">
+      <w:start w:val="1"/>
+      <w:numFmt w:val="bullet"/>
+      <w:lvlText w:val="o"/>
+      <w:lvlJc w:val="left"/>
+      <w:pPr>
+        <w:tabs>
+          <w:tab w:val="num" w:pos="1440"/>
+        </w:tabs>
+        <w:ind w:left="1440" w:hanging="360"/>
+      </w:pPr>
+      <w:rPr>
+        <w:rFonts w:ascii="Courier New" w:hAnsi="Courier New" w:hint="default"/>
+        <w:sz w:val="20"/>
+      </w:rPr>
+    </w:lvl>
+    <w:lvl w:ilvl="2" w:tentative="1">
+      <w:start w:val="1"/>
+      <w:numFmt w:val="bullet"/>
+      <w:lvlText w:val=""/>
+      <w:lvlJc w:val="left"/>
+      <w:pPr>
+        <w:tabs>
+          <w:tab w:val="num" w:pos="2160"/>
+        </w:tabs>
+        <w:ind w:left="2160" w:hanging="360"/>
+      </w:pPr>
+      <w:rPr>
+        <w:rFonts w:ascii="Wingdings" w:hAnsi="Wingdings" w:hint="default"/>
+        <w:sz w:val="20"/>
+      </w:rPr>
+    </w:lvl>
+    <w:lvl w:ilvl="3" w:tentative="1">
+      <w:start w:val="1"/>
+      <w:numFmt w:val="bullet"/>
+      <w:lvlText w:val=""/>
+      <w:lvlJc w:val="left"/>
+      <w:pPr>
+        <w:tabs>
+          <w:tab w:val="num" w:pos="2880"/>
+        </w:tabs>
+        <w:ind w:left="2880" w:hanging="360"/>
+      </w:pPr>
+      <w:rPr>
+        <w:rFonts w:ascii="Wingdings" w:hAnsi="Wingdings" w:hint="default"/>
+        <w:sz w:val="20"/>
+      </w:rPr>
+    </w:lvl>
+    <w:lvl w:ilvl="4" w:tentative="1">
+      <w:start w:val="1"/>
+      <w:numFmt w:val="bullet"/>
+      <w:lvlText w:val=""/>
+      <w:lvlJc w:val="left"/>
+      <w:pPr>
+        <w:tabs>
+          <w:tab w:val="num" w:pos="3600"/>
+        </w:tabs>
+        <w:ind w:left="3600" w:hanging="360"/>
+      </w:pPr>
+      <w:rPr>
+        <w:rFonts w:ascii="Wingdings" w:hAnsi="Wingdings" w:hint="default"/>
+        <w:sz w:val="20"/>
+      </w:rPr>
+    </w:lvl>
+    <w:lvl w:ilvl="5" w:tentative="1">
+      <w:start w:val="1"/>
+      <w:numFmt w:val="bullet"/>
+      <w:lvlText w:val=""/>
+      <w:lvlJc w:val="left"/>
+      <w:pPr>
+        <w:tabs>
+          <w:tab w:val="num" w:pos="4320"/>
+        </w:tabs>
+        <w:ind w:left="4320" w:hanging="360"/>
+      </w:pPr>
+      <w:rPr>
+        <w:rFonts w:ascii="Wingdings" w:hAnsi="Wingdings" w:hint="default"/>
+        <w:sz w:val="20"/>
+      </w:rPr>
+    </w:lvl>
+    <w:lvl w:ilvl="6" w:tentative="1">
+      <w:start w:val="1"/>
+      <w:numFmt w:val="bullet"/>
+      <w:lvlText w:val=""/>
+      <w:lvlJc w:val="left"/>
+      <w:pPr>
+        <w:tabs>
+          <w:tab w:val="num" w:pos="5040"/>
+        </w:tabs>
+        <w:ind w:left="5040" w:hanging="360"/>
+      </w:pPr>
+      <w:rPr>
+        <w:rFonts w:ascii="Wingdings" w:hAnsi="Wingdings" w:hint="default"/>
+        <w:sz w:val="20"/>
+      </w:rPr>
+    </w:lvl>
+    <w:lvl w:ilvl="7" w:tentative="1">
+      <w:start w:val="1"/>
+      <w:numFmt w:val="bullet"/>
+      <w:lvlText w:val=""/>
+      <w:lvlJc w:val="left"/>
+      <w:pPr>
+        <w:tabs>
+          <w:tab w:val="num" w:pos="5760"/>
+        </w:tabs>
+        <w:ind w:left="5760" w:hanging="360"/>
+      </w:pPr>
+      <w:rPr>
+        <w:rFonts w:ascii="Wingdings" w:hAnsi="Wingdings" w:hint="default"/>
+        <w:sz w:val="20"/>
+      </w:rPr>
+    </w:lvl>
+    <w:lvl w:ilvl="8" w:tentative="1">
+      <w:start w:val="1"/>
+      <w:numFmt w:val="bullet"/>
+      <w:lvlText w:val=""/>
+      <w:lvlJc w:val="left"/>
+      <w:pPr>
+        <w:tabs>
+          <w:tab w:val="num" w:pos="6480"/>
+        </w:tabs>
+        <w:ind w:left="6480" w:hanging="360"/>
+      </w:pPr>
+      <w:rPr>
+        <w:rFonts w:ascii="Wingdings" w:hAnsi="Wingdings" w:hint="default"/>
+        <w:sz w:val="20"/>
+      </w:rPr>
     </w:lvl>
   </w:abstractNum>
-  <w:abstractNum w:abstractNumId="4" w15:restartNumberingAfterBreak="0">
-    <w:multiLevelType w:val="hybridMultilevel"/>
-    <w:lvl w:ilvl="0" w15:tentative="1">
+  <w:abstractNum w:abstractNumId="6" w15:restartNumberingAfterBreak="0">
+    <w:nsid w:val="54C134C2"/>
+    <w:multiLevelType w:val="multilevel"/>
+    <w:tmpl w:val="4CCCBC7A"/>
+    <w:lvl w:ilvl="0">
       <w:start w:val="1"/>
-      <w:numFmt w:val="decimal"/>
-      <w:lvlText w:val="%1."/>
-      <w:lvlJc w:val="left"/>
-      <w:pPr>
-        <w:ind w:left="480" w:hanging="260"/>
-      </w:pPr>
+      <w:numFmt w:val="bullet"/>
+      <w:lvlText w:val=""/>
+      <w:lvlJc w:val="left"/>
+      <w:pPr>
+        <w:tabs>
+          <w:tab w:val="num" w:pos="720"/>
+        </w:tabs>
+        <w:ind w:left="720" w:hanging="360"/>
+      </w:pPr>
+      <w:rPr>
+        <w:rFonts w:ascii="Symbol" w:hAnsi="Symbol" w:hint="default"/>
+        <w:sz w:val="20"/>
+      </w:rPr>
+    </w:lvl>
+    <w:lvl w:ilvl="1" w:tentative="1">
+      <w:start w:val="1"/>
+      <w:numFmt w:val="bullet"/>
+      <w:lvlText w:val="o"/>
+      <w:lvlJc w:val="left"/>
+      <w:pPr>
+        <w:tabs>
+          <w:tab w:val="num" w:pos="1440"/>
+        </w:tabs>
+        <w:ind w:left="1440" w:hanging="360"/>
+      </w:pPr>
+      <w:rPr>
+        <w:rFonts w:ascii="Courier New" w:hAnsi="Courier New" w:hint="default"/>
+        <w:sz w:val="20"/>
+      </w:rPr>
+    </w:lvl>
+    <w:lvl w:ilvl="2" w:tentative="1">
+      <w:start w:val="1"/>
+      <w:numFmt w:val="bullet"/>
+      <w:lvlText w:val=""/>
+      <w:lvlJc w:val="left"/>
+      <w:pPr>
+        <w:tabs>
+          <w:tab w:val="num" w:pos="2160"/>
+        </w:tabs>
+        <w:ind w:left="2160" w:hanging="360"/>
+      </w:pPr>
+      <w:rPr>
+        <w:rFonts w:ascii="Wingdings" w:hAnsi="Wingdings" w:hint="default"/>
+        <w:sz w:val="20"/>
+      </w:rPr>
+    </w:lvl>
+    <w:lvl w:ilvl="3" w:tentative="1">
+      <w:start w:val="1"/>
+      <w:numFmt w:val="bullet"/>
+      <w:lvlText w:val=""/>
+      <w:lvlJc w:val="left"/>
+      <w:pPr>
+        <w:tabs>
+          <w:tab w:val="num" w:pos="2880"/>
+        </w:tabs>
+        <w:ind w:left="2880" w:hanging="360"/>
+      </w:pPr>
+      <w:rPr>
+        <w:rFonts w:ascii="Wingdings" w:hAnsi="Wingdings" w:hint="default"/>
+        <w:sz w:val="20"/>
+      </w:rPr>
+    </w:lvl>
+    <w:lvl w:ilvl="4" w:tentative="1">
+      <w:start w:val="1"/>
+      <w:numFmt w:val="bullet"/>
+      <w:lvlText w:val=""/>
+      <w:lvlJc w:val="left"/>
+      <w:pPr>
+        <w:tabs>
+          <w:tab w:val="num" w:pos="3600"/>
+        </w:tabs>
+        <w:ind w:left="3600" w:hanging="360"/>
+      </w:pPr>
+      <w:rPr>
+        <w:rFonts w:ascii="Wingdings" w:hAnsi="Wingdings" w:hint="default"/>
+        <w:sz w:val="20"/>
+      </w:rPr>
+    </w:lvl>
+    <w:lvl w:ilvl="5" w:tentative="1">
+      <w:start w:val="1"/>
+      <w:numFmt w:val="bullet"/>
+      <w:lvlText w:val=""/>
+      <w:lvlJc w:val="left"/>
+      <w:pPr>
+        <w:tabs>
+          <w:tab w:val="num" w:pos="4320"/>
+        </w:tabs>
+        <w:ind w:left="4320" w:hanging="360"/>
+      </w:pPr>
+      <w:rPr>
+        <w:rFonts w:ascii="Wingdings" w:hAnsi="Wingdings" w:hint="default"/>
+        <w:sz w:val="20"/>
+      </w:rPr>
+    </w:lvl>
+    <w:lvl w:ilvl="6" w:tentative="1">
+      <w:start w:val="1"/>
+      <w:numFmt w:val="bullet"/>
+      <w:lvlText w:val=""/>
+      <w:lvlJc w:val="left"/>
+      <w:pPr>
+        <w:tabs>
+          <w:tab w:val="num" w:pos="5040"/>
+        </w:tabs>
+        <w:ind w:left="5040" w:hanging="360"/>
+      </w:pPr>
+      <w:rPr>
+        <w:rFonts w:ascii="Wingdings" w:hAnsi="Wingdings" w:hint="default"/>
+        <w:sz w:val="20"/>
+      </w:rPr>
+    </w:lvl>
+    <w:lvl w:ilvl="7" w:tentative="1">
+      <w:start w:val="1"/>
+      <w:numFmt w:val="bullet"/>
+      <w:lvlText w:val=""/>
+      <w:lvlJc w:val="left"/>
+      <w:pPr>
+        <w:tabs>
+          <w:tab w:val="num" w:pos="5760"/>
+        </w:tabs>
+        <w:ind w:left="5760" w:hanging="360"/>
+      </w:pPr>
+      <w:rPr>
+        <w:rFonts w:ascii="Wingdings" w:hAnsi="Wingdings" w:hint="default"/>
+        <w:sz w:val="20"/>
+      </w:rPr>
+    </w:lvl>
+    <w:lvl w:ilvl="8" w:tentative="1">
+      <w:start w:val="1"/>
+      <w:numFmt w:val="bullet"/>
+      <w:lvlText w:val=""/>
+      <w:lvlJc w:val="left"/>
+      <w:pPr>
+        <w:tabs>
+          <w:tab w:val="num" w:pos="6480"/>
+        </w:tabs>
+        <w:ind w:left="6480" w:hanging="360"/>
+      </w:pPr>
+      <w:rPr>
+        <w:rFonts w:ascii="Wingdings" w:hAnsi="Wingdings" w:hint="default"/>
+        <w:sz w:val="20"/>
+      </w:rPr>
     </w:lvl>
   </w:abstractNum>
   <w:num w:numId="1">
+    <w:abstractNumId w:val="2"/>
+    <w:lvlOverride w:ilvl="0">
+      <w:startOverride w:val="1"/>
+    </w:lvlOverride>
+  </w:num>
+  <w:num w:numId="2">
     <w:abstractNumId w:val="1"/>
     <w:lvlOverride w:ilvl="0">
       <w:startOverride w:val="1"/>
     </w:lvlOverride>
   </w:num>
-  <w:num w:numId="2">
+  <w:num w:numId="3">
     <w:abstractNumId w:val="3"/>
     <w:lvlOverride w:ilvl="0">
       <w:startOverride w:val="1"/>
     </w:lvlOverride>
   </w:num>
-  <w:num w:numId="3">
+  <w:num w:numId="4">
     <w:abstractNumId w:val="4"/>
     <w:lvlOverride w:ilvl="0">
       <w:startOverride w:val="1"/>
     </w:lvlOverride>
   </w:num>
-  <w:num w:numId="4">
-    <w:abstractNumId w:val="2"/>
-    <w:lvlOverride w:ilvl="0">
-      <w:startOverride w:val="1"/>
-    </w:lvlOverride>
+  <w:num w:numId="5">
+    <w:abstractNumId w:val="5"/>
+  </w:num>
+  <w:num w:numId="6">
+    <w:abstractNumId w:val="0"/>
+  </w:num>
+  <w:num w:numId="7">
+    <w:abstractNumId w:val="6"/>
   </w:num>
 </w:numbering>
 </file>
 
 <file path=word/styles.xml><?xml version="1.0" encoding="utf-8"?>
-<w:styles xmlns:mc="http://schemas.openxmlformats.org/markup-compatibility/2006" xmlns:r="http://schemas.openxmlformats.org/officeDocument/2006/relationships" xmlns:w="http://schemas.openxmlformats.org/wordprocessingml/2006/main" xmlns:w14="http://schemas.microsoft.com/office/word/2010/wordml" xmlns:w15="http://schemas.microsoft.com/office/word/2012/wordml" mc:Ignorable="w14 w15">
+<w:styles xmlns:mc="http://schemas.openxmlformats.org/markup-compatibility/2006" xmlns:r="http://schemas.openxmlformats.org/officeDocument/2006/relationships" xmlns:w="http://schemas.openxmlformats.org/wordprocessingml/2006/main" xmlns:w14="http://schemas.microsoft.com/office/word/2010/wordml" xmlns:w15="http://schemas.microsoft.com/office/word/2012/wordml" xmlns:w16se="http://schemas.microsoft.com/office/word/2015/wordml/symex" mc:Ignorable="w14 w15 w16se">
   <w:docDefaults>
-    <w:rPrDefault/>
+    <w:rPrDefault>
+      <w:rPr>
+        <w:rFonts w:ascii="Times New Roman" w:eastAsia="Times New Roman" w:hAnsi="Times New Roman" w:cs="Times New Roman"/>
+        <w:lang w:val="en-IN" w:eastAsia="en-IN" w:bidi="ar-SA"/>
+      </w:rPr>
+    </w:rPrDefault>
     <w:pPrDefault/>
   </w:docDefaults>
-  <w:style w:type="paragraph" w:styleId="Title">
-    <w:name w:val="Title"/>
-    <w:basedOn w:val="Normal"/>
-    <w:next w:val="Normal"/>
+  <w:latentStyles w:defLockedState="0" w:defUIPriority="99" w:defSemiHidden="0" w:defUnhideWhenUsed="0" w:defQFormat="0" w:count="371">
+    <w:lsdException w:name="Normal" w:uiPriority="0" w:qFormat="1"/>
+    <w:lsdException w:name="heading 1" w:uiPriority="9" w:qFormat="1"/>
+    <w:lsdException w:name="heading 2" w:semiHidden="1" w:uiPriority="9" w:unhideWhenUsed="1" w:qFormat="1"/>
+    <w:lsdException w:name="heading 3" w:semiHidden="1" w:uiPriority="9" w:unhideWhenUsed="1" w:qFormat="1"/>
+    <w:lsdException w:name="heading 4" w:semiHidden="1" w:uiPriority="9" w:unhideWhenUsed="1" w:qFormat="1"/>
+    <w:lsdException w:name="heading 5" w:semiHidden="1" w:uiPriority="9" w:unhideWhenUsed="1" w:qFormat="1"/>
+    <w:lsdException w:name="heading 6" w:semiHidden="1" w:uiPriority="9" w:unhideWhenUsed="1" w:qFormat="1"/>
+    <w:lsdException w:name="heading 7" w:semiHidden="1" w:uiPriority="9" w:unhideWhenUsed="1" w:qFormat="1"/>
+    <w:lsdException w:name="heading 8" w:semiHidden="1" w:uiPriority="9" w:unhideWhenUsed="1" w:qFormat="1"/>
+    <w:lsdException w:name="heading 9" w:semiHidden="1" w:uiPriority="9" w:unhideWhenUsed="1" w:qFormat="1"/>
+    <w:lsdException w:name="index 1" w:semiHidden="1" w:unhideWhenUsed="1"/>
+    <w:lsdException w:name="index 2" w:semiHidden="1" w:unhideWhenUsed="1"/>
+    <w:lsdException w:name="index 3" w:semiHidden="1" w:unhideWhenUsed="1"/>
+    <w:lsdException w:name="index 4" w:semiHidden="1" w:unhideWhenUsed="1"/>
+    <w:lsdException w:name="index 5" w:semiHidden="1" w:unhideWhenUsed="1"/>
+    <w:lsdException w:name="index 6" w:semiHidden="1" w:unhideWhenUsed="1"/>
+    <w:lsdException w:name="index 7" w:semiHidden="1" w:unhideWhenUsed="1"/>
+    <w:lsdException w:name="index 8" w:semiHidden="1" w:unhideWhenUsed="1"/>
+    <w:lsdException w:name="index 9" w:semiHidden="1" w:unhideWhenUsed="1"/>
+    <w:lsdException w:name="toc 1" w:semiHidden="1" w:uiPriority="39" w:unhideWhenUsed="1"/>
+    <w:lsdException w:name="toc 2" w:semiHidden="1" w:uiPriority="39" w:unhideWhenUsed="1"/>
+    <w:lsdException w:name="toc 3" w:semiHidden="1" w:uiPriority="39" w:unhideWhenUsed="1"/>
+    <w:lsdException w:name="toc 4" w:semiHidden="1" w:uiPriority="39" w:unhideWhenUsed="1"/>
+    <w:lsdException w:name="toc 5" w:semiHidden="1" w:uiPriority="39" w:unhideWhenUsed="1"/>
+    <w:lsdException w:name="toc 6" w:semiHidden="1" w:uiPriority="39" w:unhideWhenUsed="1"/>
+    <w:lsdException w:name="toc 7" w:semiHidden="1" w:uiPriority="39" w:unhideWhenUsed="1"/>
+    <w:lsdException w:name="toc 8" w:semiHidden="1" w:uiPriority="39" w:unhideWhenUsed="1"/>
+    <w:lsdException w:name="toc 9" w:semiHidden="1" w:uiPriority="39" w:unhideWhenUsed="1"/>
+    <w:lsdException w:name="Normal Indent" w:semiHidden="1" w:unhideWhenUsed="1"/>
+    <w:lsdException w:name="footnote text" w:semiHidden="1" w:unhideWhenUsed="1"/>
+    <w:lsdException w:name="annotation text" w:semiHidden="1" w:unhideWhenUsed="1"/>
+    <w:lsdException w:name="header" w:semiHidden="1" w:unhideWhenUsed="1"/>
+    <w:lsdException w:name="footer" w:semiHidden="1" w:unhideWhenUsed="1"/>
+    <w:lsdException w:name="index heading" w:semiHidden="1" w:unhideWhenUsed="1"/>
+    <w:lsdException w:name="caption" w:semiHidden="1" w:uiPriority="35" w:unhideWhenUsed="1" w:qFormat="1"/>
+    <w:lsdException w:name="table of figures" w:semiHidden="1" w:unhideWhenUsed="1"/>
+    <w:lsdException w:name="envelope address" w:semiHidden="1" w:unhideWhenUsed="1"/>
+    <w:lsdException w:name="envelope return" w:semiHidden="1" w:unhideWhenUsed="1"/>
+    <w:lsdException w:name="footnote reference" w:semiHidden="1" w:unhideWhenUsed="1"/>
+    <w:lsdException w:name="annotation reference" w:semiHidden="1" w:unhideWhenUsed="1"/>
+    <w:lsdException w:name="line number" w:semiHidden="1" w:unhideWhenUsed="1"/>
+    <w:lsdException w:name="page number" w:semiHidden="1" w:unhideWhenUsed="1"/>
+    <w:lsdException w:name="endnote reference" w:semiHidden="1" w:unhideWhenUsed="1"/>
+    <w:lsdException w:name="endnote text" w:semiHidden="1" w:unhideWhenUsed="1"/>
+    <w:lsdException w:name="table of authorities" w:semiHidden="1" w:unhideWhenUsed="1"/>
+    <w:lsdException w:name="macro" w:semiHidden="1" w:unhideWhenUsed="1"/>
+    <w:lsdException w:name="toa heading" w:semiHidden="1" w:unhideWhenUsed="1"/>
+    <w:lsdException w:name="List" w:semiHidden="1" w:unhideWhenUsed="1"/>
+    <w:lsdException w:name="List Bullet" w:semiHidden="1" w:unhideWhenUsed="1"/>
+    <w:lsdException w:name="List Number" w:semiHidden="1" w:unhideWhenUsed="1"/>
+    <w:lsdException w:name="List 2" w:semiHidden="1" w:unhideWhenUsed="1"/>
+    <w:lsdException w:name="List 3" w:semiHidden="1" w:unhideWhenUsed="1"/>
+    <w:lsdException w:name="List 4" w:semiHidden="1" w:unhideWhenUsed="1"/>
+    <w:lsdException w:name="List 5" w:semiHidden="1" w:unhideWhenUsed="1"/>
+    <w:lsdException w:name="List Bullet 2" w:semiHidden="1" w:unhideWhenUsed="1"/>
+    <w:lsdException w:name="List Bullet 3" w:semiHidden="1" w:unhideWhenUsed="1"/>
+    <w:lsdException w:name="List Bullet 4" w:semiHidden="1" w:unhideWhenUsed="1"/>
+    <w:lsdException w:name="List Bullet 5" w:semiHidden="1" w:unhideWhenUsed="1"/>
+    <w:lsdException w:name="List Number 2" w:semiHidden="1" w:unhideWhenUsed="1"/>
+    <w:lsdException w:name="List Number 3" w:semiHidden="1" w:unhideWhenUsed="1"/>
+    <w:lsdException w:name="List Number 4" w:semiHidden="1" w:unhideWhenUsed="1"/>
+    <w:lsdException w:name="List Number 5" w:semiHidden="1" w:unhideWhenUsed="1"/>
+    <w:lsdException w:name="Title" w:uiPriority="10" w:qFormat="1"/>
+    <w:lsdException w:name="Closing" w:semiHidden="1" w:unhideWhenUsed="1"/>
+    <w:lsdException w:name="Signature" w:semiHidden="1" w:unhideWhenUsed="1"/>
+    <w:lsdException w:name="Default Paragraph Font" w:semiHidden="1" w:uiPriority="1" w:unhideWhenUsed="1"/>
+    <w:lsdException w:name="Body Text" w:semiHidden="1" w:unhideWhenUsed="1"/>
+    <w:lsdException w:name="Body Text Indent" w:semiHidden="1" w:unhideWhenUsed="1"/>
+    <w:lsdException w:name="List Continue" w:semiHidden="1" w:unhideWhenUsed="1"/>
+    <w:lsdException w:name="List Continue 2" w:semiHidden="1" w:unhideWhenUsed="1"/>
+    <w:lsdException w:name="List Continue 3" w:semiHidden="1" w:unhideWhenUsed="1"/>
+    <w:lsdException w:name="List Continue 4" w:semiHidden="1" w:unhideWhenUsed="1"/>
+    <w:lsdException w:name="List Continue 5" w:semiHidden="1" w:unhideWhenUsed="1"/>
+    <w:lsdException w:name="Message Header" w:semiHidden="1" w:unhideWhenUsed="1"/>
+    <w:lsdException w:name="Subtitle" w:uiPriority="11" w:qFormat="1"/>
+    <w:lsdException w:name="Salutation" w:semiHidden="1" w:unhideWhenUsed="1"/>
+    <w:lsdException w:name="Date" w:semiHidden="1" w:unhideWhenUsed="1"/>
+    <w:lsdException w:name="Body Text First Indent" w:semiHidden="1" w:unhideWhenUsed="1"/>
+    <w:lsdException w:name="Body Text First Indent 2" w:semiHidden="1" w:unhideWhenUsed="1"/>
+    <w:lsdException w:name="Note Heading" w:semiHidden="1" w:unhideWhenUsed="1"/>
+    <w:lsdException w:name="Body Text 2" w:semiHidden="1" w:unhideWhenUsed="1"/>
+    <w:lsdException w:name="Body Text 3" w:semiHidden="1" w:unhideWhenUsed="1"/>
+    <w:lsdException w:name="Body Text Indent 2" w:semiHidden="1" w:unhideWhenUsed="1"/>
+    <w:lsdException w:name="Body Text Indent 3" w:semiHidden="1" w:unhideWhenUsed="1"/>
+    <w:lsdException w:name="Block Text" w:semiHidden="1" w:unhideWhenUsed="1"/>
+    <w:lsdException w:name="Hyperlink" w:semiHidden="1" w:unhideWhenUsed="1"/>
+    <w:lsdException w:name="FollowedHyperlink" w:semiHidden="1" w:unhideWhenUsed="1"/>
+    <w:lsdException w:name="Strong" w:uiPriority="22" w:qFormat="1"/>
+    <w:lsdException w:name="Emphasis" w:uiPriority="20" w:qFormat="1"/>
+    <w:lsdException w:name="Document Map" w:semiHidden="1" w:unhideWhenUsed="1"/>
+    <w:lsdException w:name="Plain Text" w:semiHidden="1" w:unhideWhenUsed="1"/>
+    <w:lsdException w:name="E-mail Signature" w:semiHidden="1" w:unhideWhenUsed="1"/>
+    <w:lsdException w:name="HTML Top of Form" w:semiHidden="1" w:unhideWhenUsed="1"/>
+    <w:lsdException w:name="HTML Bottom of Form" w:semiHidden="1" w:unhideWhenUsed="1"/>
+    <w:lsdException w:name="Normal (Web)" w:semiHidden="1" w:unhideWhenUsed="1"/>
+    <w:lsdException w:name="HTML Acronym" w:semiHidden="1" w:unhideWhenUsed="1"/>
+    <w:lsdException w:name="HTML Address" w:semiHidden="1" w:unhideWhenUsed="1"/>
+    <w:lsdException w:name="HTML Cite" w:semiHidden="1" w:unhideWhenUsed="1"/>
+    <w:lsdException w:name="HTML Code" w:semiHidden="1" w:unhideWhenUsed="1"/>
+    <w:lsdException w:name="HTML Definition" w:semiHidden="1" w:unhideWhenUsed="1"/>
+    <w:lsdException w:name="HTML Keyboard" w:semiHidden="1" w:unhideWhenUsed="1"/>
+    <w:lsdException w:name="HTML Preformatted" w:semiHidden="1" w:unhideWhenUsed="1"/>
+    <w:lsdException w:name="HTML Sample" w:semiHidden="1" w:unhideWhenUsed="1"/>
+    <w:lsdException w:name="HTML Typewriter" w:semiHidden="1" w:unhideWhenUsed="1"/>
+    <w:lsdException w:name="HTML Variable" w:semiHidden="1" w:unhideWhenUsed="1"/>
+    <w:lsdException w:name="Normal Table" w:semiHidden="1" w:unhideWhenUsed="1"/>
+    <w:lsdException w:name="annotation subject" w:semiHidden="1" w:unhideWhenUsed="1"/>
+    <w:lsdException w:name="No List" w:semiHidden="1" w:unhideWhenUsed="1"/>
+    <w:lsdException w:name="Outline List 1" w:semiHidden="1" w:unhideWhenUsed="1"/>
+    <w:lsdException w:name="Outline List 2" w:semiHidden="1" w:unhideWhenUsed="1"/>
+    <w:lsdException w:name="Outline List 3" w:semiHidden="1" w:unhideWhenUsed="1"/>
+    <w:lsdException w:name="Table Simple 1" w:semiHidden="1" w:unhideWhenUsed="1"/>
+    <w:lsdException w:name="Table Simple 2" w:semiHidden="1" w:unhideWhenUsed="1"/>
+    <w:lsdException w:name="Table Simple 3" w:semiHidden="1" w:unhideWhenUsed="1"/>
+    <w:lsdException w:name="Table Classic 1" w:semiHidden="1" w:unhideWhenUsed="1"/>
+    <w:lsdException w:name="Table Classic 2" w:semiHidden="1" w:unhideWhenUsed="1"/>
+    <w:lsdException w:name="Table Classic 3" w:semiHidden="1" w:unhideWhenUsed="1"/>
+    <w:lsdException w:name="Table Classic 4" w:semiHidden="1" w:unhideWhenUsed="1"/>
+    <w:lsdException w:name="Table Colorful 1" w:semiHidden="1" w:unhideWhenUsed="1"/>
+    <w:lsdException w:name="Table Colorful 2" w:semiHidden="1" w:unhideWhenUsed="1"/>
+    <w:lsdException w:name="Table Colorful 3" w:semiHidden="1" w:unhideWhenUsed="1"/>
+    <w:lsdException w:name="Table Columns 1" w:semiHidden="1" w:unhideWhenUsed="1"/>
+    <w:lsdException w:name="Table Columns 2" w:semiHidden="1" w:unhideWhenUsed="1"/>
+    <w:lsdException w:name="Table Columns 3" w:semiHidden="1" w:unhideWhenUsed="1"/>
+    <w:lsdException w:name="Table Columns 4" w:semiHidden="1" w:unhideWhenUsed="1"/>
+    <w:lsdException w:name="Table Columns 5" w:semiHidden="1" w:unhideWhenUsed="1"/>
+    <w:lsdException w:name="Table Grid 1" w:semiHidden="1" w:unhideWhenUsed="1"/>
+    <w:lsdException w:name="Table Grid 2" w:semiHidden="1" w:unhideWhenUsed="1"/>
+    <w:lsdException w:name="Table Grid 3" w:semiHidden="1" w:unhideWhenUsed="1"/>
+    <w:lsdException w:name="Table Grid 4" w:semiHidden="1" w:unhideWhenUsed="1"/>
+    <w:lsdException w:name="Table Grid 5" w:semiHidden="1" w:unhideWhenUsed="1"/>
+    <w:lsdException w:name="Table Grid 6" w:semiHidden="1" w:unhideWhenUsed="1"/>
+    <w:lsdException w:name="Table Grid 7" w:semiHidden="1" w:unhideWhenUsed="1"/>
+    <w:lsdException w:name="Table Grid 8" w:semiHidden="1" w:unhideWhenUsed="1"/>
+    <w:lsdException w:name="Table List 1" w:semiHidden="1" w:unhideWhenUsed="1"/>
+    <w:lsdException w:name="Table List 2" w:semiHidden="1" w:unhideWhenUsed="1"/>
+    <w:lsdException w:name="Table List 3" w:semiHidden="1" w:unhideWhenUsed="1"/>
+    <w:lsdException w:name="Table List 4" w:semiHidden="1" w:unhideWhenUsed="1"/>
+    <w:lsdException w:name="Table List 5" w:semiHidden="1" w:unhideWhenUsed="1"/>
+    <w:lsdException w:name="Table List 6" w:semiHidden="1" w:unhideWhenUsed="1"/>
+    <w:lsdException w:name="Table List 7" w:semiHidden="1" w:unhideWhenUsed="1"/>
+    <w:lsdException w:name="Table List 8" w:semiHidden="1" w:unhideWhenUsed="1"/>
+    <w:lsdException w:name="Table 3D effects 1" w:semiHidden="1" w:unhideWhenUsed="1"/>
+    <w:lsdException w:name="Table 3D effects 2" w:semiHidden="1" w:unhideWhenUsed="1"/>
+    <w:lsdException w:name="Table 3D effects 3" w:semiHidden="1" w:unhideWhenUsed="1"/>
+    <w:lsdException w:name="Table Contemporary" w:semiHidden="1" w:unhideWhenUsed="1"/>
+    <w:lsdException w:name="Table Elegant" w:semiHidden="1" w:unhideWhenUsed="1"/>
+    <w:lsdException w:name="Table Professional" w:semiHidden="1" w:unhideWhenUsed="1"/>
+    <w:lsdException w:name="Table Subtle 1" w:semiHidden="1" w:unhideWhenUsed="1"/>
+    <w:lsdException w:name="Table Subtle 2" w:semiHidden="1" w:unhideWhenUsed="1"/>
+    <w:lsdException w:name="Table Web 1" w:semiHidden="1" w:unhideWhenUsed="1"/>
+    <w:lsdException w:name="Table Web 2" w:semiHidden="1" w:unhideWhenUsed="1"/>
+    <w:lsdException w:name="Table Web 3" w:semiHidden="1" w:unhideWhenUsed="1"/>
+    <w:lsdException w:name="Balloon Text" w:semiHidden="1" w:unhideWhenUsed="1"/>
+    <w:lsdException w:name="Table Grid" w:uiPriority="39"/>
+    <w:lsdException w:name="Table Theme" w:semiHidden="1" w:unhideWhenUsed="1"/>
+    <w:lsdException w:name="Placeholder Text" w:semiHidden="1"/>
+    <w:lsdException w:name="No Spacing" w:uiPriority="1" w:qFormat="1"/>
+    <w:lsdException w:name="Light Shading" w:uiPriority="60"/>
+    <w:lsdException w:name="Light List" w:uiPriority="61"/>
+    <w:lsdException w:name="Light Grid" w:uiPriority="62"/>
+    <w:lsdException w:name="Medium Shading 1" w:uiPriority="63"/>
+    <w:lsdException w:name="Medium Shading 2" w:uiPriority="64"/>
+    <w:lsdException w:name="Medium List 1" w:uiPriority="65"/>
+    <w:lsdException w:name="Medium List 2" w:uiPriority="66"/>
+    <w:lsdException w:name="Medium Grid 1" w:uiPriority="67"/>
+    <w:lsdException w:name="Medium Grid 2" w:uiPriority="68"/>
+    <w:lsdException w:name="Medium Grid 3" w:uiPriority="69"/>
+    <w:lsdException w:name="Dark List" w:uiPriority="70"/>
+    <w:lsdException w:name="Colorful Shading" w:uiPriority="71"/>
+    <w:lsdException w:name="Colorful List" w:uiPriority="72"/>
+    <w:lsdException w:name="Colorful Grid" w:uiPriority="73"/>
+    <w:lsdException w:name="Light Shading Accent 1" w:uiPriority="60"/>
+    <w:lsdException w:name="Light List Accent 1" w:uiPriority="61"/>
+    <w:lsdException w:name="Light Grid Accent 1" w:uiPriority="62"/>
+    <w:lsdException w:name="Medium Shading 1 Accent 1" w:uiPriority="63"/>
+    <w:lsdException w:name="Medium Shading 2 Accent 1" w:uiPriority="64"/>
+    <w:lsdException w:name="Medium List 1 Accent 1" w:uiPriority="65"/>
+    <w:lsdException w:name="Revision" w:semiHidden="1"/>
+    <w:lsdException w:name="List Paragraph" w:uiPriority="34" w:qFormat="1"/>
+    <w:lsdException w:name="Quote" w:uiPriority="29" w:qFormat="1"/>
+    <w:lsdException w:name="Intense Quote" w:uiPriority="30" w:qFormat="1"/>
+    <w:lsdException w:name="Medium List 2 Accent 1" w:uiPriority="66"/>
+    <w:lsdException w:name="Medium Grid 1 Accent 1" w:uiPriority="67"/>
+    <w:lsdException w:name="Medium Grid 2 Accent 1" w:uiPriority="68"/>
+    <w:lsdException w:name="Medium Grid 3 Accent 1" w:uiPriority="69"/>
+    <w:lsdException w:name="Dark List Accent 1" w:uiPriority="70"/>
+    <w:lsdException w:name="Colorful Shading Accent 1" w:uiPriority="71"/>
+    <w:lsdException w:name="Colorful List Accent 1" w:uiPriority="72"/>
+    <w:lsdException w:name="Colorful Grid Accent 1" w:uiPriority="73"/>
+    <w:lsdException w:name="Light Shading Accent 2" w:uiPriority="60"/>
+    <w:lsdException w:name="Light List Accent 2" w:uiPriority="61"/>
+    <w:lsdException w:name="Light Grid Accent 2" w:uiPriority="62"/>
+    <w:lsdException w:name="Medium Shading 1 Accent 2" w:uiPriority="63"/>
+    <w:lsdException w:name="Medium Shading 2 Accent 2" w:uiPriority="64"/>
+    <w:lsdException w:name="Medium List 1 Accent 2" w:uiPriority="65"/>
+    <w:lsdException w:name="Medium List 2 Accent 2" w:uiPriority="66"/>
+    <w:lsdException w:name="Medium Grid 1 Accent 2" w:uiPriority="67"/>
+    <w:lsdException w:name="Medium Grid 2 Accent 2" w:uiPriority="68"/>
+    <w:lsdException w:name="Medium Grid 3 Accent 2" w:uiPriority="69"/>
+    <w:lsdException w:name="Dark List Accent 2" w:uiPriority="70"/>
+    <w:lsdException w:name="Colorful Shading Accent 2" w:uiPriority="71"/>
+    <w:lsdException w:name="Colorful List Accent 2" w:uiPriority="72"/>
+    <w:lsdException w:name="Colorful Grid Accent 2" w:uiPriority="73"/>
+    <w:lsdException w:name="Light Shading Accent 3" w:uiPriority="60"/>
+    <w:lsdException w:name="Light List Accent 3" w:uiPriority="61"/>
+    <w:lsdException w:name="Light Grid Accent 3" w:uiPriority="62"/>
+    <w:lsdException w:name="Medium Shading 1 Accent 3" w:uiPriority="63"/>
+    <w:lsdException w:name="Medium Shading 2 Accent 3" w:uiPriority="64"/>
+    <w:lsdException w:name="Medium List 1 Accent 3" w:uiPriority="65"/>
+    <w:lsdException w:name="Medium List 2 Accent 3" w:uiPriority="66"/>
+    <w:lsdException w:name="Medium Grid 1 Accent 3" w:uiPriority="67"/>
+    <w:lsdException w:name="Medium Grid 2 Accent 3" w:uiPriority="68"/>
+    <w:lsdException w:name="Medium Grid 3 Accent 3" w:uiPriority="69"/>
+    <w:lsdException w:name="Dark List Accent 3" w:uiPriority="70"/>
+    <w:lsdException w:name="Colorful Shading Accent 3" w:uiPriority="71"/>
+    <w:lsdException w:name="Colorful List Accent 3" w:uiPriority="72"/>
+    <w:lsdException w:name="Colorful Grid Accent 3" w:uiPriority="73"/>
+    <w:lsdException w:name="Light Shading Accent 4" w:uiPriority="60"/>
+    <w:lsdException w:name="Light List Accent 4" w:uiPriority="61"/>
+    <w:lsdException w:name="Light Grid Accent 4" w:uiPriority="62"/>
+    <w:lsdException w:name="Medium Shading 1 Accent 4" w:uiPriority="63"/>
+    <w:lsdException w:name="Medium Shading 2 Accent 4" w:uiPriority="64"/>
+    <w:lsdException w:name="Medium List 1 Accent 4" w:uiPriority="65"/>
+    <w:lsdException w:name="Medium List 2 Accent 4" w:uiPriority="66"/>
+    <w:lsdException w:name="Medium Grid 1 Accent 4" w:uiPriority="67"/>
+    <w:lsdException w:name="Medium Grid 2 Accent 4" w:uiPriority="68"/>
+    <w:lsdException w:name="Medium Grid 3 Accent 4" w:uiPriority="69"/>
+    <w:lsdException w:name="Dark List Accent 4" w:uiPriority="70"/>
+    <w:lsdException w:name="Colorful Shading Accent 4" w:uiPriority="71"/>
+    <w:lsdException w:name="Colorful List Accent 4" w:uiPriority="72"/>
+    <w:lsdException w:name="Colorful Grid Accent 4" w:uiPriority="73"/>
+    <w:lsdException w:name="Light Shading Accent 5" w:uiPriority="60"/>
+    <w:lsdException w:name="Light List Accent 5" w:uiPriority="61"/>
+    <w:lsdException w:name="Light Grid Accent 5" w:uiPriority="62"/>
+    <w:lsdException w:name="Medium Shading 1 Accent 5" w:uiPriority="63"/>
+    <w:lsdException w:name="Medium Shading 2 Accent 5" w:uiPriority="64"/>
+    <w:lsdException w:name="Medium List 1 Accent 5" w:uiPriority="65"/>
+    <w:lsdException w:name="Medium List 2 Accent 5" w:uiPriority="66"/>
+    <w:lsdException w:name="Medium Grid 1 Accent 5" w:uiPriority="67"/>
+    <w:lsdException w:name="Medium Grid 2 Accent 5" w:uiPriority="68"/>
+    <w:lsdException w:name="Medium Grid 3 Accent 5" w:uiPriority="69"/>
+    <w:lsdException w:name="Dark List Accent 5" w:uiPriority="70"/>
+    <w:lsdException w:name="Colorful Shading Accent 5" w:uiPriority="71"/>
+    <w:lsdException w:name="Colorful List Accent 5" w:uiPriority="72"/>
+    <w:lsdException w:name="Colorful Grid Accent 5" w:uiPriority="73"/>
+    <w:lsdException w:name="Light Shading Accent 6" w:uiPriority="60"/>
+    <w:lsdException w:name="Light List Accent 6" w:uiPriority="61"/>
+    <w:lsdException w:name="Light Grid Accent 6" w:uiPriority="62"/>
+    <w:lsdException w:name="Medium Shading 1 Accent 6" w:uiPriority="63"/>
+    <w:lsdException w:name="Medium Shading 2 Accent 6" w:uiPriority="64"/>
+    <w:lsdException w:name="Medium List 1 Accent 6" w:uiPriority="65"/>
+    <w:lsdException w:name="Medium List 2 Accent 6" w:uiPriority="66"/>
+    <w:lsdException w:name="Medium Grid 1 Accent 6" w:uiPriority="67"/>
+    <w:lsdException w:name="Medium Grid 2 Accent 6" w:uiPriority="68"/>
+    <w:lsdException w:name="Medium Grid 3 Accent 6" w:uiPriority="69"/>
+    <w:lsdException w:name="Dark List Accent 6" w:uiPriority="70"/>
+    <w:lsdException w:name="Colorful Shading Accent 6" w:uiPriority="71"/>
+    <w:lsdException w:name="Colorful List Accent 6" w:uiPriority="72"/>
+    <w:lsdException w:name="Colorful Grid Accent 6" w:uiPriority="73"/>
+    <w:lsdException w:name="Subtle Emphasis" w:uiPriority="19" w:qFormat="1"/>
+    <w:lsdException w:name="Intense Emphasis" w:uiPriority="21" w:qFormat="1"/>
+    <w:lsdException w:name="Subtle Reference" w:uiPriority="31" w:qFormat="1"/>
+    <w:lsdException w:name="Intense Reference" w:uiPriority="32" w:qFormat="1"/>
+    <w:lsdException w:name="Book Title" w:uiPriority="33" w:qFormat="1"/>
+    <w:lsdException w:name="Bibliography" w:semiHidden="1" w:uiPriority="37" w:unhideWhenUsed="1"/>
+    <w:lsdException w:name="TOC Heading" w:semiHidden="1" w:uiPriority="39" w:unhideWhenUsed="1" w:qFormat="1"/>
+    <w:lsdException w:name="Plain Table 1" w:uiPriority="41"/>
+    <w:lsdException w:name="Plain Table 2" w:uiPriority="42"/>
+    <w:lsdException w:name="Plain Table 3" w:uiPriority="43"/>
+    <w:lsdException w:name="Plain Table 4" w:uiPriority="44"/>
+    <w:lsdException w:name="Plain Table 5" w:uiPriority="45"/>
+    <w:lsdException w:name="Grid Table Light" w:uiPriority="40"/>
+    <w:lsdException w:name="Grid Table 1 Light" w:uiPriority="46"/>
+    <w:lsdException w:name="Grid Table 2" w:uiPriority="47"/>
+    <w:lsdException w:name="Grid Table 3" w:uiPriority="48"/>
+    <w:lsdException w:name="Grid Table 4" w:uiPriority="49"/>
+    <w:lsdException w:name="Grid Table 5 Dark" w:uiPriority="50"/>
+    <w:lsdException w:name="Grid Table 6 Colorful" w:uiPriority="51"/>
+    <w:lsdException w:name="Grid Table 7 Colorful" w:uiPriority="52"/>
+    <w:lsdException w:name="Grid Table 1 Light Accent 1" w:uiPriority="46"/>
+    <w:lsdException w:name="Grid Table 2 Accent 1" w:uiPriority="47"/>
+    <w:lsdException w:name="Grid Table 3 Accent 1" w:uiPriority="48"/>
+    <w:lsdException w:name="Grid Table 4 Accent 1" w:uiPriority="49"/>
+    <w:lsdException w:name="Grid Table 5 Dark Accent 1" w:uiPriority="50"/>
+    <w:lsdException w:name="Grid Table 6 Colorful Accent 1" w:uiPriority="51"/>
+    <w:lsdException w:name="Grid Table 7 Colorful Accent 1" w:uiPriority="52"/>
+    <w:lsdException w:name="Grid Table 1 Light Accent 2" w:uiPriority="46"/>
+    <w:lsdException w:name="Grid Table 2 Accent 2" w:uiPriority="47"/>
+    <w:lsdException w:name="Grid Table 3 Accent 2" w:uiPriority="48"/>
+    <w:lsdException w:name="Grid Table 4 Accent 2" w:uiPriority="49"/>
+    <w:lsdException w:name="Grid Table 5 Dark Accent 2" w:uiPriority="50"/>
+    <w:lsdException w:name="Grid Table 6 Colorful Accent 2" w:uiPriority="51"/>
+    <w:lsdException w:name="Grid Table 7 Colorful Accent 2" w:uiPriority="52"/>
+    <w:lsdException w:name="Grid Table 1 Light Accent 3" w:uiPriority="46"/>
+    <w:lsdException w:name="Grid Table 2 Accent 3" w:uiPriority="47"/>
+    <w:lsdException w:name="Grid Table 3 Accent 3" w:uiPriority="48"/>
+    <w:lsdException w:name="Grid Table 4 Accent 3" w:uiPriority="49"/>
+    <w:lsdException w:name="Grid Table 5 Dark Accent 3" w:uiPriority="50"/>
+    <w:lsdException w:name="Grid Table 6 Colorful Accent 3" w:uiPriority="51"/>
+    <w:lsdException w:name="Grid Table 7 Colorful Accent 3" w:uiPriority="52"/>
+    <w:lsdException w:name="Grid Table 1 Light Accent 4" w:uiPriority="46"/>
+    <w:lsdException w:name="Grid Table 2 Accent 4" w:uiPriority="47"/>
+    <w:lsdException w:name="Grid Table 3 Accent 4" w:uiPriority="48"/>
+    <w:lsdException w:name="Grid Table 4 Accent 4" w:uiPriority="49"/>
+    <w:lsdException w:name="Grid Table 5 Dark Accent 4" w:uiPriority="50"/>
+    <w:lsdException w:name="Grid Table 6 Colorful Accent 4" w:uiPriority="51"/>
+    <w:lsdException w:name="Grid Table 7 Colorful Accent 4" w:uiPriority="52"/>
+    <w:lsdException w:name="Grid Table 1 Light Accent 5" w:uiPriority="46"/>
+    <w:lsdException w:name="Grid Table 2 Accent 5" w:uiPriority="47"/>
+    <w:lsdException w:name="Grid Table 3 Accent 5" w:uiPriority="48"/>
+    <w:lsdException w:name="Grid Table 4 Accent 5" w:uiPriority="49"/>
+    <w:lsdException w:name="Grid Table 5 Dark Accent 5" w:uiPriority="50"/>
+    <w:lsdException w:name="Grid Table 6 Colorful Accent 5" w:uiPriority="51"/>
+    <w:lsdException w:name="Grid Table 7 Colorful Accent 5" w:uiPriority="52"/>
+    <w:lsdException w:name="Grid Table 1 Light Accent 6" w:uiPriority="46"/>
+    <w:lsdException w:name="Grid Table 2 Accent 6" w:uiPriority="47"/>
+    <w:lsdException w:name="Grid Table 3 Accent 6" w:uiPriority="48"/>
+    <w:lsdException w:name="Grid Table 4 Accent 6" w:uiPriority="49"/>
+    <w:lsdException w:name="Grid Table 5 Dark Accent 6" w:uiPriority="50"/>
+    <w:lsdException w:name="Grid Table 6 Colorful Accent 6" w:uiPriority="51"/>
+    <w:lsdException w:name="Grid Table 7 Colorful Accent 6" w:uiPriority="52"/>
+    <w:lsdException w:name="List Table 1 Light" w:uiPriority="46"/>
+    <w:lsdException w:name="List Table 2" w:uiPriority="47"/>
+    <w:lsdException w:name="List Table 3" w:uiPriority="48"/>
+    <w:lsdException w:name="List Table 4" w:uiPriority="49"/>
+    <w:lsdException w:name="List Table 5 Dark" w:uiPriority="50"/>
+    <w:lsdException w:name="List Table 6 Colorful" w:uiPriority="51"/>
+    <w:lsdException w:name="List Table 7 Colorful" w:uiPriority="52"/>
+    <w:lsdException w:name="List Table 1 Light Accent 1" w:uiPriority="46"/>
+    <w:lsdException w:name="List Table 2 Accent 1" w:uiPriority="47"/>
+    <w:lsdException w:name="List Table 3 Accent 1" w:uiPriority="48"/>
+    <w:lsdException w:name="List Table 4 Accent 1" w:uiPriority="49"/>
+    <w:lsdException w:name="List Table 5 Dark Accent 1" w:uiPriority="50"/>
+    <w:lsdException w:name="List Table 6 Colorful Accent 1" w:uiPriority="51"/>
+    <w:lsdException w:name="List Table 7 Colorful Accent 1" w:uiPriority="52"/>
+    <w:lsdException w:name="List Table 1 Light Accent 2" w:uiPriority="46"/>
+    <w:lsdException w:name="List Table 2 Accent 2" w:uiPriority="47"/>
+    <w:lsdException w:name="List Table 3 Accent 2" w:uiPriority="48"/>
+    <w:lsdException w:name="List Table 4 Accent 2" w:uiPriority="49"/>
+    <w:lsdException w:name="List Table 5 Dark Accent 2" w:uiPriority="50"/>
+    <w:lsdException w:name="List Table 6 Colorful Accent 2" w:uiPriority="51"/>
+    <w:lsdException w:name="List Table 7 Colorful Accent 2" w:uiPriority="52"/>
+    <w:lsdException w:name="List Table 1 Light Accent 3" w:uiPriority="46"/>
+    <w:lsdException w:name="List Table 2 Accent 3" w:uiPriority="47"/>
+    <w:lsdException w:name="List Table 3 Accent 3" w:uiPriority="48"/>
+    <w:lsdException w:name="List Table 4 Accent 3" w:uiPriority="49"/>
+    <w:lsdException w:name="List Table 5 Dark Accent 3" w:uiPriority="50"/>
+    <w:lsdException w:name="List Table 6 Colorful Accent 3" w:uiPriority="51"/>
+    <w:lsdException w:name="List Table 7 Colorful Accent 3" w:uiPriority="52"/>
+    <w:lsdException w:name="List Table 1 Light Accent 4" w:uiPriority="46"/>
+    <w:lsdException w:name="List Table 2 Accent 4" w:uiPriority="47"/>
+    <w:lsdException w:name="List Table 3 Accent 4" w:uiPriority="48"/>
+    <w:lsdException w:name="List Table 4 Accent 4" w:uiPriority="49"/>
+    <w:lsdException w:name="List Table 5 Dark Accent 4" w:uiPriority="50"/>
+    <w:lsdException w:name="List Table 6 Colorful Accent 4" w:uiPriority="51"/>
+    <w:lsdException w:name="List Table 7 Colorful Accent 4" w:uiPriority="52"/>
+    <w:lsdException w:name="List Table 1 Light Accent 5" w:uiPriority="46"/>
+    <w:lsdException w:name="List Table 2 Accent 5" w:uiPriority="47"/>
+    <w:lsdException w:name="List Table 3 Accent 5" w:uiPriority="48"/>
+    <w:lsdException w:name="List Table 4 Accent 5" w:uiPriority="49"/>
+    <w:lsdException w:name="List Table 5 Dark Accent 5" w:uiPriority="50"/>
+    <w:lsdException w:name="List Table 6 Colorful Accent 5" w:uiPriority="51"/>
+    <w:lsdException w:name="List Table 7 Colorful Accent 5" w:uiPriority="52"/>
+    <w:lsdException w:name="List Table 1 Light Accent 6" w:uiPriority="46"/>
+    <w:lsdException w:name="List Table 2 Accent 6" w:uiPriority="47"/>
+    <w:lsdException w:name="List Table 3 Accent 6" w:uiPriority="48"/>
+    <w:lsdException w:name="List Table 4 Accent 6" w:uiPriority="49"/>
+    <w:lsdException w:name="List Table 5 Dark Accent 6" w:uiPriority="50"/>
+    <w:lsdException w:name="List Table 6 Colorful Accent 6" w:uiPriority="51"/>
+    <w:lsdException w:name="List Table 7 Colorful Accent 6" w:uiPriority="52"/>
+  </w:latentStyles>
+  <w:style w:type="paragraph" w:default="1" w:styleId="Normal">
+    <w:name w:val="Normal"/>
     <w:qFormat/>
-    <w:rPr>
-      <w:sz w:val="56"/>
-      <w:szCs w:val="56"/>
-    </w:rPr>
   </w:style>
   <w:style w:type="paragraph" w:styleId="Heading1">
-    <w:name w:val="Heading 1"/>
-    <w:basedOn w:val="Normal"/>
-    <w:next w:val="Normal"/>
+    <w:name w:val="heading 1"/>
     <w:qFormat/>
+    <w:pPr>
+      <w:outlineLvl w:val="0"/>
+    </w:pPr>
     <w:rPr>
       <w:color w:val="2E74B5"/>
       <w:sz w:val="32"/>
@@ -2990,10 +5159,11 @@
     </w:rPr>
   </w:style>
   <w:style w:type="paragraph" w:styleId="Heading2">
-    <w:name w:val="Heading 2"/>
-    <w:basedOn w:val="Normal"/>
-    <w:next w:val="Normal"/>
+    <w:name w:val="heading 2"/>
     <w:qFormat/>
+    <w:pPr>
+      <w:outlineLvl w:val="1"/>
+    </w:pPr>
     <w:rPr>
       <w:color w:val="2E74B5"/>
       <w:sz w:val="26"/>
@@ -3001,10 +5171,11 @@
     </w:rPr>
   </w:style>
   <w:style w:type="paragraph" w:styleId="Heading3">
-    <w:name w:val="Heading 3"/>
-    <w:basedOn w:val="Normal"/>
-    <w:next w:val="Normal"/>
+    <w:name w:val="heading 3"/>
     <w:qFormat/>
+    <w:pPr>
+      <w:outlineLvl w:val="2"/>
+    </w:pPr>
     <w:rPr>
       <w:color w:val="1F4D78"/>
       <w:sz w:val="24"/>
@@ -3012,10 +5183,11 @@
     </w:rPr>
   </w:style>
   <w:style w:type="paragraph" w:styleId="Heading4">
-    <w:name w:val="Heading 4"/>
-    <w:basedOn w:val="Normal"/>
-    <w:next w:val="Normal"/>
+    <w:name w:val="heading 4"/>
     <w:qFormat/>
+    <w:pPr>
+      <w:outlineLvl w:val="3"/>
+    </w:pPr>
     <w:rPr>
       <w:i/>
       <w:iCs/>
@@ -3023,27 +5195,62 @@
     </w:rPr>
   </w:style>
   <w:style w:type="paragraph" w:styleId="Heading5">
-    <w:name w:val="Heading 5"/>
-    <w:basedOn w:val="Normal"/>
-    <w:next w:val="Normal"/>
+    <w:name w:val="heading 5"/>
     <w:qFormat/>
+    <w:pPr>
+      <w:outlineLvl w:val="4"/>
+    </w:pPr>
     <w:rPr>
       <w:color w:val="2E74B5"/>
     </w:rPr>
   </w:style>
   <w:style w:type="paragraph" w:styleId="Heading6">
-    <w:name w:val="Heading 6"/>
-    <w:basedOn w:val="Normal"/>
-    <w:next w:val="Normal"/>
+    <w:name w:val="heading 6"/>
     <w:qFormat/>
+    <w:pPr>
+      <w:outlineLvl w:val="5"/>
+    </w:pPr>
     <w:rPr>
       <w:color w:val="1F4D78"/>
     </w:rPr>
   </w:style>
-  <w:style w:type="paragraph" w:styleId="Strong">
-    <w:name w:val="Strong"/>
-    <w:basedOn w:val="Normal"/>
-    <w:next w:val="Normal"/>
+  <w:style w:type="character" w:default="1" w:styleId="DefaultParagraphFont">
+    <w:name w:val="Default Paragraph Font"/>
+    <w:uiPriority w:val="1"/>
+    <w:semiHidden/>
+    <w:unhideWhenUsed/>
+  </w:style>
+  <w:style w:type="table" w:default="1" w:styleId="TableNormal">
+    <w:name w:val="Normal Table"/>
+    <w:uiPriority w:val="99"/>
+    <w:semiHidden/>
+    <w:unhideWhenUsed/>
+    <w:tblPr>
+      <w:tblInd w:w="0" w:type="dxa"/>
+      <w:tblCellMar>
+        <w:top w:w="0" w:type="dxa"/>
+        <w:left w:w="108" w:type="dxa"/>
+        <w:bottom w:w="0" w:type="dxa"/>
+        <w:right w:w="108" w:type="dxa"/>
+      </w:tblCellMar>
+    </w:tblPr>
+  </w:style>
+  <w:style w:type="numbering" w:default="1" w:styleId="NoList">
+    <w:name w:val="No List"/>
+    <w:uiPriority w:val="99"/>
+    <w:semiHidden/>
+    <w:unhideWhenUsed/>
+  </w:style>
+  <w:style w:type="paragraph" w:styleId="Title">
+    <w:name w:val="Title"/>
+    <w:qFormat/>
+    <w:rPr>
+      <w:sz w:val="56"/>
+      <w:szCs w:val="56"/>
+    </w:rPr>
+  </w:style>
+  <w:style w:type="paragraph" w:customStyle="1" w:styleId="Strong1">
+    <w:name w:val="Strong1"/>
     <w:qFormat/>
     <w:rPr>
       <w:b/>
@@ -3052,12 +5259,10 @@
   </w:style>
   <w:style w:type="paragraph" w:styleId="ListParagraph">
     <w:name w:val="List Paragraph"/>
-    <w:basedOn w:val="Normal"/>
     <w:qFormat/>
   </w:style>
   <w:style w:type="character" w:styleId="Hyperlink">
     <w:name w:val="Hyperlink"/>
-    <w:basedOn w:val="DefaultParagraphFont"/>
     <w:uiPriority w:val="99"/>
     <w:unhideWhenUsed/>
     <w:rPr>
@@ -3067,7 +5272,6 @@
   </w:style>
   <w:style w:type="character" w:styleId="FootnoteReference">
     <w:name w:val="footnote reference"/>
-    <w:basedOn w:val="DefaultParagraphFont"/>
     <w:uiPriority w:val="99"/>
     <w:semiHidden/>
     <w:unhideWhenUsed/>
@@ -3077,22 +5281,13 @@
   </w:style>
   <w:style w:type="paragraph" w:styleId="FootnoteText">
     <w:name w:val="footnote text"/>
-    <w:basedOn w:val="Normal"/>
     <w:link w:val="FootnoteTextChar"/>
     <w:uiPriority w:val="99"/>
     <w:semiHidden/>
     <w:unhideWhenUsed/>
-    <w:pPr>
-      <w:spacing w:after="0" w:line="240" w:lineRule="auto"/>
-    </w:pPr>
-    <w:rPr>
-      <w:sz w:val="20"/>
-      <w:szCs w:val="20"/>
-    </w:rPr>
   </w:style>
-  <w:style w:type="character" w:styleId="FootnoteTextChar">
+  <w:style w:type="character" w:customStyle="1" w:styleId="FootnoteTextChar">
     <w:name w:val="Footnote Text Char"/>
-    <w:basedOn w:val="DefaultParagraphFont"/>
     <w:link w:val="FootnoteText"/>
     <w:uiPriority w:val="99"/>
     <w:semiHidden/>
@@ -3104,7 +5299,6 @@
   </w:style>
   <w:style w:type="character" w:styleId="EndnoteReference">
     <w:name w:val="endnote reference"/>
-    <w:basedOn w:val="DefaultParagraphFont"/>
     <w:uiPriority w:val="99"/>
     <w:semiHidden/>
     <w:unhideWhenUsed/>
@@ -3114,22 +5308,13 @@
   </w:style>
   <w:style w:type="paragraph" w:styleId="EndnoteText">
     <w:name w:val="endnote text"/>
-    <w:basedOn w:val="Normal"/>
     <w:link w:val="EndnoteTextChar"/>
     <w:uiPriority w:val="99"/>
     <w:semiHidden/>
     <w:unhideWhenUsed/>
-    <w:pPr>
-      <w:spacing w:after="0" w:line="240" w:lineRule="auto"/>
-    </w:pPr>
-    <w:rPr>
-      <w:sz w:val="20"/>
-      <w:szCs w:val="20"/>
-    </w:rPr>
   </w:style>
-  <w:style w:type="character" w:styleId="EndnoteTextChar">
+  <w:style w:type="character" w:customStyle="1" w:styleId="EndnoteTextChar">
     <w:name w:val="Endnote Text Char"/>
-    <w:basedOn w:val="DefaultParagraphFont"/>
     <w:link w:val="EndnoteText"/>
     <w:uiPriority w:val="99"/>
     <w:semiHidden/>
@@ -3140,4 +5325,265 @@
     </w:rPr>
   </w:style>
 </w:styles>
+</file>
+
+<file path=word/theme/theme1.xml><?xml version="1.0" encoding="utf-8"?>
+<a:theme xmlns:a="http://schemas.openxmlformats.org/drawingml/2006/main" name="Office Theme">
+  <a:themeElements>
+    <a:clrScheme name="Office">
+      <a:dk1>
+        <a:sysClr val="windowText" lastClr="000000"/>
+      </a:dk1>
+      <a:lt1>
+        <a:sysClr val="window" lastClr="FFFFFF"/>
+      </a:lt1>
+      <a:dk2>
+        <a:srgbClr val="44546A"/>
+      </a:dk2>
+      <a:lt2>
+        <a:srgbClr val="E7E6E6"/>
+      </a:lt2>
+      <a:accent1>
+        <a:srgbClr val="5B9BD5"/>
+      </a:accent1>
+      <a:accent2>
+        <a:srgbClr val="ED7D31"/>
+      </a:accent2>
+      <a:accent3>
+        <a:srgbClr val="A5A5A5"/>
+      </a:accent3>
+      <a:accent4>
+        <a:srgbClr val="FFC000"/>
+      </a:accent4>
+      <a:accent5>
+        <a:srgbClr val="4472C4"/>
+      </a:accent5>
+      <a:accent6>
+        <a:srgbClr val="70AD47"/>
+      </a:accent6>
+      <a:hlink>
+        <a:srgbClr val="0563C1"/>
+      </a:hlink>
+      <a:folHlink>
+        <a:srgbClr val="954F72"/>
+      </a:folHlink>
+    </a:clrScheme>
+    <a:fontScheme name="Office">
+      <a:majorFont>
+        <a:latin typeface="Calibri Light" panose="020F0302020204030204"/>
+        <a:ea typeface=""/>
+        <a:cs typeface=""/>
+        <a:font script="Jpan" typeface="游ゴシック Light"/>
+        <a:font script="Hang" typeface="맑은 고딕"/>
+        <a:font script="Hans" typeface="等线 Light"/>
+        <a:font script="Hant" typeface="新細明體"/>
+        <a:font script="Arab" typeface="Times New Roman"/>
+        <a:font script="Hebr" typeface="Times New Roman"/>
+        <a:font script="Thai" typeface="Angsana New"/>
+        <a:font script="Ethi" typeface="Nyala"/>
+        <a:font script="Beng" typeface="Vrinda"/>
+        <a:font script="Gujr" typeface="Shruti"/>
+        <a:font script="Khmr" typeface="MoolBoran"/>
+        <a:font script="Knda" typeface="Tunga"/>
+        <a:font script="Guru" typeface="Raavi"/>
+        <a:font script="Cans" typeface="Euphemia"/>
+        <a:font script="Cher" typeface="Plantagenet Cherokee"/>
+        <a:font script="Yiii" typeface="Microsoft Yi Baiti"/>
+        <a:font script="Tibt" typeface="Microsoft Himalaya"/>
+        <a:font script="Thaa" typeface="MV Boli"/>
+        <a:font script="Deva" typeface="Mangal"/>
+        <a:font script="Telu" typeface="Gautami"/>
+        <a:font script="Taml" typeface="Latha"/>
+        <a:font script="Syrc" typeface="Estrangelo Edessa"/>
+        <a:font script="Orya" typeface="Kalinga"/>
+        <a:font script="Mlym" typeface="Kartika"/>
+        <a:font script="Laoo" typeface="DokChampa"/>
+        <a:font script="Sinh" typeface="Iskoola Pota"/>
+        <a:font script="Mong" typeface="Mongolian Baiti"/>
+        <a:font script="Viet" typeface="Times New Roman"/>
+        <a:font script="Uigh" typeface="Microsoft Uighur"/>
+        <a:font script="Geor" typeface="Sylfaen"/>
+      </a:majorFont>
+      <a:minorFont>
+        <a:latin typeface="Calibri" panose="020F0502020204030204"/>
+        <a:ea typeface=""/>
+        <a:cs typeface=""/>
+        <a:font script="Jpan" typeface="游明朝"/>
+        <a:font script="Hang" typeface="맑은 고딕"/>
+        <a:font script="Hans" typeface="等线"/>
+        <a:font script="Hant" typeface="新細明體"/>
+        <a:font script="Arab" typeface="Arial"/>
+        <a:font script="Hebr" typeface="Arial"/>
+        <a:font script="Thai" typeface="Cordia New"/>
+        <a:font script="Ethi" typeface="Nyala"/>
+        <a:font script="Beng" typeface="Vrinda"/>
+        <a:font script="Gujr" typeface="Shruti"/>
+        <a:font script="Khmr" typeface="DaunPenh"/>
+        <a:font script="Knda" typeface="Tunga"/>
+        <a:font script="Guru" typeface="Raavi"/>
+        <a:font script="Cans" typeface="Euphemia"/>
+        <a:font script="Cher" typeface="Plantagenet Cherokee"/>
+        <a:font script="Yiii" typeface="Microsoft Yi Baiti"/>
+        <a:font script="Tibt" typeface="Microsoft Himalaya"/>
+        <a:font script="Thaa" typeface="MV Boli"/>
+        <a:font script="Deva" typeface="Mangal"/>
+        <a:font script="Telu" typeface="Gautami"/>
+        <a:font script="Taml" typeface="Latha"/>
+        <a:font script="Syrc" typeface="Estrangelo Edessa"/>
+        <a:font script="Orya" typeface="Kalinga"/>
+        <a:font script="Mlym" typeface="Kartika"/>
+        <a:font script="Laoo" typeface="DokChampa"/>
+        <a:font script="Sinh" typeface="Iskoola Pota"/>
+        <a:font script="Mong" typeface="Mongolian Baiti"/>
+        <a:font script="Viet" typeface="Arial"/>
+        <a:font script="Uigh" typeface="Microsoft Uighur"/>
+        <a:font script="Geor" typeface="Sylfaen"/>
+      </a:minorFont>
+    </a:fontScheme>
+    <a:fmtScheme name="Office">
+      <a:fillStyleLst>
+        <a:solidFill>
+          <a:schemeClr val="phClr"/>
+        </a:solidFill>
+        <a:gradFill rotWithShape="1">
+          <a:gsLst>
+            <a:gs pos="0">
+              <a:schemeClr val="phClr">
+                <a:lumMod val="110000"/>
+                <a:satMod val="105000"/>
+                <a:tint val="67000"/>
+              </a:schemeClr>
+            </a:gs>
+            <a:gs pos="50000">
+              <a:schemeClr val="phClr">
+                <a:lumMod val="105000"/>
+                <a:satMod val="103000"/>
+                <a:tint val="73000"/>
+              </a:schemeClr>
+            </a:gs>
+            <a:gs pos="100000">
+              <a:schemeClr val="phClr">
+                <a:lumMod val="105000"/>
+                <a:satMod val="109000"/>
+                <a:tint val="81000"/>
+              </a:schemeClr>
+            </a:gs>
+          </a:gsLst>
+          <a:lin ang="5400000" scaled="0"/>
+        </a:gradFill>
+        <a:gradFill rotWithShape="1">
+          <a:gsLst>
+            <a:gs pos="0">
+              <a:schemeClr val="phClr">
+                <a:satMod val="103000"/>
+                <a:lumMod val="102000"/>
+                <a:tint val="94000"/>
+              </a:schemeClr>
+            </a:gs>
+            <a:gs pos="50000">
+              <a:schemeClr val="phClr">
+                <a:satMod val="110000"/>
+                <a:lumMod val="100000"/>
+                <a:shade val="100000"/>
+              </a:schemeClr>
+            </a:gs>
+            <a:gs pos="100000">
+              <a:schemeClr val="phClr">
+                <a:lumMod val="99000"/>
+                <a:satMod val="120000"/>
+                <a:shade val="78000"/>
+              </a:schemeClr>
+            </a:gs>
+          </a:gsLst>
+          <a:lin ang="5400000" scaled="0"/>
+        </a:gradFill>
+      </a:fillStyleLst>
+      <a:lnStyleLst>
+        <a:ln w="6350" cap="flat" cmpd="sng" algn="ctr">
+          <a:solidFill>
+            <a:schemeClr val="phClr"/>
+          </a:solidFill>
+          <a:prstDash val="solid"/>
+          <a:miter lim="800000"/>
+        </a:ln>
+        <a:ln w="12700" cap="flat" cmpd="sng" algn="ctr">
+          <a:solidFill>
+            <a:schemeClr val="phClr"/>
+          </a:solidFill>
+          <a:prstDash val="solid"/>
+          <a:miter lim="800000"/>
+        </a:ln>
+        <a:ln w="19050" cap="flat" cmpd="sng" algn="ctr">
+          <a:solidFill>
+            <a:schemeClr val="phClr"/>
+          </a:solidFill>
+          <a:prstDash val="solid"/>
+          <a:miter lim="800000"/>
+        </a:ln>
+      </a:lnStyleLst>
+      <a:effectStyleLst>
+        <a:effectStyle>
+          <a:effectLst/>
+        </a:effectStyle>
+        <a:effectStyle>
+          <a:effectLst/>
+        </a:effectStyle>
+        <a:effectStyle>
+          <a:effectLst>
+            <a:outerShdw blurRad="57150" dist="19050" dir="5400000" algn="ctr" rotWithShape="0">
+              <a:srgbClr val="000000">
+                <a:alpha val="63000"/>
+              </a:srgbClr>
+            </a:outerShdw>
+          </a:effectLst>
+        </a:effectStyle>
+      </a:effectStyleLst>
+      <a:bgFillStyleLst>
+        <a:solidFill>
+          <a:schemeClr val="phClr"/>
+        </a:solidFill>
+        <a:solidFill>
+          <a:schemeClr val="phClr">
+            <a:tint val="95000"/>
+            <a:satMod val="170000"/>
+          </a:schemeClr>
+        </a:solidFill>
+        <a:gradFill rotWithShape="1">
+          <a:gsLst>
+            <a:gs pos="0">
+              <a:schemeClr val="phClr">
+                <a:tint val="93000"/>
+                <a:satMod val="150000"/>
+                <a:shade val="98000"/>
+                <a:lumMod val="102000"/>
+              </a:schemeClr>
+            </a:gs>
+            <a:gs pos="50000">
+              <a:schemeClr val="phClr">
+                <a:tint val="98000"/>
+                <a:satMod val="130000"/>
+                <a:shade val="90000"/>
+                <a:lumMod val="103000"/>
+              </a:schemeClr>
+            </a:gs>
+            <a:gs pos="100000">
+              <a:schemeClr val="phClr">
+                <a:shade val="63000"/>
+                <a:satMod val="120000"/>
+              </a:schemeClr>
+            </a:gs>
+          </a:gsLst>
+          <a:lin ang="5400000" scaled="0"/>
+        </a:gradFill>
+      </a:bgFillStyleLst>
+    </a:fmtScheme>
+  </a:themeElements>
+  <a:objectDefaults/>
+  <a:extraClrSchemeLst/>
+  <a:extLst>
+    <a:ext uri="{05A4C25C-085E-4340-85A3-A5531E510DB2}">
+      <thm15:themeFamily xmlns:thm15="http://schemas.microsoft.com/office/thememl/2012/main" name="Office Theme" id="{62F939B6-93AF-4DB8-9C6B-D6C7DFDC589F}" vid="{4A3C46E8-61CC-4603-A589-7422A47A8E4A}"/>
+    </a:ext>
+  </a:extLst>
+</a:theme>
 </file>